--- a/文档/文档2-软工2第10小组周总结（每周添加内容）.docx
+++ b/文档/文档2-软工2第10小组周总结（每周添加内容）.docx
@@ -33,13 +33,23 @@
         </w:rPr>
         <w:t>10</w:t>
       </w:r>
+      <w:proofErr w:type="gramStart"/>
       <w:r>
         <w:rPr>
           <w:rFonts w:hint="eastAsia"/>
           <w:sz w:val="72"/>
           <w:szCs w:val="72"/>
         </w:rPr>
-        <w:t>小组周总结报告</w:t>
+        <w:t>小组周</w:t>
+      </w:r>
+      <w:proofErr w:type="gramEnd"/>
+      <w:r>
+        <w:rPr>
+          <w:rFonts w:hint="eastAsia"/>
+          <w:sz w:val="72"/>
+          <w:szCs w:val="72"/>
+        </w:rPr>
+        <w:t>总结报告</w:t>
       </w:r>
     </w:p>
     <w:p/>
@@ -370,22 +380,22 @@
         <w:tblLook w:val="04A0" w:firstRow="1" w:lastRow="0" w:firstColumn="1" w:lastColumn="0" w:noHBand="0" w:noVBand="1"/>
       </w:tblPr>
       <w:tblGrid>
-        <w:gridCol w:w="1110"/>
+        <w:gridCol w:w="1041"/>
         <w:gridCol w:w="1323"/>
-        <w:gridCol w:w="977"/>
+        <w:gridCol w:w="923"/>
         <w:gridCol w:w="1283"/>
-        <w:gridCol w:w="1256"/>
-        <w:gridCol w:w="1276"/>
+        <w:gridCol w:w="1839"/>
+        <w:gridCol w:w="1223"/>
         <w:gridCol w:w="881"/>
-        <w:gridCol w:w="1114"/>
-        <w:gridCol w:w="1126"/>
-        <w:gridCol w:w="1114"/>
-        <w:gridCol w:w="1109"/>
+        <w:gridCol w:w="1588"/>
+        <w:gridCol w:w="1137"/>
+        <w:gridCol w:w="1829"/>
+        <w:gridCol w:w="881"/>
       </w:tblGrid>
       <w:tr>
         <w:tc>
           <w:tcPr>
-            <w:tcW w:w="1110" w:type="dxa"/>
+            <w:tcW w:w="1080" w:type="dxa"/>
           </w:tcPr>
           <w:p>
             <w:pPr>
@@ -429,7 +439,7 @@
         </w:tc>
         <w:tc>
           <w:tcPr>
-            <w:tcW w:w="977" w:type="dxa"/>
+            <w:tcW w:w="954" w:type="dxa"/>
           </w:tcPr>
           <w:p>
             <w:pPr>
@@ -473,7 +483,7 @@
         </w:tc>
         <w:tc>
           <w:tcPr>
-            <w:tcW w:w="1256" w:type="dxa"/>
+            <w:tcW w:w="1911" w:type="dxa"/>
           </w:tcPr>
           <w:p>
             <w:pPr>
@@ -495,7 +505,7 @@
         </w:tc>
         <w:tc>
           <w:tcPr>
-            <w:tcW w:w="1276" w:type="dxa"/>
+            <w:tcW w:w="1241" w:type="dxa"/>
           </w:tcPr>
           <w:p>
             <w:pPr>
@@ -517,7 +527,7 @@
         </w:tc>
         <w:tc>
           <w:tcPr>
-            <w:tcW w:w="822" w:type="dxa"/>
+            <w:tcW w:w="576" w:type="dxa"/>
           </w:tcPr>
           <w:p>
             <w:pPr>
@@ -539,7 +549,7 @@
         </w:tc>
         <w:tc>
           <w:tcPr>
-            <w:tcW w:w="1114" w:type="dxa"/>
+            <w:tcW w:w="1629" w:type="dxa"/>
           </w:tcPr>
           <w:p>
             <w:pPr>
@@ -561,7 +571,7 @@
         </w:tc>
         <w:tc>
           <w:tcPr>
-            <w:tcW w:w="1126" w:type="dxa"/>
+            <w:tcW w:w="1153" w:type="dxa"/>
           </w:tcPr>
           <w:p>
             <w:pPr>
@@ -583,7 +593,7 @@
         </w:tc>
         <w:tc>
           <w:tcPr>
-            <w:tcW w:w="1114" w:type="dxa"/>
+            <w:tcW w:w="1917" w:type="dxa"/>
           </w:tcPr>
           <w:p>
             <w:pPr>
@@ -605,7 +615,7 @@
         </w:tc>
         <w:tc>
           <w:tcPr>
-            <w:tcW w:w="1109" w:type="dxa"/>
+            <w:tcW w:w="881" w:type="dxa"/>
           </w:tcPr>
           <w:p>
             <w:pPr>
@@ -629,60 +639,63 @@
       <w:tr>
         <w:tc>
           <w:tcPr>
-            <w:tcW w:w="1110" w:type="dxa"/>
-          </w:tcPr>
-          <w:p>
-            <w:pPr>
+            <w:tcW w:w="1080" w:type="dxa"/>
+          </w:tcPr>
+          <w:p>
+            <w:r>
               <w:rPr>
                 <w:rFonts w:hint="eastAsia"/>
               </w:rPr>
-            </w:pPr>
+              <w:t>赵炜</w:t>
+            </w:r>
+          </w:p>
+        </w:tc>
+        <w:tc>
+          <w:tcPr>
+            <w:tcW w:w="1323" w:type="dxa"/>
+          </w:tcPr>
+          <w:p>
             <w:r>
               <w:rPr>
                 <w:rFonts w:hint="eastAsia"/>
               </w:rPr>
-              <w:t>赵炜</w:t>
-            </w:r>
-          </w:p>
-        </w:tc>
-        <w:tc>
-          <w:tcPr>
-            <w:tcW w:w="1323" w:type="dxa"/>
-          </w:tcPr>
-          <w:p>
+              <w:t>2</w:t>
+            </w:r>
+            <w:r>
+              <w:t>315304262</w:t>
+            </w:r>
+          </w:p>
+        </w:tc>
+        <w:tc>
+          <w:tcPr>
+            <w:tcW w:w="954" w:type="dxa"/>
+          </w:tcPr>
+          <w:p>
+            <w:proofErr w:type="gramStart"/>
             <w:r>
               <w:rPr>
                 <w:rFonts w:hint="eastAsia"/>
               </w:rPr>
+              <w:t>软工</w:t>
+            </w:r>
+            <w:proofErr w:type="gramEnd"/>
+            <w:r>
+              <w:rPr>
+                <w:rFonts w:hint="eastAsia"/>
+              </w:rPr>
               <w:t>2</w:t>
             </w:r>
-            <w:r>
-              <w:t>315304262</w:t>
-            </w:r>
-          </w:p>
-        </w:tc>
-        <w:tc>
-          <w:tcPr>
-            <w:tcW w:w="977" w:type="dxa"/>
+          </w:p>
+        </w:tc>
+        <w:tc>
+          <w:tcPr>
+            <w:tcW w:w="1283" w:type="dxa"/>
           </w:tcPr>
           <w:p>
             <w:r>
               <w:rPr>
                 <w:rFonts w:hint="eastAsia"/>
               </w:rPr>
-              <w:t>软工2</w:t>
-            </w:r>
-          </w:p>
-        </w:tc>
-        <w:tc>
-          <w:tcPr>
-            <w:tcW w:w="1283" w:type="dxa"/>
-          </w:tcPr>
-          <w:p>
-            <w:r>
-              <w:rPr>
-                <w:rFonts w:hint="eastAsia"/>
-              </w:rPr>
               <w:t>M</w:t>
             </w:r>
             <w:r>
@@ -692,17 +705,25 @@
         </w:tc>
         <w:tc>
           <w:tcPr>
-            <w:tcW w:w="1256" w:type="dxa"/>
-          </w:tcPr>
-          <w:p>
-            <w:r>
-              <w:t>负责小组整体第一周进度统筹，组织小组线上线下讨论会，记录会议纪要，确定课题为校园顺风车拼车系统，明确项目整体目标与范围。</w:t>
-            </w:r>
-          </w:p>
-        </w:tc>
-        <w:tc>
-          <w:tcPr>
-            <w:tcW w:w="1276" w:type="dxa"/>
+            <w:tcW w:w="1911" w:type="dxa"/>
+          </w:tcPr>
+          <w:p>
+            <w:r>
+              <w:t>负责小组整体第一周进度统筹，组织小组线上线下讨论会，记录会议纪要，确定课题为校园顺风</w:t>
+            </w:r>
+            <w:proofErr w:type="gramStart"/>
+            <w:r>
+              <w:t>车拼车</w:t>
+            </w:r>
+            <w:proofErr w:type="gramEnd"/>
+            <w:r>
+              <w:t>系统，明确项目整体目标与范围。</w:t>
+            </w:r>
+          </w:p>
+        </w:tc>
+        <w:tc>
+          <w:tcPr>
+            <w:tcW w:w="1241" w:type="dxa"/>
           </w:tcPr>
           <w:p>
             <w:pPr>
@@ -731,7 +752,47 @@
                 <w:sz w:val="24"/>
                 <w:szCs w:val="24"/>
               </w:rPr>
-              <w:t xml:space="preserve">  完成竞品调研文档大纲搭建，汇总所有人调研素材，初步撰写竞品分析报告初稿。 </w:t>
+              <w:t xml:space="preserve">  </w:t>
+            </w:r>
+            <w:proofErr w:type="gramStart"/>
+            <w:r>
+              <w:rPr>
+                <w:rFonts w:ascii="宋体" w:eastAsia="宋体" w:hAnsi="宋体" w:cs="宋体"/>
+                <w:kern w:val="0"/>
+                <w:sz w:val="24"/>
+                <w:szCs w:val="24"/>
+              </w:rPr>
+              <w:t>完成竞品调研</w:t>
+            </w:r>
+            <w:proofErr w:type="gramEnd"/>
+            <w:r>
+              <w:rPr>
+                <w:rFonts w:ascii="宋体" w:eastAsia="宋体" w:hAnsi="宋体" w:cs="宋体"/>
+                <w:kern w:val="0"/>
+                <w:sz w:val="24"/>
+                <w:szCs w:val="24"/>
+              </w:rPr>
+              <w:t>文档大纲搭建，汇总所有人调研素材，初步撰写</w:t>
+            </w:r>
+            <w:proofErr w:type="gramStart"/>
+            <w:r>
+              <w:rPr>
+                <w:rFonts w:ascii="宋体" w:eastAsia="宋体" w:hAnsi="宋体" w:cs="宋体"/>
+                <w:kern w:val="0"/>
+                <w:sz w:val="24"/>
+                <w:szCs w:val="24"/>
+              </w:rPr>
+              <w:t>竞品分析</w:t>
+            </w:r>
+            <w:proofErr w:type="gramEnd"/>
+            <w:r>
+              <w:rPr>
+                <w:rFonts w:ascii="宋体" w:eastAsia="宋体" w:hAnsi="宋体" w:cs="宋体"/>
+                <w:kern w:val="0"/>
+                <w:sz w:val="24"/>
+                <w:szCs w:val="24"/>
+              </w:rPr>
+              <w:t xml:space="preserve">报告初稿。 </w:t>
             </w:r>
           </w:p>
           <w:p>
@@ -751,7 +812,7 @@
                 <w:sz w:val="24"/>
                 <w:szCs w:val="24"/>
               </w:rPr>
-              <w:t xml:space="preserve">  初步梳理系统角色：学生乘客、车主学</w:t>
+              <w:t xml:space="preserve">  初步梳理系统角色：学生乘客、</w:t>
             </w:r>
             <w:r>
               <w:rPr>
@@ -761,13 +822,13 @@
                 <w:szCs w:val="24"/>
               </w:rPr>
               <w:lastRenderedPageBreak/>
-              <w:t>生、管理员，为后续开发做铺垫。</w:t>
-            </w:r>
-          </w:p>
-        </w:tc>
-        <w:tc>
-          <w:tcPr>
-            <w:tcW w:w="822" w:type="dxa"/>
+              <w:t>车主学生、管理员，为后续开发做铺垫。</w:t>
+            </w:r>
+          </w:p>
+        </w:tc>
+        <w:tc>
+          <w:tcPr>
+            <w:tcW w:w="576" w:type="dxa"/>
           </w:tcPr>
           <w:p>
             <w:r>
@@ -784,25 +845,137 @@
         </w:tc>
         <w:tc>
           <w:tcPr>
-            <w:tcW w:w="1114" w:type="dxa"/>
+            <w:tcW w:w="1629" w:type="dxa"/>
+          </w:tcPr>
+          <w:p>
+            <w:pPr>
+              <w:widowControl/>
+              <w:jc w:val="left"/>
+              <w:rPr>
+                <w:rFonts w:ascii="宋体" w:eastAsia="宋体" w:hAnsi="宋体" w:cs="宋体"/>
+                <w:kern w:val="0"/>
+                <w:sz w:val="24"/>
+                <w:szCs w:val="24"/>
+              </w:rPr>
+            </w:pPr>
+            <w:r>
+              <w:rPr>
+                <w:rFonts w:ascii="宋体" w:eastAsia="宋体" w:hAnsi="宋体" w:cs="宋体"/>
+                <w:kern w:val="0"/>
+                <w:sz w:val="24"/>
+                <w:szCs w:val="24"/>
+              </w:rPr>
+              <w:t>组织第二周小组会议，同步本周任务，跟进各成员进度，记录会议纪要；</w:t>
+            </w:r>
+          </w:p>
+          <w:p>
+            <w:pPr>
+              <w:widowControl/>
+              <w:jc w:val="left"/>
+              <w:rPr>
+                <w:rFonts w:ascii="宋体" w:eastAsia="宋体" w:hAnsi="宋体" w:cs="宋体"/>
+                <w:kern w:val="0"/>
+                <w:sz w:val="24"/>
+                <w:szCs w:val="24"/>
+              </w:rPr>
+            </w:pPr>
+            <w:r>
+              <w:rPr>
+                <w:rFonts w:ascii="宋体" w:eastAsia="宋体" w:hAnsi="宋体" w:cs="宋体"/>
+                <w:kern w:val="0"/>
+                <w:sz w:val="24"/>
+                <w:szCs w:val="24"/>
+              </w:rPr>
+              <w:sym w:font="Symbol" w:char="F0B7"/>
+            </w:r>
+            <w:r>
+              <w:rPr>
+                <w:rFonts w:ascii="宋体" w:eastAsia="宋体" w:hAnsi="宋体" w:cs="宋体"/>
+                <w:kern w:val="0"/>
+                <w:sz w:val="24"/>
+                <w:szCs w:val="24"/>
+              </w:rPr>
+              <w:t xml:space="preserve"> 统筹完成《需求规格说明书》终稿审核，确认功能边界；</w:t>
+            </w:r>
+          </w:p>
+          <w:p>
+            <w:pPr>
+              <w:widowControl/>
+              <w:jc w:val="left"/>
+              <w:rPr>
+                <w:rFonts w:ascii="宋体" w:eastAsia="宋体" w:hAnsi="宋体" w:cs="宋体"/>
+                <w:kern w:val="0"/>
+                <w:sz w:val="24"/>
+                <w:szCs w:val="24"/>
+              </w:rPr>
+            </w:pPr>
+            <w:r>
+              <w:rPr>
+                <w:rFonts w:ascii="宋体" w:eastAsia="宋体" w:hAnsi="宋体" w:cs="宋体"/>
+                <w:kern w:val="0"/>
+                <w:sz w:val="24"/>
+                <w:szCs w:val="24"/>
+              </w:rPr>
+              <w:lastRenderedPageBreak/>
+              <w:sym w:font="Symbol" w:char="F0B7"/>
+            </w:r>
+            <w:r>
+              <w:rPr>
+                <w:rFonts w:ascii="宋体" w:eastAsia="宋体" w:hAnsi="宋体" w:cs="宋体"/>
+                <w:kern w:val="0"/>
+                <w:sz w:val="24"/>
+                <w:szCs w:val="24"/>
+              </w:rPr>
+              <w:t xml:space="preserve"> 协调统一开发环境，把控项目初始化进度；</w:t>
+            </w:r>
+          </w:p>
+          <w:p>
+            <w:r>
+              <w:rPr>
+                <w:rFonts w:ascii="宋体" w:eastAsia="宋体" w:hAnsi="宋体" w:cs="宋体"/>
+                <w:kern w:val="0"/>
+                <w:sz w:val="24"/>
+                <w:szCs w:val="24"/>
+              </w:rPr>
+              <w:sym w:font="Symbol" w:char="F0B7"/>
+            </w:r>
+            <w:r>
+              <w:rPr>
+                <w:rFonts w:ascii="宋体" w:eastAsia="宋体" w:hAnsi="宋体" w:cs="宋体"/>
+                <w:kern w:val="0"/>
+                <w:sz w:val="24"/>
+                <w:szCs w:val="24"/>
+              </w:rPr>
+              <w:t xml:space="preserve"> 拆分第二周开发、测试任务，完成任务分工表。</w:t>
+            </w:r>
+          </w:p>
+        </w:tc>
+        <w:tc>
+          <w:tcPr>
+            <w:tcW w:w="1153" w:type="dxa"/>
+          </w:tcPr>
+          <w:p>
+            <w:r>
+              <w:rPr>
+                <w:rFonts w:hint="eastAsia"/>
+              </w:rPr>
+              <w:lastRenderedPageBreak/>
+              <w:t>1</w:t>
+            </w:r>
+            <w:r>
+              <w:t>6%</w:t>
+            </w:r>
+          </w:p>
+        </w:tc>
+        <w:tc>
+          <w:tcPr>
+            <w:tcW w:w="1917" w:type="dxa"/>
           </w:tcPr>
           <w:p/>
         </w:tc>
         <w:tc>
           <w:tcPr>
-            <w:tcW w:w="1126" w:type="dxa"/>
-          </w:tcPr>
-          <w:p/>
-        </w:tc>
-        <w:tc>
-          <w:tcPr>
-            <w:tcW w:w="1114" w:type="dxa"/>
-          </w:tcPr>
-          <w:p/>
-        </w:tc>
-        <w:tc>
-          <w:tcPr>
-            <w:tcW w:w="1109" w:type="dxa"/>
+            <w:tcW w:w="881" w:type="dxa"/>
           </w:tcPr>
           <w:p/>
         </w:tc>
@@ -810,7 +983,7 @@
       <w:tr>
         <w:tc>
           <w:tcPr>
-            <w:tcW w:w="1110" w:type="dxa"/>
+            <w:tcW w:w="1080" w:type="dxa"/>
           </w:tcPr>
           <w:p>
             <w:r>
@@ -839,14 +1012,22 @@
         </w:tc>
         <w:tc>
           <w:tcPr>
-            <w:tcW w:w="977" w:type="dxa"/>
-          </w:tcPr>
-          <w:p>
+            <w:tcW w:w="954" w:type="dxa"/>
+          </w:tcPr>
+          <w:p>
+            <w:proofErr w:type="gramStart"/>
             <w:r>
               <w:rPr>
                 <w:rFonts w:hint="eastAsia"/>
               </w:rPr>
-              <w:t>软工2</w:t>
+              <w:t>软工</w:t>
+            </w:r>
+            <w:proofErr w:type="gramEnd"/>
+            <w:r>
+              <w:rPr>
+                <w:rFonts w:hint="eastAsia"/>
+              </w:rPr>
+              <w:t>2</w:t>
             </w:r>
           </w:p>
         </w:tc>
@@ -868,7 +1049,7 @@
         </w:tc>
         <w:tc>
           <w:tcPr>
-            <w:tcW w:w="1256" w:type="dxa"/>
+            <w:tcW w:w="1911" w:type="dxa"/>
           </w:tcPr>
           <w:p>
             <w:pPr>
@@ -897,7 +1078,47 @@
                 <w:sz w:val="24"/>
                 <w:szCs w:val="24"/>
               </w:rPr>
-              <w:t xml:space="preserve">  预研技术选型，调研后端开发可用技术栈，记录技术难点，例如拼车匹配算法、订单消息通知。 </w:t>
+              <w:t xml:space="preserve">  预研技术选型，调研后端开发可用技术</w:t>
+            </w:r>
+            <w:proofErr w:type="gramStart"/>
+            <w:r>
+              <w:rPr>
+                <w:rFonts w:ascii="宋体" w:eastAsia="宋体" w:hAnsi="宋体" w:cs="宋体"/>
+                <w:kern w:val="0"/>
+                <w:sz w:val="24"/>
+                <w:szCs w:val="24"/>
+              </w:rPr>
+              <w:t>栈</w:t>
+            </w:r>
+            <w:proofErr w:type="gramEnd"/>
+            <w:r>
+              <w:rPr>
+                <w:rFonts w:ascii="宋体" w:eastAsia="宋体" w:hAnsi="宋体" w:cs="宋体"/>
+                <w:kern w:val="0"/>
+                <w:sz w:val="24"/>
+                <w:szCs w:val="24"/>
+              </w:rPr>
+              <w:t>，记录技术难点，</w:t>
+            </w:r>
+            <w:proofErr w:type="gramStart"/>
+            <w:r>
+              <w:rPr>
+                <w:rFonts w:ascii="宋体" w:eastAsia="宋体" w:hAnsi="宋体" w:cs="宋体"/>
+                <w:kern w:val="0"/>
+                <w:sz w:val="24"/>
+                <w:szCs w:val="24"/>
+              </w:rPr>
+              <w:t>例如拼车匹配</w:t>
+            </w:r>
+            <w:proofErr w:type="gramEnd"/>
+            <w:r>
+              <w:rPr>
+                <w:rFonts w:ascii="宋体" w:eastAsia="宋体" w:hAnsi="宋体" w:cs="宋体"/>
+                <w:kern w:val="0"/>
+                <w:sz w:val="24"/>
+                <w:szCs w:val="24"/>
+              </w:rPr>
+              <w:t xml:space="preserve">算法、订单消息通知。 </w:t>
             </w:r>
           </w:p>
           <w:p>
@@ -905,7 +1126,7 @@
               <w:widowControl/>
               <w:jc w:val="left"/>
               <w:rPr>
-                <w:rFonts w:ascii="宋体" w:eastAsia="宋体" w:hAnsi="宋体" w:cs="宋体" w:hint="eastAsia"/>
+                <w:rFonts w:ascii="宋体" w:eastAsia="宋体" w:hAnsi="宋体" w:cs="宋体"/>
                 <w:kern w:val="0"/>
                 <w:sz w:val="24"/>
                 <w:szCs w:val="24"/>
@@ -927,13 +1148,33 @@
                 <w:sz w:val="24"/>
                 <w:szCs w:val="24"/>
               </w:rPr>
-              <w:t xml:space="preserve">  参与测试方案构思，梳理功能测试点，重点关注拼车匹配、订单状态流转的测试点。</w:t>
-            </w:r>
-          </w:p>
-        </w:tc>
-        <w:tc>
-          <w:tcPr>
-            <w:tcW w:w="1276" w:type="dxa"/>
+              <w:t xml:space="preserve">  参与测试方案构思，梳理功能测试点，重点</w:t>
+            </w:r>
+            <w:proofErr w:type="gramStart"/>
+            <w:r>
+              <w:rPr>
+                <w:rFonts w:ascii="宋体" w:eastAsia="宋体" w:hAnsi="宋体" w:cs="宋体"/>
+                <w:kern w:val="0"/>
+                <w:sz w:val="24"/>
+                <w:szCs w:val="24"/>
+              </w:rPr>
+              <w:t>关注拼车匹配</w:t>
+            </w:r>
+            <w:proofErr w:type="gramEnd"/>
+            <w:r>
+              <w:rPr>
+                <w:rFonts w:ascii="宋体" w:eastAsia="宋体" w:hAnsi="宋体" w:cs="宋体"/>
+                <w:kern w:val="0"/>
+                <w:sz w:val="24"/>
+                <w:szCs w:val="24"/>
+              </w:rPr>
+              <w:t>、订单状态流转的测试点。</w:t>
+            </w:r>
+          </w:p>
+        </w:tc>
+        <w:tc>
+          <w:tcPr>
+            <w:tcW w:w="1241" w:type="dxa"/>
           </w:tcPr>
           <w:p>
             <w:pPr>
@@ -982,6 +1223,7 @@
               </w:rPr>
               <w:t xml:space="preserve"> / </w:t>
             </w:r>
+            <w:proofErr w:type="gramStart"/>
             <w:r>
               <w:rPr>
                 <w:rFonts w:ascii="Arial" w:eastAsia="宋体" w:hAnsi="Arial" w:cs="Arial"/>
@@ -998,7 +1240,57 @@
                 <w:sz w:val="24"/>
                 <w:szCs w:val="24"/>
               </w:rPr>
-              <w:t xml:space="preserve">竞品调研，搜集高校现有校内拼车平台、校园二手拼车社群、校园出行小程序。 </w:t>
+              <w:t>竞品调研</w:t>
+            </w:r>
+            <w:proofErr w:type="gramEnd"/>
+            <w:r>
+              <w:rPr>
+                <w:rFonts w:ascii="宋体" w:eastAsia="宋体" w:hAnsi="宋体" w:cs="宋体"/>
+                <w:kern w:val="0"/>
+                <w:sz w:val="24"/>
+                <w:szCs w:val="24"/>
+              </w:rPr>
+              <w:t>，搜集高校现有</w:t>
+            </w:r>
+            <w:proofErr w:type="gramStart"/>
+            <w:r>
+              <w:rPr>
+                <w:rFonts w:ascii="宋体" w:eastAsia="宋体" w:hAnsi="宋体" w:cs="宋体"/>
+                <w:kern w:val="0"/>
+                <w:sz w:val="24"/>
+                <w:szCs w:val="24"/>
+              </w:rPr>
+              <w:t>校内拼车平台</w:t>
+            </w:r>
+            <w:proofErr w:type="gramEnd"/>
+            <w:r>
+              <w:rPr>
+                <w:rFonts w:ascii="宋体" w:eastAsia="宋体" w:hAnsi="宋体" w:cs="宋体"/>
+                <w:kern w:val="0"/>
+                <w:sz w:val="24"/>
+                <w:szCs w:val="24"/>
+              </w:rPr>
+              <w:t>、校园二手</w:t>
+            </w:r>
+            <w:proofErr w:type="gramStart"/>
+            <w:r>
+              <w:rPr>
+                <w:rFonts w:ascii="宋体" w:eastAsia="宋体" w:hAnsi="宋体" w:cs="宋体"/>
+                <w:kern w:val="0"/>
+                <w:sz w:val="24"/>
+                <w:szCs w:val="24"/>
+              </w:rPr>
+              <w:t>拼车社群</w:t>
+            </w:r>
+            <w:proofErr w:type="gramEnd"/>
+            <w:r>
+              <w:rPr>
+                <w:rFonts w:ascii="宋体" w:eastAsia="宋体" w:hAnsi="宋体" w:cs="宋体"/>
+                <w:kern w:val="0"/>
+                <w:sz w:val="24"/>
+                <w:szCs w:val="24"/>
+              </w:rPr>
+              <w:t xml:space="preserve">、校园出行小程序。 </w:t>
             </w:r>
           </w:p>
           <w:p>
@@ -1028,7 +1320,7 @@
                 <w:sz w:val="24"/>
                 <w:szCs w:val="24"/>
               </w:rPr>
-              <w:t xml:space="preserve">  收集校园真实用户痛点：比如节假日返校离校拼车、跨校区通勤、安全顾</w:t>
+              <w:t xml:space="preserve">  收集校园真实用户痛点：比如节假日返</w:t>
             </w:r>
             <w:r>
               <w:rPr>
@@ -1038,7 +1330,7 @@
                 <w:szCs w:val="24"/>
               </w:rPr>
               <w:lastRenderedPageBreak/>
-              <w:t xml:space="preserve">虑、费用结算、身份核验问题。 </w:t>
+              <w:t xml:space="preserve">校离校拼车、跨校区通勤、安全顾虑、费用结算、身份核验问题。 </w:t>
             </w:r>
           </w:p>
           <w:p>
@@ -1064,7 +1356,7 @@
         </w:tc>
         <w:tc>
           <w:tcPr>
-            <w:tcW w:w="822" w:type="dxa"/>
+            <w:tcW w:w="576" w:type="dxa"/>
           </w:tcPr>
           <w:p>
             <w:r>
@@ -1081,25 +1373,177 @@
         </w:tc>
         <w:tc>
           <w:tcPr>
-            <w:tcW w:w="1114" w:type="dxa"/>
+            <w:tcW w:w="1629" w:type="dxa"/>
+          </w:tcPr>
+          <w:p>
+            <w:pPr>
+              <w:widowControl/>
+              <w:jc w:val="left"/>
+              <w:rPr>
+                <w:rFonts w:ascii="宋体" w:eastAsia="宋体" w:hAnsi="宋体" w:cs="宋体"/>
+                <w:kern w:val="0"/>
+                <w:sz w:val="24"/>
+                <w:szCs w:val="24"/>
+              </w:rPr>
+            </w:pPr>
+            <w:r>
+              <w:rPr>
+                <w:rFonts w:ascii="宋体" w:eastAsia="宋体" w:hAnsi="宋体" w:cs="宋体"/>
+                <w:kern w:val="0"/>
+                <w:sz w:val="24"/>
+                <w:szCs w:val="24"/>
+              </w:rPr>
+              <w:t>确定后端技术</w:t>
+            </w:r>
+            <w:proofErr w:type="gramStart"/>
+            <w:r>
+              <w:rPr>
+                <w:rFonts w:ascii="宋体" w:eastAsia="宋体" w:hAnsi="宋体" w:cs="宋体"/>
+                <w:kern w:val="0"/>
+                <w:sz w:val="24"/>
+                <w:szCs w:val="24"/>
+              </w:rPr>
+              <w:t>栈</w:t>
+            </w:r>
+            <w:proofErr w:type="gramEnd"/>
+            <w:r>
+              <w:rPr>
+                <w:rFonts w:ascii="宋体" w:eastAsia="宋体" w:hAnsi="宋体" w:cs="宋体"/>
+                <w:kern w:val="0"/>
+                <w:sz w:val="24"/>
+                <w:szCs w:val="24"/>
+              </w:rPr>
+              <w:t>，完成后端本地开发环境搭建，完成项目后端初始化；</w:t>
+            </w:r>
+          </w:p>
+          <w:p>
+            <w:pPr>
+              <w:widowControl/>
+              <w:jc w:val="left"/>
+              <w:rPr>
+                <w:rFonts w:ascii="宋体" w:eastAsia="宋体" w:hAnsi="宋体" w:cs="宋体"/>
+                <w:kern w:val="0"/>
+                <w:sz w:val="24"/>
+                <w:szCs w:val="24"/>
+              </w:rPr>
+            </w:pPr>
+            <w:r>
+              <w:rPr>
+                <w:rFonts w:ascii="宋体" w:eastAsia="宋体" w:hAnsi="宋体" w:cs="宋体"/>
+                <w:kern w:val="0"/>
+                <w:sz w:val="24"/>
+                <w:szCs w:val="24"/>
+              </w:rPr>
+              <w:sym w:font="Symbol" w:char="F0B7"/>
+            </w:r>
+            <w:r>
+              <w:rPr>
+                <w:rFonts w:ascii="宋体" w:eastAsia="宋体" w:hAnsi="宋体" w:cs="宋体"/>
+                <w:kern w:val="0"/>
+                <w:sz w:val="24"/>
+                <w:szCs w:val="24"/>
+              </w:rPr>
+              <w:t xml:space="preserve"> 调研校园身份核验实现方案，研究登录注册模块接口设计；</w:t>
+            </w:r>
+          </w:p>
+          <w:p>
+            <w:pPr>
+              <w:widowControl/>
+              <w:jc w:val="left"/>
+              <w:rPr>
+                <w:rFonts w:ascii="宋体" w:eastAsia="宋体" w:hAnsi="宋体" w:cs="宋体"/>
+                <w:kern w:val="0"/>
+                <w:sz w:val="24"/>
+                <w:szCs w:val="24"/>
+              </w:rPr>
+            </w:pPr>
+            <w:r>
+              <w:rPr>
+                <w:rFonts w:ascii="宋体" w:eastAsia="宋体" w:hAnsi="宋体" w:cs="宋体"/>
+                <w:kern w:val="0"/>
+                <w:sz w:val="24"/>
+                <w:szCs w:val="24"/>
+              </w:rPr>
+              <w:sym w:font="Symbol" w:char="F0B7"/>
+            </w:r>
+            <w:r>
+              <w:rPr>
+                <w:rFonts w:ascii="宋体" w:eastAsia="宋体" w:hAnsi="宋体" w:cs="宋体"/>
+                <w:kern w:val="0"/>
+                <w:sz w:val="24"/>
+                <w:szCs w:val="24"/>
+              </w:rPr>
+              <w:t xml:space="preserve"> 继续</w:t>
+            </w:r>
+            <w:proofErr w:type="gramStart"/>
+            <w:r>
+              <w:rPr>
+                <w:rFonts w:ascii="宋体" w:eastAsia="宋体" w:hAnsi="宋体" w:cs="宋体"/>
+                <w:kern w:val="0"/>
+                <w:sz w:val="24"/>
+                <w:szCs w:val="24"/>
+              </w:rPr>
+              <w:t>调研拼车匹配</w:t>
+            </w:r>
+            <w:proofErr w:type="gramEnd"/>
+            <w:r>
+              <w:rPr>
+                <w:rFonts w:ascii="宋体" w:eastAsia="宋体" w:hAnsi="宋体" w:cs="宋体"/>
+                <w:kern w:val="0"/>
+                <w:sz w:val="24"/>
+                <w:szCs w:val="24"/>
+              </w:rPr>
+              <w:t>基础算法，整理技术难点文档；</w:t>
+            </w:r>
+          </w:p>
+          <w:p>
+            <w:r>
+              <w:rPr>
+                <w:rFonts w:ascii="宋体" w:eastAsia="宋体" w:hAnsi="宋体" w:cs="宋体"/>
+                <w:kern w:val="0"/>
+                <w:sz w:val="24"/>
+                <w:szCs w:val="24"/>
+              </w:rPr>
+              <w:lastRenderedPageBreak/>
+              <w:sym w:font="Symbol" w:char="F0B7"/>
+            </w:r>
+            <w:r>
+              <w:rPr>
+                <w:rFonts w:ascii="宋体" w:eastAsia="宋体" w:hAnsi="宋体" w:cs="宋体"/>
+                <w:kern w:val="0"/>
+                <w:sz w:val="24"/>
+                <w:szCs w:val="24"/>
+              </w:rPr>
+              <w:t xml:space="preserve"> 编写登录注册模块初步单元测试思路。</w:t>
+            </w:r>
+          </w:p>
+        </w:tc>
+        <w:tc>
+          <w:tcPr>
+            <w:tcW w:w="1153" w:type="dxa"/>
+          </w:tcPr>
+          <w:p>
+            <w:r>
+              <w:rPr>
+                <w:rFonts w:hint="eastAsia"/>
+              </w:rPr>
+              <w:lastRenderedPageBreak/>
+              <w:t>1</w:t>
+            </w:r>
+            <w:r>
+              <w:t>7%</w:t>
+            </w:r>
+          </w:p>
+        </w:tc>
+        <w:tc>
+          <w:tcPr>
+            <w:tcW w:w="1917" w:type="dxa"/>
           </w:tcPr>
           <w:p/>
         </w:tc>
         <w:tc>
           <w:tcPr>
-            <w:tcW w:w="1126" w:type="dxa"/>
-          </w:tcPr>
-          <w:p/>
-        </w:tc>
-        <w:tc>
-          <w:tcPr>
-            <w:tcW w:w="1114" w:type="dxa"/>
-          </w:tcPr>
-          <w:p/>
-        </w:tc>
-        <w:tc>
-          <w:tcPr>
-            <w:tcW w:w="1109" w:type="dxa"/>
+            <w:tcW w:w="881" w:type="dxa"/>
           </w:tcPr>
           <w:p/>
         </w:tc>
@@ -1107,7 +1551,7 @@
       <w:tr>
         <w:tc>
           <w:tcPr>
-            <w:tcW w:w="1110" w:type="dxa"/>
+            <w:tcW w:w="1080" w:type="dxa"/>
           </w:tcPr>
           <w:p>
             <w:r>
@@ -1136,14 +1580,22 @@
         </w:tc>
         <w:tc>
           <w:tcPr>
-            <w:tcW w:w="977" w:type="dxa"/>
-          </w:tcPr>
-          <w:p>
+            <w:tcW w:w="954" w:type="dxa"/>
+          </w:tcPr>
+          <w:p>
+            <w:proofErr w:type="gramStart"/>
             <w:r>
               <w:rPr>
                 <w:rFonts w:hint="eastAsia"/>
               </w:rPr>
-              <w:t>软工2</w:t>
+              <w:t>软工</w:t>
+            </w:r>
+            <w:proofErr w:type="gramEnd"/>
+            <w:r>
+              <w:rPr>
+                <w:rFonts w:hint="eastAsia"/>
+              </w:rPr>
+              <w:t>2</w:t>
             </w:r>
           </w:p>
         </w:tc>
@@ -1152,11 +1604,6 @@
             <w:tcW w:w="1283" w:type="dxa"/>
           </w:tcPr>
           <w:p>
-            <w:pPr>
-              <w:rPr>
-                <w:rFonts w:hint="eastAsia"/>
-              </w:rPr>
-            </w:pPr>
             <w:r>
               <w:t>Chuanod-666</w:t>
             </w:r>
@@ -1164,7 +1611,7 @@
         </w:tc>
         <w:tc>
           <w:tcPr>
-            <w:tcW w:w="1256" w:type="dxa"/>
+            <w:tcW w:w="1911" w:type="dxa"/>
           </w:tcPr>
           <w:p>
             <w:pPr>
@@ -1193,7 +1640,27 @@
                 <w:sz w:val="24"/>
                 <w:szCs w:val="24"/>
               </w:rPr>
-              <w:t xml:space="preserve">  负责竞品的优缺点深度分析，对比通用顺风车和校园定制顺风车差异，分析现有产品不足：缺少校园身</w:t>
+              <w:t xml:space="preserve">  </w:t>
+            </w:r>
+            <w:proofErr w:type="gramStart"/>
+            <w:r>
+              <w:rPr>
+                <w:rFonts w:ascii="宋体" w:eastAsia="宋体" w:hAnsi="宋体" w:cs="宋体"/>
+                <w:kern w:val="0"/>
+                <w:sz w:val="24"/>
+                <w:szCs w:val="24"/>
+              </w:rPr>
+              <w:t>负责竞品的</w:t>
+            </w:r>
+            <w:proofErr w:type="gramEnd"/>
+            <w:r>
+              <w:rPr>
+                <w:rFonts w:ascii="宋体" w:eastAsia="宋体" w:hAnsi="宋体" w:cs="宋体"/>
+                <w:kern w:val="0"/>
+                <w:sz w:val="24"/>
+                <w:szCs w:val="24"/>
+              </w:rPr>
+              <w:t>优缺点深度分析，对比通用顺风车和校园定制顺风车差异，分析现有产品不足：缺少校园身份校</w:t>
             </w:r>
             <w:r>
               <w:rPr>
@@ -1203,7 +1670,7 @@
                 <w:szCs w:val="24"/>
               </w:rPr>
               <w:lastRenderedPageBreak/>
-              <w:t xml:space="preserve">份校验、没有校内风控、缺少跨校区专属路线。 </w:t>
+              <w:t xml:space="preserve">验、没有校内风控、缺少跨校区专属路线。 </w:t>
             </w:r>
           </w:p>
           <w:p>
@@ -1233,7 +1700,27 @@
                 <w:sz w:val="24"/>
                 <w:szCs w:val="24"/>
               </w:rPr>
-              <w:t xml:space="preserve">  整理竞品的商业模式、收费模式，分析校园场景下是否适合收费，提出校园顺风车的业务规则设想。 </w:t>
+              <w:t xml:space="preserve">  </w:t>
+            </w:r>
+            <w:proofErr w:type="gramStart"/>
+            <w:r>
+              <w:rPr>
+                <w:rFonts w:ascii="宋体" w:eastAsia="宋体" w:hAnsi="宋体" w:cs="宋体"/>
+                <w:kern w:val="0"/>
+                <w:sz w:val="24"/>
+                <w:szCs w:val="24"/>
+              </w:rPr>
+              <w:t>整理竞品的</w:t>
+            </w:r>
+            <w:proofErr w:type="gramEnd"/>
+            <w:r>
+              <w:rPr>
+                <w:rFonts w:ascii="宋体" w:eastAsia="宋体" w:hAnsi="宋体" w:cs="宋体"/>
+                <w:kern w:val="0"/>
+                <w:sz w:val="24"/>
+                <w:szCs w:val="24"/>
+              </w:rPr>
+              <w:t xml:space="preserve">商业模式、收费模式，分析校园场景下是否适合收费，提出校园顺风车的业务规则设想。 </w:t>
             </w:r>
           </w:p>
           <w:p>
@@ -1253,23 +1740,53 @@
                 <w:sz w:val="24"/>
                 <w:szCs w:val="24"/>
               </w:rPr>
-              <w:t xml:space="preserve">  绘制简易业务流程图草稿：乘客发布行程→车主接单→拼车匹配→订</w:t>
-            </w:r>
-            <w:r>
-              <w:rPr>
-                <w:rFonts w:ascii="宋体" w:eastAsia="宋体" w:hAnsi="宋体" w:cs="宋体"/>
-                <w:kern w:val="0"/>
-                <w:sz w:val="24"/>
-                <w:szCs w:val="24"/>
-              </w:rPr>
-              <w:lastRenderedPageBreak/>
-              <w:t>单确认→行程完成。</w:t>
-            </w:r>
-          </w:p>
-        </w:tc>
-        <w:tc>
-          <w:tcPr>
-            <w:tcW w:w="1276" w:type="dxa"/>
+              <w:t xml:space="preserve">  绘制</w:t>
+            </w:r>
+            <w:proofErr w:type="gramStart"/>
+            <w:r>
+              <w:rPr>
+                <w:rFonts w:ascii="宋体" w:eastAsia="宋体" w:hAnsi="宋体" w:cs="宋体"/>
+                <w:kern w:val="0"/>
+                <w:sz w:val="24"/>
+                <w:szCs w:val="24"/>
+              </w:rPr>
+              <w:t>简易业务</w:t>
+            </w:r>
+            <w:proofErr w:type="gramEnd"/>
+            <w:r>
+              <w:rPr>
+                <w:rFonts w:ascii="宋体" w:eastAsia="宋体" w:hAnsi="宋体" w:cs="宋体"/>
+                <w:kern w:val="0"/>
+                <w:sz w:val="24"/>
+                <w:szCs w:val="24"/>
+              </w:rPr>
+              <w:t>流程图草稿：乘客发布行程→车主接单→</w:t>
+            </w:r>
+            <w:proofErr w:type="gramStart"/>
+            <w:r>
+              <w:rPr>
+                <w:rFonts w:ascii="宋体" w:eastAsia="宋体" w:hAnsi="宋体" w:cs="宋体"/>
+                <w:kern w:val="0"/>
+                <w:sz w:val="24"/>
+                <w:szCs w:val="24"/>
+              </w:rPr>
+              <w:t>拼车匹配</w:t>
+            </w:r>
+            <w:proofErr w:type="gramEnd"/>
+            <w:r>
+              <w:rPr>
+                <w:rFonts w:ascii="宋体" w:eastAsia="宋体" w:hAnsi="宋体" w:cs="宋体"/>
+                <w:kern w:val="0"/>
+                <w:sz w:val="24"/>
+                <w:szCs w:val="24"/>
+              </w:rPr>
+              <w:t>→订单确认→行程完成。</w:t>
+            </w:r>
+          </w:p>
+        </w:tc>
+        <w:tc>
+          <w:tcPr>
+            <w:tcW w:w="1241" w:type="dxa"/>
           </w:tcPr>
           <w:p>
             <w:pPr>
@@ -1317,7 +1834,47 @@
                 <w:sz w:val="24"/>
                 <w:szCs w:val="24"/>
               </w:rPr>
-              <w:t xml:space="preserve">完善竞品分析报告，撰写竞品对比表格。 </w:t>
+              <w:t>完善</w:t>
+            </w:r>
+            <w:proofErr w:type="gramStart"/>
+            <w:r>
+              <w:rPr>
+                <w:rFonts w:ascii="宋体" w:eastAsia="宋体" w:hAnsi="宋体" w:cs="宋体"/>
+                <w:kern w:val="0"/>
+                <w:sz w:val="24"/>
+                <w:szCs w:val="24"/>
+              </w:rPr>
+              <w:t>竞品分析</w:t>
+            </w:r>
+            <w:proofErr w:type="gramEnd"/>
+            <w:r>
+              <w:rPr>
+                <w:rFonts w:ascii="宋体" w:eastAsia="宋体" w:hAnsi="宋体" w:cs="宋体"/>
+                <w:kern w:val="0"/>
+                <w:sz w:val="24"/>
+                <w:szCs w:val="24"/>
+              </w:rPr>
+              <w:t>报告，</w:t>
+            </w:r>
+            <w:proofErr w:type="gramStart"/>
+            <w:r>
+              <w:rPr>
+                <w:rFonts w:ascii="宋体" w:eastAsia="宋体" w:hAnsi="宋体" w:cs="宋体"/>
+                <w:kern w:val="0"/>
+                <w:sz w:val="24"/>
+                <w:szCs w:val="24"/>
+              </w:rPr>
+              <w:t>撰写竞品对比</w:t>
+            </w:r>
+            <w:proofErr w:type="gramEnd"/>
+            <w:r>
+              <w:rPr>
+                <w:rFonts w:ascii="宋体" w:eastAsia="宋体" w:hAnsi="宋体" w:cs="宋体"/>
+                <w:kern w:val="0"/>
+                <w:sz w:val="24"/>
+                <w:szCs w:val="24"/>
+              </w:rPr>
+              <w:t xml:space="preserve">表格。 </w:t>
             </w:r>
           </w:p>
           <w:p>
@@ -1338,6 +1895,7 @@
                 <w:sz w:val="24"/>
                 <w:szCs w:val="24"/>
               </w:rPr>
+              <w:lastRenderedPageBreak/>
               <w:t></w:t>
             </w:r>
             <w:r>
@@ -1347,17 +1905,7 @@
                 <w:sz w:val="24"/>
                 <w:szCs w:val="24"/>
               </w:rPr>
-              <w:t xml:space="preserve">  开展技术预研，调研前端框架，思考</w:t>
-            </w:r>
-            <w:r>
-              <w:rPr>
-                <w:rFonts w:ascii="宋体" w:eastAsia="宋体" w:hAnsi="宋体" w:cs="宋体"/>
-                <w:kern w:val="0"/>
-                <w:sz w:val="24"/>
-                <w:szCs w:val="24"/>
-              </w:rPr>
-              <w:lastRenderedPageBreak/>
-              <w:t xml:space="preserve">页面模块划分（首页、发布行程、订单、个人中心）。 </w:t>
+              <w:t xml:space="preserve">  开展技术预研，调研前端框架，思考页面模块划分（首页、发布行程、订单、个人中心）。 </w:t>
             </w:r>
           </w:p>
           <w:p>
@@ -1383,7 +1931,7 @@
         </w:tc>
         <w:tc>
           <w:tcPr>
-            <w:tcW w:w="822" w:type="dxa"/>
+            <w:tcW w:w="576" w:type="dxa"/>
           </w:tcPr>
           <w:p>
             <w:r>
@@ -1400,25 +1948,166 @@
         </w:tc>
         <w:tc>
           <w:tcPr>
-            <w:tcW w:w="1114" w:type="dxa"/>
+            <w:tcW w:w="1629" w:type="dxa"/>
+          </w:tcPr>
+          <w:p>
+            <w:pPr>
+              <w:widowControl/>
+              <w:jc w:val="left"/>
+              <w:rPr>
+                <w:rFonts w:ascii="宋体" w:eastAsia="宋体" w:hAnsi="宋体" w:cs="宋体"/>
+                <w:kern w:val="0"/>
+                <w:sz w:val="24"/>
+                <w:szCs w:val="24"/>
+              </w:rPr>
+            </w:pPr>
+            <w:r>
+              <w:rPr>
+                <w:rFonts w:ascii="宋体" w:eastAsia="宋体" w:hAnsi="宋体" w:cs="宋体"/>
+                <w:kern w:val="0"/>
+                <w:sz w:val="24"/>
+                <w:szCs w:val="24"/>
+              </w:rPr>
+              <w:t>完成前端技术</w:t>
+            </w:r>
+            <w:proofErr w:type="gramStart"/>
+            <w:r>
+              <w:rPr>
+                <w:rFonts w:ascii="宋体" w:eastAsia="宋体" w:hAnsi="宋体" w:cs="宋体"/>
+                <w:kern w:val="0"/>
+                <w:sz w:val="24"/>
+                <w:szCs w:val="24"/>
+              </w:rPr>
+              <w:t>栈</w:t>
+            </w:r>
+            <w:proofErr w:type="gramEnd"/>
+            <w:r>
+              <w:rPr>
+                <w:rFonts w:ascii="宋体" w:eastAsia="宋体" w:hAnsi="宋体" w:cs="宋体"/>
+                <w:kern w:val="0"/>
+                <w:sz w:val="24"/>
+                <w:szCs w:val="24"/>
+              </w:rPr>
+              <w:t>确认，搭建前端项目工程，配置基础依赖；</w:t>
+            </w:r>
+          </w:p>
+          <w:p>
+            <w:pPr>
+              <w:widowControl/>
+              <w:jc w:val="left"/>
+              <w:rPr>
+                <w:rFonts w:ascii="宋体" w:eastAsia="宋体" w:hAnsi="宋体" w:cs="宋体"/>
+                <w:kern w:val="0"/>
+                <w:sz w:val="24"/>
+                <w:szCs w:val="24"/>
+              </w:rPr>
+            </w:pPr>
+            <w:r>
+              <w:rPr>
+                <w:rFonts w:ascii="宋体" w:eastAsia="宋体" w:hAnsi="宋体" w:cs="宋体"/>
+                <w:kern w:val="0"/>
+                <w:sz w:val="24"/>
+                <w:szCs w:val="24"/>
+              </w:rPr>
+              <w:sym w:font="Symbol" w:char="F0B7"/>
+            </w:r>
+            <w:r>
+              <w:rPr>
+                <w:rFonts w:ascii="宋体" w:eastAsia="宋体" w:hAnsi="宋体" w:cs="宋体"/>
+                <w:kern w:val="0"/>
+                <w:sz w:val="24"/>
+                <w:szCs w:val="24"/>
+              </w:rPr>
+              <w:t xml:space="preserve"> 使用原型工具完成首</w:t>
+            </w:r>
+            <w:r>
+              <w:rPr>
+                <w:rFonts w:ascii="宋体" w:eastAsia="宋体" w:hAnsi="宋体" w:cs="宋体"/>
+                <w:kern w:val="0"/>
+                <w:sz w:val="24"/>
+                <w:szCs w:val="24"/>
+              </w:rPr>
+              <w:lastRenderedPageBreak/>
+              <w:t>页、发布行程、个人中心页面原型绘制；</w:t>
+            </w:r>
+          </w:p>
+          <w:p>
+            <w:pPr>
+              <w:widowControl/>
+              <w:jc w:val="left"/>
+              <w:rPr>
+                <w:rFonts w:ascii="宋体" w:eastAsia="宋体" w:hAnsi="宋体" w:cs="宋体"/>
+                <w:kern w:val="0"/>
+                <w:sz w:val="24"/>
+                <w:szCs w:val="24"/>
+              </w:rPr>
+            </w:pPr>
+            <w:r>
+              <w:rPr>
+                <w:rFonts w:ascii="宋体" w:eastAsia="宋体" w:hAnsi="宋体" w:cs="宋体"/>
+                <w:kern w:val="0"/>
+                <w:sz w:val="24"/>
+                <w:szCs w:val="24"/>
+              </w:rPr>
+              <w:sym w:font="Symbol" w:char="F0B7"/>
+            </w:r>
+            <w:r>
+              <w:rPr>
+                <w:rFonts w:ascii="宋体" w:eastAsia="宋体" w:hAnsi="宋体" w:cs="宋体"/>
+                <w:kern w:val="0"/>
+                <w:sz w:val="24"/>
+                <w:szCs w:val="24"/>
+              </w:rPr>
+              <w:t xml:space="preserve"> 结合业务流程优化原型交互逻辑；</w:t>
+            </w:r>
+          </w:p>
+          <w:p>
+            <w:r>
+              <w:rPr>
+                <w:rFonts w:ascii="宋体" w:eastAsia="宋体" w:hAnsi="宋体" w:cs="宋体"/>
+                <w:kern w:val="0"/>
+                <w:sz w:val="24"/>
+                <w:szCs w:val="24"/>
+              </w:rPr>
+              <w:sym w:font="Symbol" w:char="F0B7"/>
+            </w:r>
+            <w:r>
+              <w:rPr>
+                <w:rFonts w:ascii="宋体" w:eastAsia="宋体" w:hAnsi="宋体" w:cs="宋体"/>
+                <w:kern w:val="0"/>
+                <w:sz w:val="24"/>
+                <w:szCs w:val="24"/>
+              </w:rPr>
+              <w:t xml:space="preserve"> 参与需求评审，提出原型修改意见。</w:t>
+            </w:r>
+          </w:p>
+        </w:tc>
+        <w:tc>
+          <w:tcPr>
+            <w:tcW w:w="1153" w:type="dxa"/>
+          </w:tcPr>
+          <w:p>
+            <w:r>
+              <w:rPr>
+                <w:rFonts w:hint="eastAsia"/>
+              </w:rPr>
+              <w:lastRenderedPageBreak/>
+              <w:t>1</w:t>
+            </w:r>
+            <w:r>
+              <w:t>8%</w:t>
+            </w:r>
+          </w:p>
+        </w:tc>
+        <w:tc>
+          <w:tcPr>
+            <w:tcW w:w="1917" w:type="dxa"/>
           </w:tcPr>
           <w:p/>
         </w:tc>
         <w:tc>
           <w:tcPr>
-            <w:tcW w:w="1126" w:type="dxa"/>
-          </w:tcPr>
-          <w:p/>
-        </w:tc>
-        <w:tc>
-          <w:tcPr>
-            <w:tcW w:w="1114" w:type="dxa"/>
-          </w:tcPr>
-          <w:p/>
-        </w:tc>
-        <w:tc>
-          <w:tcPr>
-            <w:tcW w:w="1109" w:type="dxa"/>
+            <w:tcW w:w="881" w:type="dxa"/>
           </w:tcPr>
           <w:p/>
         </w:tc>
@@ -1426,14 +2115,13 @@
       <w:tr>
         <w:tc>
           <w:tcPr>
-            <w:tcW w:w="1110" w:type="dxa"/>
+            <w:tcW w:w="1080" w:type="dxa"/>
           </w:tcPr>
           <w:p>
             <w:r>
               <w:rPr>
                 <w:rFonts w:hint="eastAsia"/>
               </w:rPr>
-              <w:lastRenderedPageBreak/>
               <w:t>赵嘉伟</w:t>
             </w:r>
           </w:p>
@@ -1456,14 +2144,22 @@
         </w:tc>
         <w:tc>
           <w:tcPr>
-            <w:tcW w:w="977" w:type="dxa"/>
-          </w:tcPr>
-          <w:p>
+            <w:tcW w:w="954" w:type="dxa"/>
+          </w:tcPr>
+          <w:p>
+            <w:proofErr w:type="gramStart"/>
             <w:r>
               <w:rPr>
                 <w:rFonts w:hint="eastAsia"/>
               </w:rPr>
-              <w:t>软工2</w:t>
+              <w:t>软工</w:t>
+            </w:r>
+            <w:proofErr w:type="gramEnd"/>
+            <w:r>
+              <w:rPr>
+                <w:rFonts w:hint="eastAsia"/>
+              </w:rPr>
+              <w:t>2</w:t>
             </w:r>
           </w:p>
         </w:tc>
@@ -1479,7 +2175,7 @@
         </w:tc>
         <w:tc>
           <w:tcPr>
-            <w:tcW w:w="1256" w:type="dxa"/>
+            <w:tcW w:w="1911" w:type="dxa"/>
           </w:tcPr>
           <w:p>
             <w:pPr>
@@ -1508,7 +2204,37 @@
                 <w:sz w:val="24"/>
                 <w:szCs w:val="24"/>
               </w:rPr>
-              <w:t xml:space="preserve">  调研国内外高校同类出行项目、开源拼车系统案例，寻找可借鉴的开源项目，查看项目的功能实现方式。 </w:t>
+              <w:t xml:space="preserve">  调研国内外高校同类出行项目、</w:t>
+            </w:r>
+            <w:proofErr w:type="gramStart"/>
+            <w:r>
+              <w:rPr>
+                <w:rFonts w:ascii="宋体" w:eastAsia="宋体" w:hAnsi="宋体" w:cs="宋体"/>
+                <w:kern w:val="0"/>
+                <w:sz w:val="24"/>
+                <w:szCs w:val="24"/>
+              </w:rPr>
+              <w:t>开源拼</w:t>
+            </w:r>
+            <w:r>
+              <w:rPr>
+                <w:rFonts w:ascii="宋体" w:eastAsia="宋体" w:hAnsi="宋体" w:cs="宋体"/>
+                <w:kern w:val="0"/>
+                <w:sz w:val="24"/>
+                <w:szCs w:val="24"/>
+              </w:rPr>
+              <w:lastRenderedPageBreak/>
+              <w:t>车系统</w:t>
+            </w:r>
+            <w:proofErr w:type="gramEnd"/>
+            <w:r>
+              <w:rPr>
+                <w:rFonts w:ascii="宋体" w:eastAsia="宋体" w:hAnsi="宋体" w:cs="宋体"/>
+                <w:kern w:val="0"/>
+                <w:sz w:val="24"/>
+                <w:szCs w:val="24"/>
+              </w:rPr>
+              <w:t xml:space="preserve">案例，寻找可借鉴的开源项目，查看项目的功能实现方式。 </w:t>
             </w:r>
           </w:p>
           <w:p>
@@ -1538,17 +2264,7 @@
                 <w:sz w:val="24"/>
                 <w:szCs w:val="24"/>
               </w:rPr>
-              <w:t xml:space="preserve">  搜集校园出行现存问题，整理风险点：安全风险、纠纷处理、信息泄露、虚假车主</w:t>
-            </w:r>
-            <w:r>
-              <w:rPr>
-                <w:rFonts w:ascii="宋体" w:eastAsia="宋体" w:hAnsi="宋体" w:cs="宋体"/>
-                <w:kern w:val="0"/>
-                <w:sz w:val="24"/>
-                <w:szCs w:val="24"/>
-              </w:rPr>
-              <w:lastRenderedPageBreak/>
-              <w:t xml:space="preserve">等，作为系统需要解决的问题。 </w:t>
+              <w:t xml:space="preserve">  搜集校园出行现存问题，整理风险点：安全风险、纠纷处理、信息泄露、虚假车主等，作为系统需要解决的问题。 </w:t>
             </w:r>
           </w:p>
           <w:p>
@@ -1568,13 +2284,33 @@
                 <w:sz w:val="24"/>
                 <w:szCs w:val="24"/>
               </w:rPr>
-              <w:t xml:space="preserve">  协助完成竞品调研文档，负责报告中风险分析部分的撰写。</w:t>
-            </w:r>
-          </w:p>
-        </w:tc>
-        <w:tc>
-          <w:tcPr>
-            <w:tcW w:w="1276" w:type="dxa"/>
+              <w:t xml:space="preserve">  协助</w:t>
+            </w:r>
+            <w:proofErr w:type="gramStart"/>
+            <w:r>
+              <w:rPr>
+                <w:rFonts w:ascii="宋体" w:eastAsia="宋体" w:hAnsi="宋体" w:cs="宋体"/>
+                <w:kern w:val="0"/>
+                <w:sz w:val="24"/>
+                <w:szCs w:val="24"/>
+              </w:rPr>
+              <w:t>完成竞品调研</w:t>
+            </w:r>
+            <w:proofErr w:type="gramEnd"/>
+            <w:r>
+              <w:rPr>
+                <w:rFonts w:ascii="宋体" w:eastAsia="宋体" w:hAnsi="宋体" w:cs="宋体"/>
+                <w:kern w:val="0"/>
+                <w:sz w:val="24"/>
+                <w:szCs w:val="24"/>
+              </w:rPr>
+              <w:t>文档，负责报告中风险分析部分的撰写。</w:t>
+            </w:r>
+          </w:p>
+        </w:tc>
+        <w:tc>
+          <w:tcPr>
+            <w:tcW w:w="1241" w:type="dxa"/>
           </w:tcPr>
           <w:p>
             <w:pPr>
@@ -1604,7 +2340,37 @@
                 <w:sz w:val="24"/>
                 <w:szCs w:val="24"/>
               </w:rPr>
-              <w:t xml:space="preserve">  预研数据库设计，初步构思数据表：用户表、行程表、订单表、拼车匹配表等。 </w:t>
+              <w:t xml:space="preserve">  预研数据库设计，初步</w:t>
+            </w:r>
+            <w:r>
+              <w:rPr>
+                <w:rFonts w:ascii="宋体" w:eastAsia="宋体" w:hAnsi="宋体" w:cs="宋体"/>
+                <w:kern w:val="0"/>
+                <w:sz w:val="24"/>
+                <w:szCs w:val="24"/>
+              </w:rPr>
+              <w:lastRenderedPageBreak/>
+              <w:t>构思数据表：用户表、行程表、订单表、</w:t>
+            </w:r>
+            <w:proofErr w:type="gramStart"/>
+            <w:r>
+              <w:rPr>
+                <w:rFonts w:ascii="宋体" w:eastAsia="宋体" w:hAnsi="宋体" w:cs="宋体"/>
+                <w:kern w:val="0"/>
+                <w:sz w:val="24"/>
+                <w:szCs w:val="24"/>
+              </w:rPr>
+              <w:t>拼车匹配</w:t>
+            </w:r>
+            <w:proofErr w:type="gramEnd"/>
+            <w:r>
+              <w:rPr>
+                <w:rFonts w:ascii="宋体" w:eastAsia="宋体" w:hAnsi="宋体" w:cs="宋体"/>
+                <w:kern w:val="0"/>
+                <w:sz w:val="24"/>
+                <w:szCs w:val="24"/>
+              </w:rPr>
+              <w:t xml:space="preserve">表等。 </w:t>
             </w:r>
           </w:p>
           <w:p>
@@ -1630,13 +2396,14 @@
         </w:tc>
         <w:tc>
           <w:tcPr>
-            <w:tcW w:w="822" w:type="dxa"/>
+            <w:tcW w:w="576" w:type="dxa"/>
           </w:tcPr>
           <w:p>
             <w:r>
               <w:rPr>
                 <w:rFonts w:hint="eastAsia"/>
               </w:rPr>
+              <w:lastRenderedPageBreak/>
               <w:t>1</w:t>
             </w:r>
             <w:r>
@@ -1646,25 +2413,166 @@
         </w:tc>
         <w:tc>
           <w:tcPr>
-            <w:tcW w:w="1114" w:type="dxa"/>
+            <w:tcW w:w="1629" w:type="dxa"/>
+          </w:tcPr>
+          <w:p>
+            <w:pPr>
+              <w:widowControl/>
+              <w:jc w:val="left"/>
+              <w:rPr>
+                <w:rFonts w:ascii="宋体" w:eastAsia="宋体" w:hAnsi="宋体" w:cs="宋体"/>
+                <w:kern w:val="0"/>
+                <w:sz w:val="24"/>
+                <w:szCs w:val="24"/>
+              </w:rPr>
+            </w:pPr>
+            <w:r>
+              <w:rPr>
+                <w:rFonts w:ascii="宋体" w:eastAsia="宋体" w:hAnsi="宋体" w:cs="宋体"/>
+                <w:kern w:val="0"/>
+                <w:sz w:val="24"/>
+                <w:szCs w:val="24"/>
+              </w:rPr>
+              <w:t>完成数据库详细设计，完善各表字</w:t>
+            </w:r>
+            <w:r>
+              <w:rPr>
+                <w:rFonts w:ascii="宋体" w:eastAsia="宋体" w:hAnsi="宋体" w:cs="宋体"/>
+                <w:kern w:val="0"/>
+                <w:sz w:val="24"/>
+                <w:szCs w:val="24"/>
+              </w:rPr>
+              <w:lastRenderedPageBreak/>
+              <w:t>段、主键、外键；</w:t>
+            </w:r>
+          </w:p>
+          <w:p>
+            <w:pPr>
+              <w:widowControl/>
+              <w:jc w:val="left"/>
+              <w:rPr>
+                <w:rFonts w:ascii="宋体" w:eastAsia="宋体" w:hAnsi="宋体" w:cs="宋体"/>
+                <w:kern w:val="0"/>
+                <w:sz w:val="24"/>
+                <w:szCs w:val="24"/>
+              </w:rPr>
+            </w:pPr>
+            <w:r>
+              <w:rPr>
+                <w:rFonts w:ascii="宋体" w:eastAsia="宋体" w:hAnsi="宋体" w:cs="宋体"/>
+                <w:kern w:val="0"/>
+                <w:sz w:val="24"/>
+                <w:szCs w:val="24"/>
+              </w:rPr>
+              <w:sym w:font="Symbol" w:char="F0B7"/>
+            </w:r>
+            <w:r>
+              <w:rPr>
+                <w:rFonts w:ascii="宋体" w:eastAsia="宋体" w:hAnsi="宋体" w:cs="宋体"/>
+                <w:kern w:val="0"/>
+                <w:sz w:val="24"/>
+                <w:szCs w:val="24"/>
+              </w:rPr>
+              <w:t xml:space="preserve"> 绘制系统 ER 图，输出数据库设计文档；</w:t>
+            </w:r>
+          </w:p>
+          <w:p>
+            <w:pPr>
+              <w:widowControl/>
+              <w:jc w:val="left"/>
+              <w:rPr>
+                <w:rFonts w:ascii="宋体" w:eastAsia="宋体" w:hAnsi="宋体" w:cs="宋体"/>
+                <w:kern w:val="0"/>
+                <w:sz w:val="24"/>
+                <w:szCs w:val="24"/>
+              </w:rPr>
+            </w:pPr>
+            <w:r>
+              <w:rPr>
+                <w:rFonts w:ascii="宋体" w:eastAsia="宋体" w:hAnsi="宋体" w:cs="宋体"/>
+                <w:kern w:val="0"/>
+                <w:sz w:val="24"/>
+                <w:szCs w:val="24"/>
+              </w:rPr>
+              <w:sym w:font="Symbol" w:char="F0B7"/>
+            </w:r>
+            <w:r>
+              <w:rPr>
+                <w:rFonts w:ascii="宋体" w:eastAsia="宋体" w:hAnsi="宋体" w:cs="宋体"/>
+                <w:kern w:val="0"/>
+                <w:sz w:val="24"/>
+                <w:szCs w:val="24"/>
+              </w:rPr>
+              <w:t xml:space="preserve"> 生成</w:t>
+            </w:r>
+            <w:proofErr w:type="gramStart"/>
+            <w:r>
+              <w:rPr>
+                <w:rFonts w:ascii="宋体" w:eastAsia="宋体" w:hAnsi="宋体" w:cs="宋体"/>
+                <w:kern w:val="0"/>
+                <w:sz w:val="24"/>
+                <w:szCs w:val="24"/>
+              </w:rPr>
+              <w:t>数据库建表</w:t>
+            </w:r>
+            <w:proofErr w:type="gramEnd"/>
+            <w:r>
+              <w:rPr>
+                <w:rFonts w:ascii="宋体" w:eastAsia="宋体" w:hAnsi="宋体" w:cs="宋体"/>
+                <w:kern w:val="0"/>
+                <w:sz w:val="24"/>
+                <w:szCs w:val="24"/>
+              </w:rPr>
+              <w:t xml:space="preserve"> SQL 脚本；</w:t>
+            </w:r>
+          </w:p>
+          <w:p>
+            <w:r>
+              <w:rPr>
+                <w:rFonts w:ascii="宋体" w:eastAsia="宋体" w:hAnsi="宋体" w:cs="宋体"/>
+                <w:kern w:val="0"/>
+                <w:sz w:val="24"/>
+                <w:szCs w:val="24"/>
+              </w:rPr>
+              <w:sym w:font="Symbol" w:char="F0B7"/>
+            </w:r>
+            <w:r>
+              <w:rPr>
+                <w:rFonts w:ascii="宋体" w:eastAsia="宋体" w:hAnsi="宋体" w:cs="宋体"/>
+                <w:kern w:val="0"/>
+                <w:sz w:val="24"/>
+                <w:szCs w:val="24"/>
+              </w:rPr>
+              <w:t xml:space="preserve"> 梳理数据库层面风险，例如订单状态一致性、数据冗余问题。</w:t>
+            </w:r>
+          </w:p>
+        </w:tc>
+        <w:tc>
+          <w:tcPr>
+            <w:tcW w:w="1153" w:type="dxa"/>
+          </w:tcPr>
+          <w:p>
+            <w:r>
+              <w:rPr>
+                <w:rFonts w:hint="eastAsia"/>
+              </w:rPr>
+              <w:lastRenderedPageBreak/>
+              <w:t>1</w:t>
+            </w:r>
+            <w:r>
+              <w:t>6%</w:t>
+            </w:r>
+          </w:p>
+        </w:tc>
+        <w:tc>
+          <w:tcPr>
+            <w:tcW w:w="1917" w:type="dxa"/>
           </w:tcPr>
           <w:p/>
         </w:tc>
         <w:tc>
           <w:tcPr>
-            <w:tcW w:w="1126" w:type="dxa"/>
-          </w:tcPr>
-          <w:p/>
-        </w:tc>
-        <w:tc>
-          <w:tcPr>
-            <w:tcW w:w="1114" w:type="dxa"/>
-          </w:tcPr>
-          <w:p/>
-        </w:tc>
-        <w:tc>
-          <w:tcPr>
-            <w:tcW w:w="1109" w:type="dxa"/>
+            <w:tcW w:w="881" w:type="dxa"/>
           </w:tcPr>
           <w:p/>
         </w:tc>
@@ -1672,7 +2580,7 @@
       <w:tr>
         <w:tc>
           <w:tcPr>
-            <w:tcW w:w="1110" w:type="dxa"/>
+            <w:tcW w:w="1080" w:type="dxa"/>
           </w:tcPr>
           <w:p>
             <w:r>
@@ -1701,14 +2609,22 @@
         </w:tc>
         <w:tc>
           <w:tcPr>
-            <w:tcW w:w="977" w:type="dxa"/>
-          </w:tcPr>
-          <w:p>
+            <w:tcW w:w="954" w:type="dxa"/>
+          </w:tcPr>
+          <w:p>
+            <w:proofErr w:type="gramStart"/>
             <w:r>
               <w:rPr>
                 <w:rFonts w:hint="eastAsia"/>
               </w:rPr>
-              <w:t>软工2</w:t>
+              <w:t>软工</w:t>
+            </w:r>
+            <w:proofErr w:type="gramEnd"/>
+            <w:r>
+              <w:rPr>
+                <w:rFonts w:hint="eastAsia"/>
+              </w:rPr>
+              <w:t>2</w:t>
             </w:r>
           </w:p>
         </w:tc>
@@ -1717,15 +2633,10 @@
             <w:tcW w:w="1283" w:type="dxa"/>
           </w:tcPr>
           <w:p>
-            <w:pPr>
+            <w:r>
               <w:rPr>
                 <w:rFonts w:hint="eastAsia"/>
               </w:rPr>
-            </w:pPr>
-            <w:r>
-              <w:rPr>
-                <w:rFonts w:hint="eastAsia"/>
-              </w:rPr>
               <w:t>H</w:t>
             </w:r>
             <w:r>
@@ -1735,7 +2646,7 @@
         </w:tc>
         <w:tc>
           <w:tcPr>
-            <w:tcW w:w="1256" w:type="dxa"/>
+            <w:tcW w:w="1911" w:type="dxa"/>
           </w:tcPr>
           <w:p>
             <w:pPr>
@@ -1764,7 +2675,77 @@
                 <w:sz w:val="24"/>
                 <w:szCs w:val="24"/>
               </w:rPr>
-              <w:t xml:space="preserve">  负责收集线上资料、文献资料，查找校园出行、拼车系统相关课程设计文献，补充竞品分析的理论支撑。 </w:t>
+              <w:t xml:space="preserve">  负责</w:t>
+            </w:r>
+            <w:proofErr w:type="gramStart"/>
+            <w:r>
+              <w:rPr>
+                <w:rFonts w:ascii="宋体" w:eastAsia="宋体" w:hAnsi="宋体" w:cs="宋体"/>
+                <w:kern w:val="0"/>
+                <w:sz w:val="24"/>
+                <w:szCs w:val="24"/>
+              </w:rPr>
+              <w:t>收集线</w:t>
+            </w:r>
+            <w:proofErr w:type="gramEnd"/>
+            <w:r>
+              <w:rPr>
+                <w:rFonts w:ascii="宋体" w:eastAsia="宋体" w:hAnsi="宋体" w:cs="宋体"/>
+                <w:kern w:val="0"/>
+                <w:sz w:val="24"/>
+                <w:szCs w:val="24"/>
+              </w:rPr>
+              <w:t>上资料、文献资料，查找校园出行、</w:t>
+            </w:r>
+            <w:proofErr w:type="gramStart"/>
+            <w:r>
+              <w:rPr>
+                <w:rFonts w:ascii="宋体" w:eastAsia="宋体" w:hAnsi="宋体" w:cs="宋体"/>
+                <w:kern w:val="0"/>
+                <w:sz w:val="24"/>
+                <w:szCs w:val="24"/>
+              </w:rPr>
+              <w:t>拼车系统</w:t>
+            </w:r>
+            <w:proofErr w:type="gramEnd"/>
+            <w:r>
+              <w:rPr>
+                <w:rFonts w:ascii="宋体" w:eastAsia="宋体" w:hAnsi="宋体" w:cs="宋体"/>
+                <w:kern w:val="0"/>
+                <w:sz w:val="24"/>
+                <w:szCs w:val="24"/>
+              </w:rPr>
+              <w:t>相关课程设计文献，补</w:t>
+            </w:r>
+            <w:r>
+              <w:rPr>
+                <w:rFonts w:ascii="宋体" w:eastAsia="宋体" w:hAnsi="宋体" w:cs="宋体"/>
+                <w:kern w:val="0"/>
+                <w:sz w:val="24"/>
+                <w:szCs w:val="24"/>
+              </w:rPr>
+              <w:lastRenderedPageBreak/>
+              <w:t>充</w:t>
+            </w:r>
+            <w:proofErr w:type="gramStart"/>
+            <w:r>
+              <w:rPr>
+                <w:rFonts w:ascii="宋体" w:eastAsia="宋体" w:hAnsi="宋体" w:cs="宋体"/>
+                <w:kern w:val="0"/>
+                <w:sz w:val="24"/>
+                <w:szCs w:val="24"/>
+              </w:rPr>
+              <w:t>竞品分析</w:t>
+            </w:r>
+            <w:proofErr w:type="gramEnd"/>
+            <w:r>
+              <w:rPr>
+                <w:rFonts w:ascii="宋体" w:eastAsia="宋体" w:hAnsi="宋体" w:cs="宋体"/>
+                <w:kern w:val="0"/>
+                <w:sz w:val="24"/>
+                <w:szCs w:val="24"/>
+              </w:rPr>
+              <w:t xml:space="preserve">的理论支撑。 </w:t>
             </w:r>
           </w:p>
           <w:p>
@@ -1796,15 +2777,45 @@
               </w:rPr>
               <w:t xml:space="preserve">  对调研得到的</w:t>
             </w:r>
-            <w:r>
-              <w:rPr>
-                <w:rFonts w:ascii="宋体" w:eastAsia="宋体" w:hAnsi="宋体" w:cs="宋体"/>
-                <w:kern w:val="0"/>
-                <w:sz w:val="24"/>
-                <w:szCs w:val="24"/>
-              </w:rPr>
-              <w:lastRenderedPageBreak/>
-              <w:t xml:space="preserve">竞品信息进行整理、校对，核对竞品功能信息，保证调研内容准确，修正报告里错误信息。 </w:t>
+            <w:proofErr w:type="gramStart"/>
+            <w:r>
+              <w:rPr>
+                <w:rFonts w:ascii="宋体" w:eastAsia="宋体" w:hAnsi="宋体" w:cs="宋体"/>
+                <w:kern w:val="0"/>
+                <w:sz w:val="24"/>
+                <w:szCs w:val="24"/>
+              </w:rPr>
+              <w:t>竞品信息</w:t>
+            </w:r>
+            <w:proofErr w:type="gramEnd"/>
+            <w:r>
+              <w:rPr>
+                <w:rFonts w:ascii="宋体" w:eastAsia="宋体" w:hAnsi="宋体" w:cs="宋体"/>
+                <w:kern w:val="0"/>
+                <w:sz w:val="24"/>
+                <w:szCs w:val="24"/>
+              </w:rPr>
+              <w:t>进行整理、校对，核对</w:t>
+            </w:r>
+            <w:proofErr w:type="gramStart"/>
+            <w:r>
+              <w:rPr>
+                <w:rFonts w:ascii="宋体" w:eastAsia="宋体" w:hAnsi="宋体" w:cs="宋体"/>
+                <w:kern w:val="0"/>
+                <w:sz w:val="24"/>
+                <w:szCs w:val="24"/>
+              </w:rPr>
+              <w:t>竞品功能</w:t>
+            </w:r>
+            <w:proofErr w:type="gramEnd"/>
+            <w:r>
+              <w:rPr>
+                <w:rFonts w:ascii="宋体" w:eastAsia="宋体" w:hAnsi="宋体" w:cs="宋体"/>
+                <w:kern w:val="0"/>
+                <w:sz w:val="24"/>
+                <w:szCs w:val="24"/>
+              </w:rPr>
+              <w:t xml:space="preserve">信息，保证调研内容准确，修正报告里错误信息。 </w:t>
             </w:r>
           </w:p>
           <w:p>
@@ -1830,7 +2841,7 @@
         </w:tc>
         <w:tc>
           <w:tcPr>
-            <w:tcW w:w="1276" w:type="dxa"/>
+            <w:tcW w:w="1241" w:type="dxa"/>
           </w:tcPr>
           <w:p>
             <w:pPr>
@@ -1860,7 +2871,17 @@
                 <w:sz w:val="24"/>
                 <w:szCs w:val="24"/>
               </w:rPr>
-              <w:t xml:space="preserve">  协助小组讨论，提出产品优化建议，例如增加校园实名认证、校内聊天、行程轨迹等特色功能。 </w:t>
+              <w:t xml:space="preserve">  协助小组讨论，提出产品优化建议，例如增加校园实名认</w:t>
+            </w:r>
+            <w:r>
+              <w:rPr>
+                <w:rFonts w:ascii="宋体" w:eastAsia="宋体" w:hAnsi="宋体" w:cs="宋体"/>
+                <w:kern w:val="0"/>
+                <w:sz w:val="24"/>
+                <w:szCs w:val="24"/>
+              </w:rPr>
+              <w:lastRenderedPageBreak/>
+              <w:t xml:space="preserve">证、校内聊天、行程轨迹等特色功能。 </w:t>
             </w:r>
           </w:p>
           <w:p>
@@ -1890,17 +2911,7 @@
                 <w:sz w:val="24"/>
                 <w:szCs w:val="24"/>
               </w:rPr>
-              <w:t xml:space="preserve">  预研测试工</w:t>
-            </w:r>
-            <w:r>
-              <w:rPr>
-                <w:rFonts w:ascii="宋体" w:eastAsia="宋体" w:hAnsi="宋体" w:cs="宋体"/>
-                <w:kern w:val="0"/>
-                <w:sz w:val="24"/>
-                <w:szCs w:val="24"/>
-              </w:rPr>
-              <w:lastRenderedPageBreak/>
-              <w:t xml:space="preserve">具，了解单元测试、功能测试工具，记录后续测试需要用到的工具。 </w:t>
+              <w:t xml:space="preserve">  预研测试工具，了解单元测试、功能测试工具，记录后续测试需要用到的工具。 </w:t>
             </w:r>
           </w:p>
           <w:p>
@@ -1920,13 +2931,33 @@
                 <w:sz w:val="24"/>
                 <w:szCs w:val="24"/>
               </w:rPr>
-              <w:t xml:space="preserve">  参与讨论，提出系统潜在 bug 点，例如：同一用户重复发布行程、拼车人数超限等问题。</w:t>
-            </w:r>
-          </w:p>
-        </w:tc>
-        <w:tc>
-          <w:tcPr>
-            <w:tcW w:w="822" w:type="dxa"/>
+              <w:t xml:space="preserve">  参与讨论，提出系统潜在 bug 点，例如：同一用户重复发布行程、</w:t>
+            </w:r>
+            <w:proofErr w:type="gramStart"/>
+            <w:r>
+              <w:rPr>
+                <w:rFonts w:ascii="宋体" w:eastAsia="宋体" w:hAnsi="宋体" w:cs="宋体"/>
+                <w:kern w:val="0"/>
+                <w:sz w:val="24"/>
+                <w:szCs w:val="24"/>
+              </w:rPr>
+              <w:t>拼车人数</w:t>
+            </w:r>
+            <w:proofErr w:type="gramEnd"/>
+            <w:r>
+              <w:rPr>
+                <w:rFonts w:ascii="宋体" w:eastAsia="宋体" w:hAnsi="宋体" w:cs="宋体"/>
+                <w:kern w:val="0"/>
+                <w:sz w:val="24"/>
+                <w:szCs w:val="24"/>
+              </w:rPr>
+              <w:t>超限等问题。</w:t>
+            </w:r>
+          </w:p>
+        </w:tc>
+        <w:tc>
+          <w:tcPr>
+            <w:tcW w:w="576" w:type="dxa"/>
           </w:tcPr>
           <w:p>
             <w:r>
@@ -1943,25 +2974,146 @@
         </w:tc>
         <w:tc>
           <w:tcPr>
-            <w:tcW w:w="1114" w:type="dxa"/>
+            <w:tcW w:w="1629" w:type="dxa"/>
+          </w:tcPr>
+          <w:p>
+            <w:pPr>
+              <w:widowControl/>
+              <w:jc w:val="left"/>
+              <w:rPr>
+                <w:rFonts w:ascii="宋体" w:eastAsia="宋体" w:hAnsi="宋体" w:cs="宋体"/>
+                <w:kern w:val="0"/>
+                <w:sz w:val="24"/>
+                <w:szCs w:val="24"/>
+              </w:rPr>
+            </w:pPr>
+            <w:r>
+              <w:rPr>
+                <w:rFonts w:ascii="宋体" w:eastAsia="宋体" w:hAnsi="宋体" w:cs="宋体"/>
+                <w:kern w:val="0"/>
+                <w:sz w:val="24"/>
+                <w:szCs w:val="24"/>
+              </w:rPr>
+              <w:t>汇总归档第二周全部产出：需求规格说明书、原型文件、ER 图、数据</w:t>
+            </w:r>
+            <w:r>
+              <w:rPr>
+                <w:rFonts w:ascii="宋体" w:eastAsia="宋体" w:hAnsi="宋体" w:cs="宋体"/>
+                <w:kern w:val="0"/>
+                <w:sz w:val="24"/>
+                <w:szCs w:val="24"/>
+              </w:rPr>
+              <w:lastRenderedPageBreak/>
+              <w:t>库文档、会议纪要；</w:t>
+            </w:r>
+          </w:p>
+          <w:p>
+            <w:pPr>
+              <w:widowControl/>
+              <w:jc w:val="left"/>
+              <w:rPr>
+                <w:rFonts w:ascii="宋体" w:eastAsia="宋体" w:hAnsi="宋体" w:cs="宋体"/>
+                <w:kern w:val="0"/>
+                <w:sz w:val="24"/>
+                <w:szCs w:val="24"/>
+              </w:rPr>
+            </w:pPr>
+            <w:r>
+              <w:rPr>
+                <w:rFonts w:ascii="宋体" w:eastAsia="宋体" w:hAnsi="宋体" w:cs="宋体"/>
+                <w:kern w:val="0"/>
+                <w:sz w:val="24"/>
+                <w:szCs w:val="24"/>
+              </w:rPr>
+              <w:sym w:font="Symbol" w:char="F0B7"/>
+            </w:r>
+            <w:r>
+              <w:rPr>
+                <w:rFonts w:ascii="宋体" w:eastAsia="宋体" w:hAnsi="宋体" w:cs="宋体"/>
+                <w:kern w:val="0"/>
+                <w:sz w:val="24"/>
+                <w:szCs w:val="24"/>
+              </w:rPr>
+              <w:t xml:space="preserve"> 编写第二周周总结文档；</w:t>
+            </w:r>
+          </w:p>
+          <w:p>
+            <w:pPr>
+              <w:widowControl/>
+              <w:jc w:val="left"/>
+              <w:rPr>
+                <w:rFonts w:ascii="宋体" w:eastAsia="宋体" w:hAnsi="宋体" w:cs="宋体"/>
+                <w:kern w:val="0"/>
+                <w:sz w:val="24"/>
+                <w:szCs w:val="24"/>
+              </w:rPr>
+            </w:pPr>
+            <w:r>
+              <w:rPr>
+                <w:rFonts w:ascii="宋体" w:eastAsia="宋体" w:hAnsi="宋体" w:cs="宋体"/>
+                <w:kern w:val="0"/>
+                <w:sz w:val="24"/>
+                <w:szCs w:val="24"/>
+              </w:rPr>
+              <w:sym w:font="Symbol" w:char="F0B7"/>
+            </w:r>
+            <w:r>
+              <w:rPr>
+                <w:rFonts w:ascii="宋体" w:eastAsia="宋体" w:hAnsi="宋体" w:cs="宋体"/>
+                <w:kern w:val="0"/>
+                <w:sz w:val="24"/>
+                <w:szCs w:val="24"/>
+              </w:rPr>
+              <w:t xml:space="preserve"> 整理本周遇到问题清单：原型交互问题、环境兼容问题、匹配算法复杂度；</w:t>
+            </w:r>
+          </w:p>
+          <w:p>
+            <w:r>
+              <w:rPr>
+                <w:rFonts w:ascii="宋体" w:eastAsia="宋体" w:hAnsi="宋体" w:cs="宋体"/>
+                <w:kern w:val="0"/>
+                <w:sz w:val="24"/>
+                <w:szCs w:val="24"/>
+              </w:rPr>
+              <w:sym w:font="Symbol" w:char="F0B7"/>
+            </w:r>
+            <w:r>
+              <w:rPr>
+                <w:rFonts w:ascii="宋体" w:eastAsia="宋体" w:hAnsi="宋体" w:cs="宋体"/>
+                <w:kern w:val="0"/>
+                <w:sz w:val="24"/>
+                <w:szCs w:val="24"/>
+              </w:rPr>
+              <w:t xml:space="preserve"> 完善测试计划，对接开发进度调整测试时间节点。</w:t>
+            </w:r>
+          </w:p>
+        </w:tc>
+        <w:tc>
+          <w:tcPr>
+            <w:tcW w:w="1153" w:type="dxa"/>
+          </w:tcPr>
+          <w:p>
+            <w:r>
+              <w:rPr>
+                <w:rFonts w:hint="eastAsia"/>
+              </w:rPr>
+              <w:lastRenderedPageBreak/>
+              <w:t>1</w:t>
+            </w:r>
+            <w:r>
+              <w:t>6%</w:t>
+            </w:r>
+          </w:p>
+        </w:tc>
+        <w:tc>
+          <w:tcPr>
+            <w:tcW w:w="1917" w:type="dxa"/>
           </w:tcPr>
           <w:p/>
         </w:tc>
         <w:tc>
           <w:tcPr>
-            <w:tcW w:w="1126" w:type="dxa"/>
-          </w:tcPr>
-          <w:p/>
-        </w:tc>
-        <w:tc>
-          <w:tcPr>
-            <w:tcW w:w="1114" w:type="dxa"/>
-          </w:tcPr>
-          <w:p/>
-        </w:tc>
-        <w:tc>
-          <w:tcPr>
-            <w:tcW w:w="1109" w:type="dxa"/>
+            <w:tcW w:w="881" w:type="dxa"/>
           </w:tcPr>
           <w:p/>
         </w:tc>
@@ -1969,60 +3121,64 @@
       <w:tr>
         <w:tc>
           <w:tcPr>
-            <w:tcW w:w="1110" w:type="dxa"/>
-          </w:tcPr>
-          <w:p>
-            <w:pPr>
+            <w:tcW w:w="1080" w:type="dxa"/>
+          </w:tcPr>
+          <w:p>
+            <w:r>
               <w:rPr>
                 <w:rFonts w:hint="eastAsia"/>
               </w:rPr>
-            </w:pPr>
+              <w:lastRenderedPageBreak/>
+              <w:t>朱俊沂</w:t>
+            </w:r>
+          </w:p>
+        </w:tc>
+        <w:tc>
+          <w:tcPr>
+            <w:tcW w:w="1323" w:type="dxa"/>
+          </w:tcPr>
+          <w:p>
             <w:r>
               <w:rPr>
                 <w:rFonts w:hint="eastAsia"/>
               </w:rPr>
-              <w:t>朱俊沂</w:t>
-            </w:r>
-          </w:p>
-        </w:tc>
-        <w:tc>
-          <w:tcPr>
-            <w:tcW w:w="1323" w:type="dxa"/>
-          </w:tcPr>
-          <w:p>
+              <w:t>2</w:t>
+            </w:r>
+            <w:r>
+              <w:t>315304264</w:t>
+            </w:r>
+          </w:p>
+        </w:tc>
+        <w:tc>
+          <w:tcPr>
+            <w:tcW w:w="954" w:type="dxa"/>
+          </w:tcPr>
+          <w:p>
+            <w:proofErr w:type="gramStart"/>
             <w:r>
               <w:rPr>
                 <w:rFonts w:hint="eastAsia"/>
               </w:rPr>
+              <w:t>软工</w:t>
+            </w:r>
+            <w:proofErr w:type="gramEnd"/>
+            <w:r>
+              <w:rPr>
+                <w:rFonts w:hint="eastAsia"/>
+              </w:rPr>
               <w:t>2</w:t>
             </w:r>
-            <w:r>
-              <w:t>315304264</w:t>
-            </w:r>
-          </w:p>
-        </w:tc>
-        <w:tc>
-          <w:tcPr>
-            <w:tcW w:w="977" w:type="dxa"/>
+          </w:p>
+        </w:tc>
+        <w:tc>
+          <w:tcPr>
+            <w:tcW w:w="1283" w:type="dxa"/>
           </w:tcPr>
           <w:p>
             <w:r>
               <w:rPr>
                 <w:rFonts w:hint="eastAsia"/>
               </w:rPr>
-              <w:t>软工2</w:t>
-            </w:r>
-          </w:p>
-        </w:tc>
-        <w:tc>
-          <w:tcPr>
-            <w:tcW w:w="1283" w:type="dxa"/>
-          </w:tcPr>
-          <w:p>
-            <w:r>
-              <w:rPr>
-                <w:rFonts w:hint="eastAsia"/>
-              </w:rPr>
               <w:t>ZJY-</w:t>
             </w:r>
             <w:r>
@@ -2032,7 +3188,7 @@
         </w:tc>
         <w:tc>
           <w:tcPr>
-            <w:tcW w:w="1256" w:type="dxa"/>
+            <w:tcW w:w="1911" w:type="dxa"/>
           </w:tcPr>
           <w:p>
             <w:pPr>
@@ -2061,17 +3217,27 @@
                 <w:sz w:val="24"/>
                 <w:szCs w:val="24"/>
               </w:rPr>
-              <w:t xml:space="preserve">  负责第一周所有产出材料的汇总归档：会议记录、调研资</w:t>
-            </w:r>
-            <w:r>
-              <w:rPr>
-                <w:rFonts w:ascii="宋体" w:eastAsia="宋体" w:hAnsi="宋体" w:cs="宋体"/>
-                <w:kern w:val="0"/>
-                <w:sz w:val="24"/>
-                <w:szCs w:val="24"/>
-              </w:rPr>
-              <w:lastRenderedPageBreak/>
-              <w:t xml:space="preserve">料、竞品报告草稿、流程图、数据表草稿全部整理归档。 </w:t>
+              <w:t xml:space="preserve">  负责第一周所有产出材料的汇总归档：会议记录、调研资料、</w:t>
+            </w:r>
+            <w:proofErr w:type="gramStart"/>
+            <w:r>
+              <w:rPr>
+                <w:rFonts w:ascii="宋体" w:eastAsia="宋体" w:hAnsi="宋体" w:cs="宋体"/>
+                <w:kern w:val="0"/>
+                <w:sz w:val="24"/>
+                <w:szCs w:val="24"/>
+              </w:rPr>
+              <w:t>竞品报告</w:t>
+            </w:r>
+            <w:proofErr w:type="gramEnd"/>
+            <w:r>
+              <w:rPr>
+                <w:rFonts w:ascii="宋体" w:eastAsia="宋体" w:hAnsi="宋体" w:cs="宋体"/>
+                <w:kern w:val="0"/>
+                <w:sz w:val="24"/>
+                <w:szCs w:val="24"/>
+              </w:rPr>
+              <w:t xml:space="preserve">草稿、流程图、数据表草稿全部整理归档。 </w:t>
             </w:r>
           </w:p>
           <w:p>
@@ -2101,7 +3267,47 @@
                 <w:sz w:val="24"/>
                 <w:szCs w:val="24"/>
               </w:rPr>
-              <w:t xml:space="preserve">  调研竞品的用户评价，抓取网络上学生对校园拼车的评价反馈，总结用户真实诉求。 </w:t>
+              <w:t xml:space="preserve">  </w:t>
+            </w:r>
+            <w:proofErr w:type="gramStart"/>
+            <w:r>
+              <w:rPr>
+                <w:rFonts w:ascii="宋体" w:eastAsia="宋体" w:hAnsi="宋体" w:cs="宋体"/>
+                <w:kern w:val="0"/>
+                <w:sz w:val="24"/>
+                <w:szCs w:val="24"/>
+              </w:rPr>
+              <w:t>调研竞品的</w:t>
+            </w:r>
+            <w:proofErr w:type="gramEnd"/>
+            <w:r>
+              <w:rPr>
+                <w:rFonts w:ascii="宋体" w:eastAsia="宋体" w:hAnsi="宋体" w:cs="宋体"/>
+                <w:kern w:val="0"/>
+                <w:sz w:val="24"/>
+                <w:szCs w:val="24"/>
+              </w:rPr>
+              <w:t>用户评价，抓取网络上学生对</w:t>
+            </w:r>
+            <w:proofErr w:type="gramStart"/>
+            <w:r>
+              <w:rPr>
+                <w:rFonts w:ascii="宋体" w:eastAsia="宋体" w:hAnsi="宋体" w:cs="宋体"/>
+                <w:kern w:val="0"/>
+                <w:sz w:val="24"/>
+                <w:szCs w:val="24"/>
+              </w:rPr>
+              <w:t>校园拼车的</w:t>
+            </w:r>
+            <w:proofErr w:type="gramEnd"/>
+            <w:r>
+              <w:rPr>
+                <w:rFonts w:ascii="宋体" w:eastAsia="宋体" w:hAnsi="宋体" w:cs="宋体"/>
+                <w:kern w:val="0"/>
+                <w:sz w:val="24"/>
+                <w:szCs w:val="24"/>
+              </w:rPr>
+              <w:t xml:space="preserve">评价反馈，总结用户真实诉求。 </w:t>
             </w:r>
           </w:p>
           <w:p>
@@ -2121,13 +3327,53 @@
                 <w:sz w:val="24"/>
                 <w:szCs w:val="24"/>
               </w:rPr>
-              <w:t xml:space="preserve">  协助完善竞品分析报告排版，制作竞品对比表格，美化文档。</w:t>
-            </w:r>
-          </w:p>
-        </w:tc>
-        <w:tc>
-          <w:tcPr>
-            <w:tcW w:w="1276" w:type="dxa"/>
+              <w:t xml:space="preserve">  协助完善</w:t>
+            </w:r>
+            <w:proofErr w:type="gramStart"/>
+            <w:r>
+              <w:rPr>
+                <w:rFonts w:ascii="宋体" w:eastAsia="宋体" w:hAnsi="宋体" w:cs="宋体"/>
+                <w:kern w:val="0"/>
+                <w:sz w:val="24"/>
+                <w:szCs w:val="24"/>
+              </w:rPr>
+              <w:t>竞品分析</w:t>
+            </w:r>
+            <w:proofErr w:type="gramEnd"/>
+            <w:r>
+              <w:rPr>
+                <w:rFonts w:ascii="宋体" w:eastAsia="宋体" w:hAnsi="宋体" w:cs="宋体"/>
+                <w:kern w:val="0"/>
+                <w:sz w:val="24"/>
+                <w:szCs w:val="24"/>
+              </w:rPr>
+              <w:t>报告排版，</w:t>
+            </w:r>
+            <w:proofErr w:type="gramStart"/>
+            <w:r>
+              <w:rPr>
+                <w:rFonts w:ascii="宋体" w:eastAsia="宋体" w:hAnsi="宋体" w:cs="宋体"/>
+                <w:kern w:val="0"/>
+                <w:sz w:val="24"/>
+                <w:szCs w:val="24"/>
+              </w:rPr>
+              <w:t>制作竞品对比</w:t>
+            </w:r>
+            <w:proofErr w:type="gramEnd"/>
+            <w:r>
+              <w:rPr>
+                <w:rFonts w:ascii="宋体" w:eastAsia="宋体" w:hAnsi="宋体" w:cs="宋体"/>
+                <w:kern w:val="0"/>
+                <w:sz w:val="24"/>
+                <w:szCs w:val="24"/>
+              </w:rPr>
+              <w:t>表格，美化文档。</w:t>
+            </w:r>
+          </w:p>
+        </w:tc>
+        <w:tc>
+          <w:tcPr>
+            <w:tcW w:w="1241" w:type="dxa"/>
           </w:tcPr>
           <w:p>
             <w:pPr>
@@ -2147,7 +3393,6 @@
                 <w:sz w:val="24"/>
                 <w:szCs w:val="24"/>
               </w:rPr>
-              <w:lastRenderedPageBreak/>
               <w:t></w:t>
             </w:r>
             <w:r>
@@ -2157,17 +3402,7 @@
                 <w:sz w:val="24"/>
                 <w:szCs w:val="24"/>
               </w:rPr>
-              <w:t xml:space="preserve">  参与需求讨论，确定项目边界，区分核心功能和拓展功</w:t>
-            </w:r>
-            <w:r>
-              <w:rPr>
-                <w:rFonts w:ascii="宋体" w:eastAsia="宋体" w:hAnsi="宋体" w:cs="宋体"/>
-                <w:kern w:val="0"/>
-                <w:sz w:val="24"/>
-                <w:szCs w:val="24"/>
-              </w:rPr>
-              <w:lastRenderedPageBreak/>
-              <w:t xml:space="preserve">能，避免项目范围过大。 </w:t>
+              <w:t xml:space="preserve">  参与需求讨论，确定项目边界，区分核心功能和拓展功能，避免项目范围过大。 </w:t>
             </w:r>
           </w:p>
           <w:p>
@@ -2217,13 +3452,43 @@
                 <w:sz w:val="24"/>
                 <w:szCs w:val="24"/>
               </w:rPr>
-              <w:t xml:space="preserve">  记录小组遇到的问题，整理第一周遇到的难点，例如拼车匹配算法实现难度，反馈给小组，为第二周开发做准备。</w:t>
-            </w:r>
-          </w:p>
-        </w:tc>
-        <w:tc>
-          <w:tcPr>
-            <w:tcW w:w="822" w:type="dxa"/>
+              <w:t xml:space="preserve">  记录小组遇到的问题，整理第一周遇到的难点，</w:t>
+            </w:r>
+            <w:proofErr w:type="gramStart"/>
+            <w:r>
+              <w:rPr>
+                <w:rFonts w:ascii="宋体" w:eastAsia="宋体" w:hAnsi="宋体" w:cs="宋体"/>
+                <w:kern w:val="0"/>
+                <w:sz w:val="24"/>
+                <w:szCs w:val="24"/>
+              </w:rPr>
+              <w:t>例</w:t>
+            </w:r>
+            <w:r>
+              <w:rPr>
+                <w:rFonts w:ascii="宋体" w:eastAsia="宋体" w:hAnsi="宋体" w:cs="宋体"/>
+                <w:kern w:val="0"/>
+                <w:sz w:val="24"/>
+                <w:szCs w:val="24"/>
+              </w:rPr>
+              <w:lastRenderedPageBreak/>
+              <w:t>如拼车匹配</w:t>
+            </w:r>
+            <w:proofErr w:type="gramEnd"/>
+            <w:r>
+              <w:rPr>
+                <w:rFonts w:ascii="宋体" w:eastAsia="宋体" w:hAnsi="宋体" w:cs="宋体"/>
+                <w:kern w:val="0"/>
+                <w:sz w:val="24"/>
+                <w:szCs w:val="24"/>
+              </w:rPr>
+              <w:t>算法实现难度，反馈给小组，为第二周开发做准备。</w:t>
+            </w:r>
+          </w:p>
+        </w:tc>
+        <w:tc>
+          <w:tcPr>
+            <w:tcW w:w="576" w:type="dxa"/>
           </w:tcPr>
           <w:p>
             <w:r>
@@ -2240,25 +3505,135 @@
         </w:tc>
         <w:tc>
           <w:tcPr>
-            <w:tcW w:w="1114" w:type="dxa"/>
+            <w:tcW w:w="1629" w:type="dxa"/>
+          </w:tcPr>
+          <w:p>
+            <w:pPr>
+              <w:widowControl/>
+              <w:jc w:val="left"/>
+              <w:rPr>
+                <w:rFonts w:ascii="宋体" w:eastAsia="宋体" w:hAnsi="宋体" w:cs="宋体"/>
+                <w:kern w:val="0"/>
+                <w:sz w:val="24"/>
+                <w:szCs w:val="24"/>
+              </w:rPr>
+            </w:pPr>
+            <w:r>
+              <w:rPr>
+                <w:rFonts w:ascii="宋体" w:eastAsia="宋体" w:hAnsi="宋体" w:cs="宋体"/>
+                <w:kern w:val="0"/>
+                <w:sz w:val="24"/>
+                <w:szCs w:val="24"/>
+              </w:rPr>
+              <w:t>协助完善需求规格说明书，补充非功能需求（性能、安全性、易用性）；</w:t>
+            </w:r>
+          </w:p>
+          <w:p>
+            <w:pPr>
+              <w:widowControl/>
+              <w:jc w:val="left"/>
+              <w:rPr>
+                <w:rFonts w:ascii="宋体" w:eastAsia="宋体" w:hAnsi="宋体" w:cs="宋体"/>
+                <w:kern w:val="0"/>
+                <w:sz w:val="24"/>
+                <w:szCs w:val="24"/>
+              </w:rPr>
+            </w:pPr>
+            <w:r>
+              <w:rPr>
+                <w:rFonts w:ascii="宋体" w:eastAsia="宋体" w:hAnsi="宋体" w:cs="宋体"/>
+                <w:kern w:val="0"/>
+                <w:sz w:val="24"/>
+                <w:szCs w:val="24"/>
+              </w:rPr>
+              <w:sym w:font="Symbol" w:char="F0B7"/>
+            </w:r>
+            <w:r>
+              <w:rPr>
+                <w:rFonts w:ascii="宋体" w:eastAsia="宋体" w:hAnsi="宋体" w:cs="宋体"/>
+                <w:kern w:val="0"/>
+                <w:sz w:val="24"/>
+                <w:szCs w:val="24"/>
+              </w:rPr>
+              <w:t xml:space="preserve"> 根据新系统原型完善用例图，更新角色用例文档；</w:t>
+            </w:r>
+          </w:p>
+          <w:p>
+            <w:pPr>
+              <w:widowControl/>
+              <w:jc w:val="left"/>
+              <w:rPr>
+                <w:rFonts w:ascii="宋体" w:eastAsia="宋体" w:hAnsi="宋体" w:cs="宋体"/>
+                <w:kern w:val="0"/>
+                <w:sz w:val="24"/>
+                <w:szCs w:val="24"/>
+              </w:rPr>
+            </w:pPr>
+            <w:r>
+              <w:rPr>
+                <w:rFonts w:ascii="宋体" w:eastAsia="宋体" w:hAnsi="宋体" w:cs="宋体"/>
+                <w:kern w:val="0"/>
+                <w:sz w:val="24"/>
+                <w:szCs w:val="24"/>
+              </w:rPr>
+              <w:sym w:font="Symbol" w:char="F0B7"/>
+            </w:r>
+            <w:r>
+              <w:rPr>
+                <w:rFonts w:ascii="宋体" w:eastAsia="宋体" w:hAnsi="宋体" w:cs="宋体"/>
+                <w:kern w:val="0"/>
+                <w:sz w:val="24"/>
+                <w:szCs w:val="24"/>
+              </w:rPr>
+              <w:t xml:space="preserve"> 按照模块拆解测试任务，编写登录注册模块初步测试用例；</w:t>
+            </w:r>
+          </w:p>
+          <w:p>
+            <w:r>
+              <w:rPr>
+                <w:rFonts w:ascii="宋体" w:eastAsia="宋体" w:hAnsi="宋体" w:cs="宋体"/>
+                <w:kern w:val="0"/>
+                <w:sz w:val="24"/>
+                <w:szCs w:val="24"/>
+              </w:rPr>
+              <w:sym w:font="Symbol" w:char="F0B7"/>
+            </w:r>
+            <w:r>
+              <w:rPr>
+                <w:rFonts w:ascii="宋体" w:eastAsia="宋体" w:hAnsi="宋体" w:cs="宋体"/>
+                <w:kern w:val="0"/>
+                <w:sz w:val="24"/>
+                <w:szCs w:val="24"/>
+              </w:rPr>
+              <w:t xml:space="preserve"> 核对原型、需求文档、数据库文档一致性。</w:t>
+            </w:r>
+          </w:p>
+        </w:tc>
+        <w:tc>
+          <w:tcPr>
+            <w:tcW w:w="1153" w:type="dxa"/>
+          </w:tcPr>
+          <w:p>
+            <w:r>
+              <w:rPr>
+                <w:rFonts w:hint="eastAsia"/>
+              </w:rPr>
+              <w:t>1</w:t>
+            </w:r>
+            <w:r>
+              <w:t>6%</w:t>
+            </w:r>
+          </w:p>
+        </w:tc>
+        <w:tc>
+          <w:tcPr>
+            <w:tcW w:w="1917" w:type="dxa"/>
           </w:tcPr>
           <w:p/>
         </w:tc>
         <w:tc>
           <w:tcPr>
-            <w:tcW w:w="1126" w:type="dxa"/>
-          </w:tcPr>
-          <w:p/>
-        </w:tc>
-        <w:tc>
-          <w:tcPr>
-            <w:tcW w:w="1114" w:type="dxa"/>
-          </w:tcPr>
-          <w:p/>
-        </w:tc>
-        <w:tc>
-          <w:tcPr>
-            <w:tcW w:w="1109" w:type="dxa"/>
+            <w:tcW w:w="881" w:type="dxa"/>
           </w:tcPr>
           <w:p/>
         </w:tc>
@@ -2322,8 +3697,16 @@
         <w:rPr>
           <w:rFonts w:hint="eastAsia"/>
         </w:rPr>
-        <w:t>采用甘特图</w:t>
-      </w:r>
+        <w:t>采用</w:t>
+      </w:r>
+      <w:proofErr w:type="gramStart"/>
+      <w:r>
+        <w:rPr>
+          <w:rFonts w:hint="eastAsia"/>
+        </w:rPr>
+        <w:t>甘特图</w:t>
+      </w:r>
+      <w:proofErr w:type="gramEnd"/>
       <w:r>
         <w:rPr>
           <w:rFonts w:hint="eastAsia"/>
@@ -2363,7 +3746,15 @@
     </w:p>
     <w:p>
       <w:r>
-        <w:t>本周为校园顺风车拼车系统课程设计启动阶段，小组全员6人参与项目前期筹备、调研及预研工作，预设计划如下：</w:t>
+        <w:t>本周为校园顺风</w:t>
+      </w:r>
+      <w:proofErr w:type="gramStart"/>
+      <w:r>
+        <w:t>车拼车</w:t>
+      </w:r>
+      <w:proofErr w:type="gramEnd"/>
+      <w:r>
+        <w:t>系统课程设计启动阶段，小组全员6人参与项目前期筹备、调研及预研工作，预设计划如下：</w:t>
       </w:r>
     </w:p>
     <w:p>
@@ -2381,7 +3772,21 @@
         <w:rPr>
           <w:rStyle w:val="af3"/>
         </w:rPr>
-        <w:t>校园顺风车拼车系统</w:t>
+        <w:t>校园顺风</w:t>
+      </w:r>
+      <w:proofErr w:type="gramStart"/>
+      <w:r>
+        <w:rPr>
+          <w:rStyle w:val="af3"/>
+        </w:rPr>
+        <w:t>车拼车</w:t>
+      </w:r>
+      <w:proofErr w:type="gramEnd"/>
+      <w:r>
+        <w:rPr>
+          <w:rStyle w:val="af3"/>
+        </w:rPr>
+        <w:t>系统</w:t>
       </w:r>
       <w:r>
         <w:t>，明确项目开发目标、适用场景与核心服务人群。</w:t>
@@ -2444,7 +3849,15 @@
         </w:numPr>
       </w:pPr>
       <w:r>
-        <w:t>汇总所有调研资料，完成竞品分析报告初稿撰写与资料归档。</w:t>
+        <w:t>汇总所有调研资料，完成</w:t>
+      </w:r>
+      <w:proofErr w:type="gramStart"/>
+      <w:r>
+        <w:t>竞品分析</w:t>
+      </w:r>
+      <w:proofErr w:type="gramEnd"/>
+      <w:r>
+        <w:t>报告初稿撰写与资料归档。</w:t>
       </w:r>
     </w:p>
     <w:p>
@@ -2475,7 +3888,15 @@
         <w:t>项目立项敲定</w:t>
       </w:r>
       <w:r>
-        <w:t>：召开小组讨论会，正式确定课题为校园顺风车拼车系统，明确项目核心功能、应用场景及课程设计考核要求，完成项目立项记录。</w:t>
+        <w:t>：召开小组讨论会，正式确定课题为校园顺风</w:t>
+      </w:r>
+      <w:proofErr w:type="gramStart"/>
+      <w:r>
+        <w:t>车拼车</w:t>
+      </w:r>
+      <w:proofErr w:type="gramEnd"/>
+      <w:r>
+        <w:t>系统，明确项目核心功能、应用场景及课程设计考核要求，完成项目立项记录。</w:t>
       </w:r>
     </w:p>
     <w:p>
@@ -2486,14 +3907,38 @@
           <w:numId w:val="4"/>
         </w:numPr>
       </w:pPr>
+      <w:proofErr w:type="gramStart"/>
       <w:r>
         <w:rPr>
           <w:rStyle w:val="af3"/>
         </w:rPr>
-        <w:t>全方位竞品调研完成</w:t>
-      </w:r>
-      <w:r>
-        <w:t>：覆盖商业主流拼车平台（滴滴、哈啰顺风车）、高校校内专属拼车小程序、校园出行社群等多类竞品，完成功能、场景、优缺点、商业模式对比分析。</w:t>
+        <w:t>全方位竞品调研</w:t>
+      </w:r>
+      <w:proofErr w:type="gramEnd"/>
+      <w:r>
+        <w:rPr>
+          <w:rStyle w:val="af3"/>
+        </w:rPr>
+        <w:t>完成</w:t>
+      </w:r>
+      <w:r>
+        <w:t>：覆盖商业</w:t>
+      </w:r>
+      <w:proofErr w:type="gramStart"/>
+      <w:r>
+        <w:t>主流拼车平台</w:t>
+      </w:r>
+      <w:proofErr w:type="gramEnd"/>
+      <w:r>
+        <w:t>（滴滴、哈啰顺风车）、高校校内专</w:t>
+      </w:r>
+      <w:proofErr w:type="gramStart"/>
+      <w:r>
+        <w:t>属拼车小</w:t>
+      </w:r>
+      <w:proofErr w:type="gramEnd"/>
+      <w:r>
+        <w:t>程序、校园出行社群等多类竞品，完成功能、场景、优缺点、商业模式对比分析。</w:t>
       </w:r>
     </w:p>
     <w:p>
@@ -2529,7 +3974,15 @@
         <w:t>项目前期预研落地</w:t>
       </w:r>
       <w:r>
-        <w:t>：完成前后端技术栈初步调研、数据库表结构初步构思、项目角色（学生车主、学生乘客、管理员）划分、核心业务流程草图绘制。</w:t>
+        <w:t>：完成前后端技术</w:t>
+      </w:r>
+      <w:proofErr w:type="gramStart"/>
+      <w:r>
+        <w:t>栈</w:t>
+      </w:r>
+      <w:proofErr w:type="gramEnd"/>
+      <w:r>
+        <w:t>初步调研、数据库表结构初步构思、项目角色（学生车主、学生乘客、管理员）划分、核心业务流程草图绘制。</w:t>
       </w:r>
     </w:p>
     <w:p>
@@ -2565,7 +4018,15 @@
         <w:t>文档与资料归档</w:t>
       </w:r>
       <w:r>
-        <w:t>：完成竞品分析报告初稿、会议纪要、调研素材、技术预研笔记、测试方案初稿的整理与统一归档，文档格式规范完整。</w:t>
+        <w:t>：完成</w:t>
+      </w:r>
+      <w:proofErr w:type="gramStart"/>
+      <w:r>
+        <w:t>竞品分析</w:t>
+      </w:r>
+      <w:proofErr w:type="gramEnd"/>
+      <w:r>
+        <w:t>报告初稿、会议纪要、调研素材、技术预研笔记、测试方案初稿的整理与统一归档，文档格式规范完整。</w:t>
       </w:r>
     </w:p>
     <w:p>
@@ -2631,10 +4092,32 @@
         <w:rPr>
           <w:rStyle w:val="af3"/>
         </w:rPr>
-        <w:t>技术栈确定与环境搭建</w:t>
-      </w:r>
-      <w:r>
-        <w:t>：全员研讨确定前后端、数据库最终技术栈，统一开发环境，完成本地开发环境搭建与项目初始化。</w:t>
+        <w:t>技术</w:t>
+      </w:r>
+      <w:proofErr w:type="gramStart"/>
+      <w:r>
+        <w:rPr>
+          <w:rStyle w:val="af3"/>
+        </w:rPr>
+        <w:t>栈</w:t>
+      </w:r>
+      <w:proofErr w:type="gramEnd"/>
+      <w:r>
+        <w:rPr>
+          <w:rStyle w:val="af3"/>
+        </w:rPr>
+        <w:t>确定与环境搭建</w:t>
+      </w:r>
+      <w:r>
+        <w:t>：全员研讨确定前后端、数据库最终技术</w:t>
+      </w:r>
+      <w:proofErr w:type="gramStart"/>
+      <w:r>
+        <w:t>栈</w:t>
+      </w:r>
+      <w:proofErr w:type="gramEnd"/>
+      <w:r>
+        <w:t>，统一开发环境，完成本地开发环境搭建与项目初始化。</w:t>
       </w:r>
     </w:p>
     <w:p>
@@ -2714,11 +4197,6 @@
       </w:r>
     </w:p>
     <w:p>
-      <w:pPr>
-        <w:rPr>
-          <w:rFonts w:hint="eastAsia"/>
-        </w:rPr>
-      </w:pPr>
       <w:r>
         <w:t>本次项目第一周调研、文档撰写、流程梳理工作使用工具：豆包、</w:t>
       </w:r>
@@ -2780,7 +4258,15 @@
         <w:t>规范性提升层面</w:t>
       </w:r>
       <w:r>
-        <w:t>：AI辅助统一了课程设计报告的格式、措辞和专业规范，解决了小组成员写作风格不统一、内容不专业、逻辑混乱的问题，提升了整体文档质量。</w:t>
+        <w:t>：AI辅助统一了课程设计报告的格式、措辞和专业规范，解决了小组成员写作风格不统一、内容</w:t>
+      </w:r>
+      <w:proofErr w:type="gramStart"/>
+      <w:r>
+        <w:t>不</w:t>
+      </w:r>
+      <w:proofErr w:type="gramEnd"/>
+      <w:r>
+        <w:t>专业、逻辑混乱的问题，提升了整体文档质量。</w:t>
       </w:r>
     </w:p>
     <w:p>
@@ -2839,11 +4325,2683 @@
     </w:p>
     <w:p>
       <w:pPr>
-        <w:rPr>
-          <w:rFonts w:hint="eastAsia"/>
-        </w:rPr>
+        <w:pStyle w:val="ace-line"/>
       </w:pPr>
     </w:p>
+    <w:p>
+      <w:pPr>
+        <w:pStyle w:val="2"/>
+        <w:spacing w:before="0" w:after="0" w:line="360" w:lineRule="atLeast"/>
+        <w:rPr>
+          <w:rFonts w:ascii="Arial" w:hAnsi="Arial" w:cs="Arial"/>
+          <w:sz w:val="24"/>
+          <w:szCs w:val="24"/>
+        </w:rPr>
+      </w:pPr>
+      <w:r>
+        <w:rPr>
+          <w:rFonts w:ascii="Arial" w:hAnsi="Arial" w:cs="Arial"/>
+          <w:b/>
+          <w:bCs/>
+          <w:sz w:val="24"/>
+          <w:szCs w:val="24"/>
+        </w:rPr>
+        <w:lastRenderedPageBreak/>
+        <w:t>第</w:t>
+      </w:r>
+      <w:r>
+        <w:rPr>
+          <w:rFonts w:ascii="Arial" w:hAnsi="Arial" w:cs="Arial"/>
+          <w:b/>
+          <w:bCs/>
+          <w:sz w:val="24"/>
+          <w:szCs w:val="24"/>
+        </w:rPr>
+        <w:t xml:space="preserve"> 2 </w:t>
+      </w:r>
+      <w:r>
+        <w:rPr>
+          <w:rFonts w:ascii="Arial" w:hAnsi="Arial" w:cs="Arial"/>
+          <w:b/>
+          <w:bCs/>
+          <w:sz w:val="24"/>
+          <w:szCs w:val="24"/>
+        </w:rPr>
+        <w:t>周总结报告</w:t>
+      </w:r>
+    </w:p>
+    <w:p>
+      <w:pPr>
+        <w:pStyle w:val="3"/>
+        <w:spacing w:before="0" w:after="0" w:line="360" w:lineRule="atLeast"/>
+        <w:rPr>
+          <w:rFonts w:ascii="Arial" w:hAnsi="Arial" w:cs="Arial"/>
+          <w:b/>
+          <w:bCs/>
+          <w:sz w:val="24"/>
+          <w:szCs w:val="24"/>
+        </w:rPr>
+      </w:pPr>
+      <w:r>
+        <w:rPr>
+          <w:rFonts w:ascii="Arial" w:hAnsi="Arial" w:cs="Arial"/>
+          <w:b/>
+          <w:bCs/>
+          <w:sz w:val="24"/>
+          <w:szCs w:val="24"/>
+        </w:rPr>
+        <w:t>本周计划、实际完成事项、进度（甘</w:t>
+      </w:r>
+      <w:proofErr w:type="gramStart"/>
+      <w:r>
+        <w:rPr>
+          <w:rFonts w:ascii="Arial" w:hAnsi="Arial" w:cs="Arial"/>
+          <w:b/>
+          <w:bCs/>
+          <w:sz w:val="24"/>
+          <w:szCs w:val="24"/>
+        </w:rPr>
+        <w:t>特</w:t>
+      </w:r>
+      <w:proofErr w:type="gramEnd"/>
+      <w:r>
+        <w:rPr>
+          <w:rFonts w:ascii="Arial" w:hAnsi="Arial" w:cs="Arial"/>
+          <w:b/>
+          <w:bCs/>
+          <w:sz w:val="24"/>
+          <w:szCs w:val="24"/>
+        </w:rPr>
+        <w:t>表格）</w:t>
+      </w:r>
+    </w:p>
+    <w:p>
+      <w:pPr>
+        <w:spacing w:line="360" w:lineRule="atLeast"/>
+        <w:rPr>
+          <w:rFonts w:ascii="Arial" w:hAnsi="Arial" w:cs="Arial"/>
+          <w:sz w:val="24"/>
+          <w:szCs w:val="24"/>
+        </w:rPr>
+      </w:pPr>
+      <w:r>
+        <w:rPr>
+          <w:rFonts w:ascii="Arial" w:hAnsi="Arial" w:cs="Arial"/>
+        </w:rPr>
+        <w:t>本周计划：</w:t>
+      </w:r>
+    </w:p>
+    <w:p>
+      <w:pPr>
+        <w:widowControl/>
+        <w:numPr>
+          <w:ilvl w:val="0"/>
+          <w:numId w:val="7"/>
+        </w:numPr>
+        <w:spacing w:line="360" w:lineRule="atLeast"/>
+        <w:jc w:val="left"/>
+        <w:rPr>
+          <w:rFonts w:ascii="Arial" w:hAnsi="Arial" w:cs="Arial"/>
+        </w:rPr>
+      </w:pPr>
+      <w:r>
+        <w:rPr>
+          <w:rFonts w:ascii="Arial" w:hAnsi="Arial" w:cs="Arial"/>
+        </w:rPr>
+        <w:t>完善需求规格说明书，输出终稿；</w:t>
+      </w:r>
+    </w:p>
+    <w:p>
+      <w:pPr>
+        <w:widowControl/>
+        <w:numPr>
+          <w:ilvl w:val="0"/>
+          <w:numId w:val="7"/>
+        </w:numPr>
+        <w:spacing w:line="360" w:lineRule="atLeast"/>
+        <w:jc w:val="left"/>
+        <w:rPr>
+          <w:rFonts w:ascii="Arial" w:hAnsi="Arial" w:cs="Arial"/>
+        </w:rPr>
+      </w:pPr>
+      <w:r>
+        <w:rPr>
+          <w:rFonts w:ascii="Arial" w:hAnsi="Arial" w:cs="Arial"/>
+        </w:rPr>
+        <w:t>完成系统主要页面原型设计；</w:t>
+      </w:r>
+    </w:p>
+    <w:p>
+      <w:pPr>
+        <w:widowControl/>
+        <w:numPr>
+          <w:ilvl w:val="0"/>
+          <w:numId w:val="7"/>
+        </w:numPr>
+        <w:spacing w:line="360" w:lineRule="atLeast"/>
+        <w:jc w:val="left"/>
+        <w:rPr>
+          <w:rFonts w:ascii="Arial" w:hAnsi="Arial" w:cs="Arial"/>
+        </w:rPr>
+      </w:pPr>
+      <w:r>
+        <w:rPr>
+          <w:rFonts w:ascii="Arial" w:hAnsi="Arial" w:cs="Arial"/>
+        </w:rPr>
+        <w:t>确定前后端</w:t>
+      </w:r>
+      <w:r>
+        <w:rPr>
+          <w:rFonts w:ascii="Arial" w:hAnsi="Arial" w:cs="Arial"/>
+        </w:rPr>
+        <w:t xml:space="preserve"> + </w:t>
+      </w:r>
+      <w:r>
+        <w:rPr>
+          <w:rFonts w:ascii="Arial" w:hAnsi="Arial" w:cs="Arial"/>
+        </w:rPr>
+        <w:t>数据库技术</w:t>
+      </w:r>
+      <w:proofErr w:type="gramStart"/>
+      <w:r>
+        <w:rPr>
+          <w:rFonts w:ascii="Arial" w:hAnsi="Arial" w:cs="Arial"/>
+        </w:rPr>
+        <w:t>栈</w:t>
+      </w:r>
+      <w:proofErr w:type="gramEnd"/>
+      <w:r>
+        <w:rPr>
+          <w:rFonts w:ascii="Arial" w:hAnsi="Arial" w:cs="Arial"/>
+        </w:rPr>
+        <w:t>，搭建统一开发环境，完成项目初始化；</w:t>
+      </w:r>
+    </w:p>
+    <w:p>
+      <w:pPr>
+        <w:widowControl/>
+        <w:numPr>
+          <w:ilvl w:val="0"/>
+          <w:numId w:val="7"/>
+        </w:numPr>
+        <w:spacing w:line="360" w:lineRule="atLeast"/>
+        <w:jc w:val="left"/>
+        <w:rPr>
+          <w:rFonts w:ascii="Arial" w:hAnsi="Arial" w:cs="Arial"/>
+        </w:rPr>
+      </w:pPr>
+      <w:r>
+        <w:rPr>
+          <w:rFonts w:ascii="Arial" w:hAnsi="Arial" w:cs="Arial"/>
+        </w:rPr>
+        <w:t>完成数据库详细设计，输出</w:t>
+      </w:r>
+      <w:r>
+        <w:rPr>
+          <w:rFonts w:ascii="Arial" w:hAnsi="Arial" w:cs="Arial"/>
+        </w:rPr>
+        <w:t xml:space="preserve"> ER </w:t>
+      </w:r>
+      <w:r>
+        <w:rPr>
+          <w:rFonts w:ascii="Arial" w:hAnsi="Arial" w:cs="Arial"/>
+        </w:rPr>
+        <w:t>图、</w:t>
+      </w:r>
+      <w:proofErr w:type="gramStart"/>
+      <w:r>
+        <w:rPr>
+          <w:rFonts w:ascii="Arial" w:hAnsi="Arial" w:cs="Arial"/>
+        </w:rPr>
+        <w:t>建表脚本</w:t>
+      </w:r>
+      <w:proofErr w:type="gramEnd"/>
+      <w:r>
+        <w:rPr>
+          <w:rFonts w:ascii="Arial" w:hAnsi="Arial" w:cs="Arial"/>
+        </w:rPr>
+        <w:t>；</w:t>
+      </w:r>
+    </w:p>
+    <w:p>
+      <w:pPr>
+        <w:widowControl/>
+        <w:numPr>
+          <w:ilvl w:val="0"/>
+          <w:numId w:val="7"/>
+        </w:numPr>
+        <w:spacing w:line="360" w:lineRule="atLeast"/>
+        <w:jc w:val="left"/>
+        <w:rPr>
+          <w:rFonts w:ascii="Arial" w:hAnsi="Arial" w:cs="Arial"/>
+        </w:rPr>
+      </w:pPr>
+      <w:r>
+        <w:rPr>
+          <w:rFonts w:ascii="Arial" w:hAnsi="Arial" w:cs="Arial"/>
+        </w:rPr>
+        <w:t>拆分开发与测试模块任务，制定阶段性测试计划；</w:t>
+      </w:r>
+    </w:p>
+    <w:p>
+      <w:pPr>
+        <w:widowControl/>
+        <w:numPr>
+          <w:ilvl w:val="0"/>
+          <w:numId w:val="7"/>
+        </w:numPr>
+        <w:spacing w:line="360" w:lineRule="atLeast"/>
+        <w:jc w:val="left"/>
+        <w:rPr>
+          <w:rFonts w:ascii="Arial" w:hAnsi="Arial" w:cs="Arial"/>
+        </w:rPr>
+      </w:pPr>
+      <w:r>
+        <w:rPr>
+          <w:rFonts w:ascii="Arial" w:hAnsi="Arial" w:cs="Arial"/>
+        </w:rPr>
+        <w:t>启动登录、注册、校园身份核验基础模块初步开发，准备单元测试。</w:t>
+      </w:r>
+    </w:p>
+    <w:p>
+      <w:pPr>
+        <w:spacing w:line="360" w:lineRule="atLeast"/>
+        <w:rPr>
+          <w:rFonts w:ascii="Arial" w:hAnsi="Arial" w:cs="Arial"/>
+        </w:rPr>
+      </w:pPr>
+      <w:r>
+        <w:rPr>
+          <w:rFonts w:ascii="Arial" w:hAnsi="Arial" w:cs="Arial"/>
+        </w:rPr>
+        <w:t>实际完成事项：</w:t>
+      </w:r>
+    </w:p>
+    <w:p>
+      <w:pPr>
+        <w:widowControl/>
+        <w:numPr>
+          <w:ilvl w:val="0"/>
+          <w:numId w:val="8"/>
+        </w:numPr>
+        <w:spacing w:line="360" w:lineRule="atLeast"/>
+        <w:jc w:val="left"/>
+        <w:rPr>
+          <w:rFonts w:ascii="Arial" w:hAnsi="Arial" w:cs="Arial"/>
+        </w:rPr>
+      </w:pPr>
+      <w:r>
+        <w:rPr>
+          <w:rFonts w:ascii="Arial" w:hAnsi="Arial" w:cs="Arial"/>
+        </w:rPr>
+        <w:t>完成</w:t>
+      </w:r>
+      <w:r>
+        <w:rPr>
+          <w:rStyle w:val="af3"/>
+          <w:rFonts w:ascii="Arial" w:hAnsi="Arial" w:cs="Arial"/>
+          <w:b w:val="0"/>
+          <w:bCs w:val="0"/>
+        </w:rPr>
+        <w:t>需求规格说明书终稿</w:t>
+      </w:r>
+      <w:r>
+        <w:rPr>
+          <w:rFonts w:ascii="Arial" w:hAnsi="Arial" w:cs="Arial"/>
+        </w:rPr>
+        <w:t>，明确核心</w:t>
+      </w:r>
+      <w:r>
+        <w:rPr>
+          <w:rFonts w:ascii="Arial" w:hAnsi="Arial" w:cs="Arial"/>
+        </w:rPr>
+        <w:t xml:space="preserve"> / </w:t>
+      </w:r>
+      <w:r>
+        <w:rPr>
+          <w:rFonts w:ascii="Arial" w:hAnsi="Arial" w:cs="Arial"/>
+        </w:rPr>
+        <w:t>拓展功能、非功能需求，划定项目边界，小组完成需求评审。</w:t>
+      </w:r>
+    </w:p>
+    <w:p>
+      <w:pPr>
+        <w:widowControl/>
+        <w:numPr>
+          <w:ilvl w:val="0"/>
+          <w:numId w:val="8"/>
+        </w:numPr>
+        <w:spacing w:line="360" w:lineRule="atLeast"/>
+        <w:jc w:val="left"/>
+        <w:rPr>
+          <w:rFonts w:ascii="Arial" w:hAnsi="Arial" w:cs="Arial"/>
+        </w:rPr>
+      </w:pPr>
+      <w:r>
+        <w:rPr>
+          <w:rFonts w:ascii="Arial" w:hAnsi="Arial" w:cs="Arial"/>
+        </w:rPr>
+        <w:t>完成系统主要页面原型设计：首页、发布行程、订单管理、个人中心页面原型；管理员后台原型完成初步草图。</w:t>
+      </w:r>
+    </w:p>
+    <w:p>
+      <w:pPr>
+        <w:widowControl/>
+        <w:numPr>
+          <w:ilvl w:val="0"/>
+          <w:numId w:val="8"/>
+        </w:numPr>
+        <w:spacing w:line="360" w:lineRule="atLeast"/>
+        <w:jc w:val="left"/>
+        <w:rPr>
+          <w:rFonts w:ascii="Arial" w:hAnsi="Arial" w:cs="Arial"/>
+        </w:rPr>
+      </w:pPr>
+      <w:r>
+        <w:rPr>
+          <w:rFonts w:ascii="Arial" w:hAnsi="Arial" w:cs="Arial"/>
+        </w:rPr>
+        <w:t>确定最终技术</w:t>
+      </w:r>
+      <w:proofErr w:type="gramStart"/>
+      <w:r>
+        <w:rPr>
+          <w:rFonts w:ascii="Arial" w:hAnsi="Arial" w:cs="Arial"/>
+        </w:rPr>
+        <w:t>栈</w:t>
+      </w:r>
+      <w:proofErr w:type="gramEnd"/>
+      <w:r>
+        <w:rPr>
+          <w:rFonts w:ascii="Arial" w:hAnsi="Arial" w:cs="Arial"/>
+        </w:rPr>
+        <w:t>；全体成员完成本地开发环境部署，前端、后端分别完成项目初始化工程，解决部分环境版本兼容问题。</w:t>
+      </w:r>
+    </w:p>
+    <w:p>
+      <w:pPr>
+        <w:widowControl/>
+        <w:numPr>
+          <w:ilvl w:val="0"/>
+          <w:numId w:val="8"/>
+        </w:numPr>
+        <w:spacing w:line="360" w:lineRule="atLeast"/>
+        <w:jc w:val="left"/>
+        <w:rPr>
+          <w:rFonts w:ascii="Arial" w:hAnsi="Arial" w:cs="Arial"/>
+        </w:rPr>
+      </w:pPr>
+      <w:r>
+        <w:rPr>
+          <w:rFonts w:ascii="Arial" w:hAnsi="Arial" w:cs="Arial"/>
+        </w:rPr>
+        <w:t>完成数据库详细设计，细化用户、行程、订单、匹配、消息等数据表字段约束、主键外键，绘制</w:t>
+      </w:r>
+      <w:r>
+        <w:rPr>
+          <w:rFonts w:ascii="Arial" w:hAnsi="Arial" w:cs="Arial"/>
+        </w:rPr>
+        <w:t xml:space="preserve"> ER </w:t>
+      </w:r>
+      <w:r>
+        <w:rPr>
+          <w:rFonts w:ascii="Arial" w:hAnsi="Arial" w:cs="Arial"/>
+        </w:rPr>
+        <w:t>图，输出可</w:t>
+      </w:r>
+      <w:proofErr w:type="gramStart"/>
+      <w:r>
+        <w:rPr>
+          <w:rFonts w:ascii="Arial" w:hAnsi="Arial" w:cs="Arial"/>
+        </w:rPr>
+        <w:t>执行建表</w:t>
+      </w:r>
+      <w:proofErr w:type="gramEnd"/>
+      <w:r>
+        <w:rPr>
+          <w:rFonts w:ascii="Arial" w:hAnsi="Arial" w:cs="Arial"/>
+        </w:rPr>
+        <w:t xml:space="preserve"> SQL </w:t>
+      </w:r>
+      <w:r>
+        <w:rPr>
+          <w:rFonts w:ascii="Arial" w:hAnsi="Arial" w:cs="Arial"/>
+        </w:rPr>
+        <w:t>脚本。</w:t>
+      </w:r>
+    </w:p>
+    <w:p>
+      <w:pPr>
+        <w:widowControl/>
+        <w:numPr>
+          <w:ilvl w:val="0"/>
+          <w:numId w:val="8"/>
+        </w:numPr>
+        <w:spacing w:line="360" w:lineRule="atLeast"/>
+        <w:jc w:val="left"/>
+        <w:rPr>
+          <w:rFonts w:ascii="Arial" w:hAnsi="Arial" w:cs="Arial"/>
+        </w:rPr>
+      </w:pPr>
+      <w:r>
+        <w:rPr>
+          <w:rFonts w:ascii="Arial" w:hAnsi="Arial" w:cs="Arial"/>
+        </w:rPr>
+        <w:t>完成模块化任务拆分：划分用户模块、行程模块、订单模块、管理员模块，明确前后端分工与对应测试任务，更新阶段性测试计划。</w:t>
+      </w:r>
+    </w:p>
+    <w:p>
+      <w:pPr>
+        <w:widowControl/>
+        <w:numPr>
+          <w:ilvl w:val="0"/>
+          <w:numId w:val="8"/>
+        </w:numPr>
+        <w:spacing w:line="360" w:lineRule="atLeast"/>
+        <w:jc w:val="left"/>
+        <w:rPr>
+          <w:rFonts w:ascii="Arial" w:hAnsi="Arial" w:cs="Arial"/>
+        </w:rPr>
+      </w:pPr>
+      <w:r>
+        <w:rPr>
+          <w:rFonts w:ascii="Arial" w:hAnsi="Arial" w:cs="Arial"/>
+        </w:rPr>
+        <w:t>启动用户登录、注册模块基础开发；完成校园身份核验逻辑方案设计，完成登录注册模块单元测试准备，模块接口文档初稿。</w:t>
+      </w:r>
+    </w:p>
+    <w:p>
+      <w:pPr>
+        <w:spacing w:line="360" w:lineRule="atLeast"/>
+        <w:rPr>
+          <w:rFonts w:ascii="Arial" w:hAnsi="Arial" w:cs="Arial"/>
+        </w:rPr>
+      </w:pPr>
+      <w:r>
+        <w:rPr>
+          <w:rFonts w:ascii="Arial" w:hAnsi="Arial" w:cs="Arial"/>
+        </w:rPr>
+        <w:t>本周进度表（替代</w:t>
+      </w:r>
+      <w:proofErr w:type="gramStart"/>
+      <w:r>
+        <w:rPr>
+          <w:rFonts w:ascii="Arial" w:hAnsi="Arial" w:cs="Arial"/>
+        </w:rPr>
+        <w:t>甘特图</w:t>
+      </w:r>
+      <w:proofErr w:type="gramEnd"/>
+      <w:r>
+        <w:rPr>
+          <w:rFonts w:ascii="Arial" w:hAnsi="Arial" w:cs="Arial"/>
+        </w:rPr>
+        <w:t>，报告直接粘贴）</w:t>
+      </w:r>
+    </w:p>
+    <w:p>
+      <w:pPr>
+        <w:spacing w:line="360" w:lineRule="atLeast"/>
+        <w:rPr>
+          <w:rFonts w:ascii="Arial" w:hAnsi="Arial" w:cs="Arial"/>
+        </w:rPr>
+      </w:pPr>
+      <w:r>
+        <w:rPr>
+          <w:rFonts w:ascii="Arial" w:hAnsi="Arial" w:cs="Arial"/>
+        </w:rPr>
+        <w:t>表格</w:t>
+      </w:r>
+    </w:p>
+    <w:tbl>
+      <w:tblPr>
+        <w:tblW w:w="0" w:type="auto"/>
+        <w:tblCellSpacing w:w="15" w:type="dxa"/>
+        <w:tblBorders>
+          <w:top w:val="single" w:sz="4" w:space="0" w:color="auto"/>
+          <w:left w:val="single" w:sz="4" w:space="0" w:color="auto"/>
+          <w:bottom w:val="single" w:sz="4" w:space="0" w:color="auto"/>
+          <w:right w:val="single" w:sz="4" w:space="0" w:color="auto"/>
+          <w:insideH w:val="single" w:sz="4" w:space="0" w:color="auto"/>
+          <w:insideV w:val="single" w:sz="4" w:space="0" w:color="auto"/>
+        </w:tblBorders>
+        <w:tblCellMar>
+          <w:left w:w="0" w:type="dxa"/>
+          <w:right w:w="0" w:type="dxa"/>
+        </w:tblCellMar>
+        <w:tblLook w:val="04A0" w:firstRow="1" w:lastRow="0" w:firstColumn="1" w:lastColumn="0" w:noHBand="0" w:noVBand="1"/>
+      </w:tblPr>
+      <w:tblGrid>
+        <w:gridCol w:w="392"/>
+        <w:gridCol w:w="2877"/>
+        <w:gridCol w:w="937"/>
+        <w:gridCol w:w="988"/>
+        <w:gridCol w:w="755"/>
+        <w:gridCol w:w="2347"/>
+      </w:tblGrid>
+      <w:tr>
+        <w:trPr>
+          <w:tblHeader/>
+          <w:tblCellSpacing w:w="15" w:type="dxa"/>
+        </w:trPr>
+        <w:tc>
+          <w:tcPr>
+            <w:tcW w:w="0" w:type="auto"/>
+            <w:vAlign w:val="center"/>
+            <w:hideMark/>
+          </w:tcPr>
+          <w:p>
+            <w:pPr>
+              <w:spacing w:line="360" w:lineRule="atLeast"/>
+              <w:rPr>
+                <w:rFonts w:ascii="Arial" w:hAnsi="Arial" w:cs="Arial"/>
+                <w:b/>
+                <w:bCs/>
+              </w:rPr>
+            </w:pPr>
+            <w:r>
+              <w:rPr>
+                <w:rFonts w:ascii="Arial" w:hAnsi="Arial" w:cs="Arial"/>
+                <w:b/>
+                <w:bCs/>
+              </w:rPr>
+              <w:t>序号</w:t>
+            </w:r>
+          </w:p>
+        </w:tc>
+        <w:tc>
+          <w:tcPr>
+            <w:tcW w:w="0" w:type="auto"/>
+            <w:vAlign w:val="center"/>
+            <w:hideMark/>
+          </w:tcPr>
+          <w:p>
+            <w:pPr>
+              <w:spacing w:line="360" w:lineRule="atLeast"/>
+              <w:rPr>
+                <w:rFonts w:ascii="Arial" w:hAnsi="Arial" w:cs="Arial"/>
+                <w:b/>
+                <w:bCs/>
+              </w:rPr>
+            </w:pPr>
+            <w:r>
+              <w:rPr>
+                <w:rFonts w:ascii="Arial" w:hAnsi="Arial" w:cs="Arial"/>
+                <w:b/>
+                <w:bCs/>
+              </w:rPr>
+              <w:t>核心任务</w:t>
+            </w:r>
+          </w:p>
+        </w:tc>
+        <w:tc>
+          <w:tcPr>
+            <w:tcW w:w="0" w:type="auto"/>
+            <w:vAlign w:val="center"/>
+            <w:hideMark/>
+          </w:tcPr>
+          <w:p>
+            <w:pPr>
+              <w:spacing w:line="360" w:lineRule="atLeast"/>
+              <w:rPr>
+                <w:rFonts w:ascii="Arial" w:hAnsi="Arial" w:cs="Arial"/>
+                <w:b/>
+                <w:bCs/>
+              </w:rPr>
+            </w:pPr>
+            <w:r>
+              <w:rPr>
+                <w:rFonts w:ascii="Arial" w:hAnsi="Arial" w:cs="Arial"/>
+                <w:b/>
+                <w:bCs/>
+              </w:rPr>
+              <w:t>计划周期</w:t>
+            </w:r>
+          </w:p>
+        </w:tc>
+        <w:tc>
+          <w:tcPr>
+            <w:tcW w:w="0" w:type="auto"/>
+            <w:vAlign w:val="center"/>
+            <w:hideMark/>
+          </w:tcPr>
+          <w:p>
+            <w:pPr>
+              <w:spacing w:line="360" w:lineRule="atLeast"/>
+              <w:rPr>
+                <w:rFonts w:ascii="Arial" w:hAnsi="Arial" w:cs="Arial"/>
+                <w:b/>
+                <w:bCs/>
+              </w:rPr>
+            </w:pPr>
+            <w:r>
+              <w:rPr>
+                <w:rFonts w:ascii="Arial" w:hAnsi="Arial" w:cs="Arial"/>
+                <w:b/>
+                <w:bCs/>
+              </w:rPr>
+              <w:t>实际完成周期</w:t>
+            </w:r>
+          </w:p>
+        </w:tc>
+        <w:tc>
+          <w:tcPr>
+            <w:tcW w:w="0" w:type="auto"/>
+            <w:vAlign w:val="center"/>
+            <w:hideMark/>
+          </w:tcPr>
+          <w:p>
+            <w:pPr>
+              <w:spacing w:line="360" w:lineRule="atLeast"/>
+              <w:rPr>
+                <w:rFonts w:ascii="Arial" w:hAnsi="Arial" w:cs="Arial"/>
+                <w:b/>
+                <w:bCs/>
+              </w:rPr>
+            </w:pPr>
+            <w:r>
+              <w:rPr>
+                <w:rFonts w:ascii="Arial" w:hAnsi="Arial" w:cs="Arial"/>
+                <w:b/>
+                <w:bCs/>
+              </w:rPr>
+              <w:t>完成进度</w:t>
+            </w:r>
+          </w:p>
+        </w:tc>
+        <w:tc>
+          <w:tcPr>
+            <w:tcW w:w="0" w:type="auto"/>
+            <w:vAlign w:val="center"/>
+            <w:hideMark/>
+          </w:tcPr>
+          <w:p>
+            <w:pPr>
+              <w:spacing w:line="360" w:lineRule="atLeast"/>
+              <w:rPr>
+                <w:rFonts w:ascii="Arial" w:hAnsi="Arial" w:cs="Arial"/>
+                <w:b/>
+                <w:bCs/>
+              </w:rPr>
+            </w:pPr>
+            <w:r>
+              <w:rPr>
+                <w:rFonts w:ascii="Arial" w:hAnsi="Arial" w:cs="Arial"/>
+                <w:b/>
+                <w:bCs/>
+              </w:rPr>
+              <w:t>备注</w:t>
+            </w:r>
+          </w:p>
+        </w:tc>
+      </w:tr>
+      <w:tr>
+        <w:trPr>
+          <w:tblCellSpacing w:w="15" w:type="dxa"/>
+        </w:trPr>
+        <w:tc>
+          <w:tcPr>
+            <w:tcW w:w="0" w:type="auto"/>
+            <w:vAlign w:val="center"/>
+            <w:hideMark/>
+          </w:tcPr>
+          <w:p>
+            <w:pPr>
+              <w:spacing w:line="360" w:lineRule="atLeast"/>
+              <w:rPr>
+                <w:rFonts w:ascii="Arial" w:hAnsi="Arial" w:cs="Arial"/>
+              </w:rPr>
+            </w:pPr>
+            <w:r>
+              <w:rPr>
+                <w:rFonts w:ascii="Arial" w:hAnsi="Arial" w:cs="Arial"/>
+              </w:rPr>
+              <w:t>1</w:t>
+            </w:r>
+          </w:p>
+        </w:tc>
+        <w:tc>
+          <w:tcPr>
+            <w:tcW w:w="0" w:type="auto"/>
+            <w:vAlign w:val="center"/>
+            <w:hideMark/>
+          </w:tcPr>
+          <w:p>
+            <w:pPr>
+              <w:spacing w:line="360" w:lineRule="atLeast"/>
+              <w:rPr>
+                <w:rFonts w:ascii="Arial" w:hAnsi="Arial" w:cs="Arial"/>
+              </w:rPr>
+            </w:pPr>
+            <w:r>
+              <w:rPr>
+                <w:rFonts w:ascii="Arial" w:hAnsi="Arial" w:cs="Arial"/>
+              </w:rPr>
+              <w:t>需求规格说明书终稿</w:t>
+            </w:r>
+            <w:r>
+              <w:rPr>
+                <w:rFonts w:ascii="Arial" w:hAnsi="Arial" w:cs="Arial"/>
+              </w:rPr>
+              <w:t xml:space="preserve"> + </w:t>
+            </w:r>
+            <w:r>
+              <w:rPr>
+                <w:rFonts w:ascii="Arial" w:hAnsi="Arial" w:cs="Arial"/>
+              </w:rPr>
+              <w:t>小组评审</w:t>
+            </w:r>
+          </w:p>
+        </w:tc>
+        <w:tc>
+          <w:tcPr>
+            <w:tcW w:w="0" w:type="auto"/>
+            <w:vAlign w:val="center"/>
+            <w:hideMark/>
+          </w:tcPr>
+          <w:p>
+            <w:pPr>
+              <w:spacing w:line="360" w:lineRule="atLeast"/>
+              <w:rPr>
+                <w:rFonts w:ascii="Arial" w:hAnsi="Arial" w:cs="Arial"/>
+              </w:rPr>
+            </w:pPr>
+            <w:r>
+              <w:rPr>
+                <w:rFonts w:ascii="Arial" w:hAnsi="Arial" w:cs="Arial"/>
+              </w:rPr>
+              <w:t>第</w:t>
+            </w:r>
+            <w:r>
+              <w:rPr>
+                <w:rFonts w:ascii="Arial" w:hAnsi="Arial" w:cs="Arial"/>
+              </w:rPr>
+              <w:t xml:space="preserve"> 8</w:t>
+            </w:r>
+            <w:r>
+              <w:rPr>
+                <w:rFonts w:ascii="Arial" w:hAnsi="Arial" w:cs="Arial"/>
+              </w:rPr>
+              <w:noBreakHyphen/>
+              <w:t xml:space="preserve">9 </w:t>
+            </w:r>
+            <w:r>
+              <w:rPr>
+                <w:rFonts w:ascii="Arial" w:hAnsi="Arial" w:cs="Arial"/>
+              </w:rPr>
+              <w:t>天</w:t>
+            </w:r>
+          </w:p>
+        </w:tc>
+        <w:tc>
+          <w:tcPr>
+            <w:tcW w:w="0" w:type="auto"/>
+            <w:vAlign w:val="center"/>
+            <w:hideMark/>
+          </w:tcPr>
+          <w:p>
+            <w:pPr>
+              <w:spacing w:line="360" w:lineRule="atLeast"/>
+              <w:rPr>
+                <w:rFonts w:ascii="Arial" w:hAnsi="Arial" w:cs="Arial"/>
+              </w:rPr>
+            </w:pPr>
+            <w:r>
+              <w:rPr>
+                <w:rFonts w:ascii="Arial" w:hAnsi="Arial" w:cs="Arial"/>
+              </w:rPr>
+              <w:t>第</w:t>
+            </w:r>
+            <w:r>
+              <w:rPr>
+                <w:rFonts w:ascii="Arial" w:hAnsi="Arial" w:cs="Arial"/>
+              </w:rPr>
+              <w:t xml:space="preserve"> 8</w:t>
+            </w:r>
+            <w:r>
+              <w:rPr>
+                <w:rFonts w:ascii="Arial" w:hAnsi="Arial" w:cs="Arial"/>
+              </w:rPr>
+              <w:noBreakHyphen/>
+              <w:t xml:space="preserve">10 </w:t>
+            </w:r>
+            <w:r>
+              <w:rPr>
+                <w:rFonts w:ascii="Arial" w:hAnsi="Arial" w:cs="Arial"/>
+              </w:rPr>
+              <w:t>天</w:t>
+            </w:r>
+          </w:p>
+        </w:tc>
+        <w:tc>
+          <w:tcPr>
+            <w:tcW w:w="0" w:type="auto"/>
+            <w:vAlign w:val="center"/>
+            <w:hideMark/>
+          </w:tcPr>
+          <w:p>
+            <w:pPr>
+              <w:spacing w:line="360" w:lineRule="atLeast"/>
+              <w:rPr>
+                <w:rFonts w:ascii="Arial" w:hAnsi="Arial" w:cs="Arial"/>
+              </w:rPr>
+            </w:pPr>
+            <w:r>
+              <w:rPr>
+                <w:rFonts w:ascii="Arial" w:hAnsi="Arial" w:cs="Arial"/>
+              </w:rPr>
+              <w:t>100%</w:t>
+            </w:r>
+          </w:p>
+        </w:tc>
+        <w:tc>
+          <w:tcPr>
+            <w:tcW w:w="0" w:type="auto"/>
+            <w:vAlign w:val="center"/>
+            <w:hideMark/>
+          </w:tcPr>
+          <w:p>
+            <w:pPr>
+              <w:spacing w:line="360" w:lineRule="atLeast"/>
+              <w:rPr>
+                <w:rFonts w:ascii="Arial" w:hAnsi="Arial" w:cs="Arial"/>
+              </w:rPr>
+            </w:pPr>
+            <w:r>
+              <w:rPr>
+                <w:rFonts w:ascii="Arial" w:hAnsi="Arial" w:cs="Arial"/>
+              </w:rPr>
+              <w:t>补充安全、性能等非功能需求</w:t>
+            </w:r>
+          </w:p>
+        </w:tc>
+      </w:tr>
+      <w:tr>
+        <w:trPr>
+          <w:tblCellSpacing w:w="15" w:type="dxa"/>
+        </w:trPr>
+        <w:tc>
+          <w:tcPr>
+            <w:tcW w:w="0" w:type="auto"/>
+            <w:vAlign w:val="center"/>
+            <w:hideMark/>
+          </w:tcPr>
+          <w:p>
+            <w:pPr>
+              <w:spacing w:line="360" w:lineRule="atLeast"/>
+              <w:rPr>
+                <w:rFonts w:ascii="Arial" w:hAnsi="Arial" w:cs="Arial"/>
+              </w:rPr>
+            </w:pPr>
+            <w:r>
+              <w:rPr>
+                <w:rFonts w:ascii="Arial" w:hAnsi="Arial" w:cs="Arial"/>
+              </w:rPr>
+              <w:t>2</w:t>
+            </w:r>
+          </w:p>
+        </w:tc>
+        <w:tc>
+          <w:tcPr>
+            <w:tcW w:w="0" w:type="auto"/>
+            <w:vAlign w:val="center"/>
+            <w:hideMark/>
+          </w:tcPr>
+          <w:p>
+            <w:pPr>
+              <w:spacing w:line="360" w:lineRule="atLeast"/>
+              <w:rPr>
+                <w:rFonts w:ascii="Arial" w:hAnsi="Arial" w:cs="Arial"/>
+              </w:rPr>
+            </w:pPr>
+            <w:r>
+              <w:rPr>
+                <w:rFonts w:ascii="Arial" w:hAnsi="Arial" w:cs="Arial"/>
+              </w:rPr>
+              <w:t>系统页面原型绘制（核心页面）</w:t>
+            </w:r>
+          </w:p>
+        </w:tc>
+        <w:tc>
+          <w:tcPr>
+            <w:tcW w:w="0" w:type="auto"/>
+            <w:vAlign w:val="center"/>
+            <w:hideMark/>
+          </w:tcPr>
+          <w:p>
+            <w:pPr>
+              <w:spacing w:line="360" w:lineRule="atLeast"/>
+              <w:rPr>
+                <w:rFonts w:ascii="Arial" w:hAnsi="Arial" w:cs="Arial"/>
+              </w:rPr>
+            </w:pPr>
+            <w:r>
+              <w:rPr>
+                <w:rFonts w:ascii="Arial" w:hAnsi="Arial" w:cs="Arial"/>
+              </w:rPr>
+              <w:t>第</w:t>
+            </w:r>
+            <w:r>
+              <w:rPr>
+                <w:rFonts w:ascii="Arial" w:hAnsi="Arial" w:cs="Arial"/>
+              </w:rPr>
+              <w:t xml:space="preserve"> 9</w:t>
+            </w:r>
+            <w:r>
+              <w:rPr>
+                <w:rFonts w:ascii="Arial" w:hAnsi="Arial" w:cs="Arial"/>
+              </w:rPr>
+              <w:noBreakHyphen/>
+              <w:t xml:space="preserve">11 </w:t>
+            </w:r>
+            <w:r>
+              <w:rPr>
+                <w:rFonts w:ascii="Arial" w:hAnsi="Arial" w:cs="Arial"/>
+              </w:rPr>
+              <w:t>天</w:t>
+            </w:r>
+          </w:p>
+        </w:tc>
+        <w:tc>
+          <w:tcPr>
+            <w:tcW w:w="0" w:type="auto"/>
+            <w:vAlign w:val="center"/>
+            <w:hideMark/>
+          </w:tcPr>
+          <w:p>
+            <w:pPr>
+              <w:spacing w:line="360" w:lineRule="atLeast"/>
+              <w:rPr>
+                <w:rFonts w:ascii="Arial" w:hAnsi="Arial" w:cs="Arial"/>
+              </w:rPr>
+            </w:pPr>
+            <w:r>
+              <w:rPr>
+                <w:rFonts w:ascii="Arial" w:hAnsi="Arial" w:cs="Arial"/>
+              </w:rPr>
+              <w:t>第</w:t>
+            </w:r>
+            <w:r>
+              <w:rPr>
+                <w:rFonts w:ascii="Arial" w:hAnsi="Arial" w:cs="Arial"/>
+              </w:rPr>
+              <w:t xml:space="preserve"> 9</w:t>
+            </w:r>
+            <w:r>
+              <w:rPr>
+                <w:rFonts w:ascii="Arial" w:hAnsi="Arial" w:cs="Arial"/>
+              </w:rPr>
+              <w:noBreakHyphen/>
+              <w:t xml:space="preserve">11 </w:t>
+            </w:r>
+            <w:r>
+              <w:rPr>
+                <w:rFonts w:ascii="Arial" w:hAnsi="Arial" w:cs="Arial"/>
+              </w:rPr>
+              <w:t>天</w:t>
+            </w:r>
+          </w:p>
+        </w:tc>
+        <w:tc>
+          <w:tcPr>
+            <w:tcW w:w="0" w:type="auto"/>
+            <w:vAlign w:val="center"/>
+            <w:hideMark/>
+          </w:tcPr>
+          <w:p>
+            <w:pPr>
+              <w:spacing w:line="360" w:lineRule="atLeast"/>
+              <w:rPr>
+                <w:rFonts w:ascii="Arial" w:hAnsi="Arial" w:cs="Arial"/>
+              </w:rPr>
+            </w:pPr>
+            <w:r>
+              <w:rPr>
+                <w:rFonts w:ascii="Arial" w:hAnsi="Arial" w:cs="Arial"/>
+              </w:rPr>
+              <w:t>100%</w:t>
+            </w:r>
+          </w:p>
+        </w:tc>
+        <w:tc>
+          <w:tcPr>
+            <w:tcW w:w="0" w:type="auto"/>
+            <w:vAlign w:val="center"/>
+            <w:hideMark/>
+          </w:tcPr>
+          <w:p>
+            <w:pPr>
+              <w:spacing w:line="360" w:lineRule="atLeast"/>
+              <w:rPr>
+                <w:rFonts w:ascii="Arial" w:hAnsi="Arial" w:cs="Arial"/>
+              </w:rPr>
+            </w:pPr>
+            <w:r>
+              <w:rPr>
+                <w:rFonts w:ascii="Arial" w:hAnsi="Arial" w:cs="Arial"/>
+              </w:rPr>
+              <w:t>管理员后台仅完成草图</w:t>
+            </w:r>
+          </w:p>
+        </w:tc>
+      </w:tr>
+      <w:tr>
+        <w:trPr>
+          <w:tblCellSpacing w:w="15" w:type="dxa"/>
+        </w:trPr>
+        <w:tc>
+          <w:tcPr>
+            <w:tcW w:w="0" w:type="auto"/>
+            <w:vAlign w:val="center"/>
+            <w:hideMark/>
+          </w:tcPr>
+          <w:p>
+            <w:pPr>
+              <w:spacing w:line="360" w:lineRule="atLeast"/>
+              <w:rPr>
+                <w:rFonts w:ascii="Arial" w:hAnsi="Arial" w:cs="Arial"/>
+              </w:rPr>
+            </w:pPr>
+            <w:r>
+              <w:rPr>
+                <w:rFonts w:ascii="Arial" w:hAnsi="Arial" w:cs="Arial"/>
+              </w:rPr>
+              <w:t>3</w:t>
+            </w:r>
+          </w:p>
+        </w:tc>
+        <w:tc>
+          <w:tcPr>
+            <w:tcW w:w="0" w:type="auto"/>
+            <w:vAlign w:val="center"/>
+            <w:hideMark/>
+          </w:tcPr>
+          <w:p>
+            <w:pPr>
+              <w:spacing w:line="360" w:lineRule="atLeast"/>
+              <w:rPr>
+                <w:rFonts w:ascii="Arial" w:hAnsi="Arial" w:cs="Arial"/>
+              </w:rPr>
+            </w:pPr>
+            <w:r>
+              <w:rPr>
+                <w:rFonts w:ascii="Arial" w:hAnsi="Arial" w:cs="Arial"/>
+              </w:rPr>
+              <w:t>技术</w:t>
+            </w:r>
+            <w:proofErr w:type="gramStart"/>
+            <w:r>
+              <w:rPr>
+                <w:rFonts w:ascii="Arial" w:hAnsi="Arial" w:cs="Arial"/>
+              </w:rPr>
+              <w:t>栈</w:t>
+            </w:r>
+            <w:proofErr w:type="gramEnd"/>
+            <w:r>
+              <w:rPr>
+                <w:rFonts w:ascii="Arial" w:hAnsi="Arial" w:cs="Arial"/>
+              </w:rPr>
+              <w:t>确认、前后端环境搭建、项目初始化</w:t>
+            </w:r>
+          </w:p>
+        </w:tc>
+        <w:tc>
+          <w:tcPr>
+            <w:tcW w:w="0" w:type="auto"/>
+            <w:vAlign w:val="center"/>
+            <w:hideMark/>
+          </w:tcPr>
+          <w:p>
+            <w:pPr>
+              <w:spacing w:line="360" w:lineRule="atLeast"/>
+              <w:rPr>
+                <w:rFonts w:ascii="Arial" w:hAnsi="Arial" w:cs="Arial"/>
+              </w:rPr>
+            </w:pPr>
+            <w:r>
+              <w:rPr>
+                <w:rFonts w:ascii="Arial" w:hAnsi="Arial" w:cs="Arial"/>
+              </w:rPr>
+              <w:t>第</w:t>
+            </w:r>
+            <w:r>
+              <w:rPr>
+                <w:rFonts w:ascii="Arial" w:hAnsi="Arial" w:cs="Arial"/>
+              </w:rPr>
+              <w:t xml:space="preserve"> 10</w:t>
+            </w:r>
+            <w:r>
+              <w:rPr>
+                <w:rFonts w:ascii="Arial" w:hAnsi="Arial" w:cs="Arial"/>
+              </w:rPr>
+              <w:noBreakHyphen/>
+              <w:t xml:space="preserve">12 </w:t>
+            </w:r>
+            <w:r>
+              <w:rPr>
+                <w:rFonts w:ascii="Arial" w:hAnsi="Arial" w:cs="Arial"/>
+              </w:rPr>
+              <w:t>天</w:t>
+            </w:r>
+          </w:p>
+        </w:tc>
+        <w:tc>
+          <w:tcPr>
+            <w:tcW w:w="0" w:type="auto"/>
+            <w:vAlign w:val="center"/>
+            <w:hideMark/>
+          </w:tcPr>
+          <w:p>
+            <w:pPr>
+              <w:spacing w:line="360" w:lineRule="atLeast"/>
+              <w:rPr>
+                <w:rFonts w:ascii="Arial" w:hAnsi="Arial" w:cs="Arial"/>
+              </w:rPr>
+            </w:pPr>
+            <w:r>
+              <w:rPr>
+                <w:rFonts w:ascii="Arial" w:hAnsi="Arial" w:cs="Arial"/>
+              </w:rPr>
+              <w:t>第</w:t>
+            </w:r>
+            <w:r>
+              <w:rPr>
+                <w:rFonts w:ascii="Arial" w:hAnsi="Arial" w:cs="Arial"/>
+              </w:rPr>
+              <w:t xml:space="preserve"> 10</w:t>
+            </w:r>
+            <w:r>
+              <w:rPr>
+                <w:rFonts w:ascii="Arial" w:hAnsi="Arial" w:cs="Arial"/>
+              </w:rPr>
+              <w:noBreakHyphen/>
+              <w:t xml:space="preserve">12 </w:t>
+            </w:r>
+            <w:r>
+              <w:rPr>
+                <w:rFonts w:ascii="Arial" w:hAnsi="Arial" w:cs="Arial"/>
+              </w:rPr>
+              <w:t>天</w:t>
+            </w:r>
+          </w:p>
+        </w:tc>
+        <w:tc>
+          <w:tcPr>
+            <w:tcW w:w="0" w:type="auto"/>
+            <w:vAlign w:val="center"/>
+            <w:hideMark/>
+          </w:tcPr>
+          <w:p>
+            <w:pPr>
+              <w:spacing w:line="360" w:lineRule="atLeast"/>
+              <w:rPr>
+                <w:rFonts w:ascii="Arial" w:hAnsi="Arial" w:cs="Arial"/>
+              </w:rPr>
+            </w:pPr>
+            <w:r>
+              <w:rPr>
+                <w:rFonts w:ascii="Arial" w:hAnsi="Arial" w:cs="Arial"/>
+              </w:rPr>
+              <w:t>100%</w:t>
+            </w:r>
+          </w:p>
+        </w:tc>
+        <w:tc>
+          <w:tcPr>
+            <w:tcW w:w="0" w:type="auto"/>
+            <w:vAlign w:val="center"/>
+            <w:hideMark/>
+          </w:tcPr>
+          <w:p>
+            <w:pPr>
+              <w:spacing w:line="360" w:lineRule="atLeast"/>
+              <w:rPr>
+                <w:rFonts w:ascii="Arial" w:hAnsi="Arial" w:cs="Arial"/>
+              </w:rPr>
+            </w:pPr>
+            <w:r>
+              <w:rPr>
+                <w:rFonts w:ascii="Arial" w:hAnsi="Arial" w:cs="Arial"/>
+              </w:rPr>
+              <w:t>解决个别成员环境版本冲突</w:t>
+            </w:r>
+          </w:p>
+        </w:tc>
+      </w:tr>
+      <w:tr>
+        <w:trPr>
+          <w:tblCellSpacing w:w="15" w:type="dxa"/>
+        </w:trPr>
+        <w:tc>
+          <w:tcPr>
+            <w:tcW w:w="0" w:type="auto"/>
+            <w:vAlign w:val="center"/>
+            <w:hideMark/>
+          </w:tcPr>
+          <w:p>
+            <w:pPr>
+              <w:spacing w:line="360" w:lineRule="atLeast"/>
+              <w:rPr>
+                <w:rFonts w:ascii="Arial" w:hAnsi="Arial" w:cs="Arial"/>
+              </w:rPr>
+            </w:pPr>
+            <w:r>
+              <w:rPr>
+                <w:rFonts w:ascii="Arial" w:hAnsi="Arial" w:cs="Arial"/>
+              </w:rPr>
+              <w:t>4</w:t>
+            </w:r>
+          </w:p>
+        </w:tc>
+        <w:tc>
+          <w:tcPr>
+            <w:tcW w:w="0" w:type="auto"/>
+            <w:vAlign w:val="center"/>
+            <w:hideMark/>
+          </w:tcPr>
+          <w:p>
+            <w:pPr>
+              <w:spacing w:line="360" w:lineRule="atLeast"/>
+              <w:rPr>
+                <w:rFonts w:ascii="Arial" w:hAnsi="Arial" w:cs="Arial"/>
+              </w:rPr>
+            </w:pPr>
+            <w:r>
+              <w:rPr>
+                <w:rFonts w:ascii="Arial" w:hAnsi="Arial" w:cs="Arial"/>
+              </w:rPr>
+              <w:t>数据库详细设计、</w:t>
+            </w:r>
+            <w:r>
+              <w:rPr>
+                <w:rFonts w:ascii="Arial" w:hAnsi="Arial" w:cs="Arial"/>
+              </w:rPr>
+              <w:t xml:space="preserve">ER </w:t>
+            </w:r>
+            <w:r>
+              <w:rPr>
+                <w:rFonts w:ascii="Arial" w:hAnsi="Arial" w:cs="Arial"/>
+              </w:rPr>
+              <w:t>图、</w:t>
+            </w:r>
+            <w:r>
+              <w:rPr>
+                <w:rFonts w:ascii="Arial" w:hAnsi="Arial" w:cs="Arial"/>
+              </w:rPr>
+              <w:t xml:space="preserve">SQL </w:t>
+            </w:r>
+            <w:r>
+              <w:rPr>
+                <w:rFonts w:ascii="Arial" w:hAnsi="Arial" w:cs="Arial"/>
+              </w:rPr>
+              <w:t>脚本输出</w:t>
+            </w:r>
+          </w:p>
+        </w:tc>
+        <w:tc>
+          <w:tcPr>
+            <w:tcW w:w="0" w:type="auto"/>
+            <w:vAlign w:val="center"/>
+            <w:hideMark/>
+          </w:tcPr>
+          <w:p>
+            <w:pPr>
+              <w:spacing w:line="360" w:lineRule="atLeast"/>
+              <w:rPr>
+                <w:rFonts w:ascii="Arial" w:hAnsi="Arial" w:cs="Arial"/>
+              </w:rPr>
+            </w:pPr>
+            <w:r>
+              <w:rPr>
+                <w:rFonts w:ascii="Arial" w:hAnsi="Arial" w:cs="Arial"/>
+              </w:rPr>
+              <w:t>第</w:t>
+            </w:r>
+            <w:r>
+              <w:rPr>
+                <w:rFonts w:ascii="Arial" w:hAnsi="Arial" w:cs="Arial"/>
+              </w:rPr>
+              <w:t xml:space="preserve"> 11</w:t>
+            </w:r>
+            <w:r>
+              <w:rPr>
+                <w:rFonts w:ascii="Arial" w:hAnsi="Arial" w:cs="Arial"/>
+              </w:rPr>
+              <w:noBreakHyphen/>
+              <w:t xml:space="preserve">13 </w:t>
+            </w:r>
+            <w:r>
+              <w:rPr>
+                <w:rFonts w:ascii="Arial" w:hAnsi="Arial" w:cs="Arial"/>
+              </w:rPr>
+              <w:t>天</w:t>
+            </w:r>
+          </w:p>
+        </w:tc>
+        <w:tc>
+          <w:tcPr>
+            <w:tcW w:w="0" w:type="auto"/>
+            <w:vAlign w:val="center"/>
+            <w:hideMark/>
+          </w:tcPr>
+          <w:p>
+            <w:pPr>
+              <w:spacing w:line="360" w:lineRule="atLeast"/>
+              <w:rPr>
+                <w:rFonts w:ascii="Arial" w:hAnsi="Arial" w:cs="Arial"/>
+              </w:rPr>
+            </w:pPr>
+            <w:r>
+              <w:rPr>
+                <w:rFonts w:ascii="Arial" w:hAnsi="Arial" w:cs="Arial"/>
+              </w:rPr>
+              <w:t>第</w:t>
+            </w:r>
+            <w:r>
+              <w:rPr>
+                <w:rFonts w:ascii="Arial" w:hAnsi="Arial" w:cs="Arial"/>
+              </w:rPr>
+              <w:t xml:space="preserve"> 11</w:t>
+            </w:r>
+            <w:r>
+              <w:rPr>
+                <w:rFonts w:ascii="Arial" w:hAnsi="Arial" w:cs="Arial"/>
+              </w:rPr>
+              <w:noBreakHyphen/>
+              <w:t xml:space="preserve">13 </w:t>
+            </w:r>
+            <w:r>
+              <w:rPr>
+                <w:rFonts w:ascii="Arial" w:hAnsi="Arial" w:cs="Arial"/>
+              </w:rPr>
+              <w:t>天</w:t>
+            </w:r>
+          </w:p>
+        </w:tc>
+        <w:tc>
+          <w:tcPr>
+            <w:tcW w:w="0" w:type="auto"/>
+            <w:vAlign w:val="center"/>
+            <w:hideMark/>
+          </w:tcPr>
+          <w:p>
+            <w:pPr>
+              <w:spacing w:line="360" w:lineRule="atLeast"/>
+              <w:rPr>
+                <w:rFonts w:ascii="Arial" w:hAnsi="Arial" w:cs="Arial"/>
+              </w:rPr>
+            </w:pPr>
+            <w:r>
+              <w:rPr>
+                <w:rFonts w:ascii="Arial" w:hAnsi="Arial" w:cs="Arial"/>
+              </w:rPr>
+              <w:t>100%</w:t>
+            </w:r>
+          </w:p>
+        </w:tc>
+        <w:tc>
+          <w:tcPr>
+            <w:tcW w:w="0" w:type="auto"/>
+            <w:vAlign w:val="center"/>
+            <w:hideMark/>
+          </w:tcPr>
+          <w:p>
+            <w:pPr>
+              <w:spacing w:line="360" w:lineRule="atLeast"/>
+              <w:rPr>
+                <w:rFonts w:ascii="Arial" w:hAnsi="Arial" w:cs="Arial"/>
+              </w:rPr>
+            </w:pPr>
+            <w:r>
+              <w:rPr>
+                <w:rFonts w:ascii="Arial" w:hAnsi="Arial" w:cs="Arial"/>
+              </w:rPr>
+              <w:t>核对字段与业务需求一致性</w:t>
+            </w:r>
+          </w:p>
+        </w:tc>
+      </w:tr>
+      <w:tr>
+        <w:trPr>
+          <w:tblCellSpacing w:w="15" w:type="dxa"/>
+        </w:trPr>
+        <w:tc>
+          <w:tcPr>
+            <w:tcW w:w="0" w:type="auto"/>
+            <w:vAlign w:val="center"/>
+            <w:hideMark/>
+          </w:tcPr>
+          <w:p>
+            <w:pPr>
+              <w:spacing w:line="360" w:lineRule="atLeast"/>
+              <w:rPr>
+                <w:rFonts w:ascii="Arial" w:hAnsi="Arial" w:cs="Arial"/>
+              </w:rPr>
+            </w:pPr>
+            <w:r>
+              <w:rPr>
+                <w:rFonts w:ascii="Arial" w:hAnsi="Arial" w:cs="Arial"/>
+              </w:rPr>
+              <w:t>5</w:t>
+            </w:r>
+          </w:p>
+        </w:tc>
+        <w:tc>
+          <w:tcPr>
+            <w:tcW w:w="0" w:type="auto"/>
+            <w:vAlign w:val="center"/>
+            <w:hideMark/>
+          </w:tcPr>
+          <w:p>
+            <w:pPr>
+              <w:spacing w:line="360" w:lineRule="atLeast"/>
+              <w:rPr>
+                <w:rFonts w:ascii="Arial" w:hAnsi="Arial" w:cs="Arial"/>
+              </w:rPr>
+            </w:pPr>
+            <w:r>
+              <w:rPr>
+                <w:rFonts w:ascii="Arial" w:hAnsi="Arial" w:cs="Arial"/>
+              </w:rPr>
+              <w:t>开发测试任务拆分，阶段性测试计划更新</w:t>
+            </w:r>
+          </w:p>
+        </w:tc>
+        <w:tc>
+          <w:tcPr>
+            <w:tcW w:w="0" w:type="auto"/>
+            <w:vAlign w:val="center"/>
+            <w:hideMark/>
+          </w:tcPr>
+          <w:p>
+            <w:pPr>
+              <w:spacing w:line="360" w:lineRule="atLeast"/>
+              <w:rPr>
+                <w:rFonts w:ascii="Arial" w:hAnsi="Arial" w:cs="Arial"/>
+              </w:rPr>
+            </w:pPr>
+            <w:r>
+              <w:rPr>
+                <w:rFonts w:ascii="Arial" w:hAnsi="Arial" w:cs="Arial"/>
+              </w:rPr>
+              <w:t>第</w:t>
+            </w:r>
+            <w:r>
+              <w:rPr>
+                <w:rFonts w:ascii="Arial" w:hAnsi="Arial" w:cs="Arial"/>
+              </w:rPr>
+              <w:t xml:space="preserve"> 12</w:t>
+            </w:r>
+            <w:r>
+              <w:rPr>
+                <w:rFonts w:ascii="Arial" w:hAnsi="Arial" w:cs="Arial"/>
+              </w:rPr>
+              <w:noBreakHyphen/>
+              <w:t xml:space="preserve">13 </w:t>
+            </w:r>
+            <w:r>
+              <w:rPr>
+                <w:rFonts w:ascii="Arial" w:hAnsi="Arial" w:cs="Arial"/>
+              </w:rPr>
+              <w:t>天</w:t>
+            </w:r>
+          </w:p>
+        </w:tc>
+        <w:tc>
+          <w:tcPr>
+            <w:tcW w:w="0" w:type="auto"/>
+            <w:vAlign w:val="center"/>
+            <w:hideMark/>
+          </w:tcPr>
+          <w:p>
+            <w:pPr>
+              <w:spacing w:line="360" w:lineRule="atLeast"/>
+              <w:rPr>
+                <w:rFonts w:ascii="Arial" w:hAnsi="Arial" w:cs="Arial"/>
+              </w:rPr>
+            </w:pPr>
+            <w:r>
+              <w:rPr>
+                <w:rFonts w:ascii="Arial" w:hAnsi="Arial" w:cs="Arial"/>
+              </w:rPr>
+              <w:t>第</w:t>
+            </w:r>
+            <w:r>
+              <w:rPr>
+                <w:rFonts w:ascii="Arial" w:hAnsi="Arial" w:cs="Arial"/>
+              </w:rPr>
+              <w:t xml:space="preserve"> 12</w:t>
+            </w:r>
+            <w:r>
+              <w:rPr>
+                <w:rFonts w:ascii="Arial" w:hAnsi="Arial" w:cs="Arial"/>
+              </w:rPr>
+              <w:noBreakHyphen/>
+              <w:t xml:space="preserve">14 </w:t>
+            </w:r>
+            <w:r>
+              <w:rPr>
+                <w:rFonts w:ascii="Arial" w:hAnsi="Arial" w:cs="Arial"/>
+              </w:rPr>
+              <w:t>天</w:t>
+            </w:r>
+          </w:p>
+        </w:tc>
+        <w:tc>
+          <w:tcPr>
+            <w:tcW w:w="0" w:type="auto"/>
+            <w:vAlign w:val="center"/>
+            <w:hideMark/>
+          </w:tcPr>
+          <w:p>
+            <w:pPr>
+              <w:spacing w:line="360" w:lineRule="atLeast"/>
+              <w:rPr>
+                <w:rFonts w:ascii="Arial" w:hAnsi="Arial" w:cs="Arial"/>
+              </w:rPr>
+            </w:pPr>
+            <w:r>
+              <w:rPr>
+                <w:rFonts w:ascii="Arial" w:hAnsi="Arial" w:cs="Arial"/>
+              </w:rPr>
+              <w:t>100%</w:t>
+            </w:r>
+          </w:p>
+        </w:tc>
+        <w:tc>
+          <w:tcPr>
+            <w:tcW w:w="0" w:type="auto"/>
+            <w:vAlign w:val="center"/>
+            <w:hideMark/>
+          </w:tcPr>
+          <w:p>
+            <w:pPr>
+              <w:spacing w:line="360" w:lineRule="atLeast"/>
+              <w:rPr>
+                <w:rFonts w:ascii="Arial" w:hAnsi="Arial" w:cs="Arial"/>
+              </w:rPr>
+            </w:pPr>
+            <w:r>
+              <w:rPr>
+                <w:rFonts w:ascii="Arial" w:hAnsi="Arial" w:cs="Arial"/>
+              </w:rPr>
+              <w:t>按模块分配开发和测试责任人</w:t>
+            </w:r>
+          </w:p>
+        </w:tc>
+      </w:tr>
+      <w:tr>
+        <w:trPr>
+          <w:tblCellSpacing w:w="15" w:type="dxa"/>
+        </w:trPr>
+        <w:tc>
+          <w:tcPr>
+            <w:tcW w:w="0" w:type="auto"/>
+            <w:vAlign w:val="center"/>
+            <w:hideMark/>
+          </w:tcPr>
+          <w:p>
+            <w:pPr>
+              <w:spacing w:line="360" w:lineRule="atLeast"/>
+              <w:rPr>
+                <w:rFonts w:ascii="Arial" w:hAnsi="Arial" w:cs="Arial"/>
+              </w:rPr>
+            </w:pPr>
+            <w:r>
+              <w:rPr>
+                <w:rFonts w:ascii="Arial" w:hAnsi="Arial" w:cs="Arial"/>
+              </w:rPr>
+              <w:lastRenderedPageBreak/>
+              <w:t>6</w:t>
+            </w:r>
+          </w:p>
+        </w:tc>
+        <w:tc>
+          <w:tcPr>
+            <w:tcW w:w="0" w:type="auto"/>
+            <w:vAlign w:val="center"/>
+            <w:hideMark/>
+          </w:tcPr>
+          <w:p>
+            <w:pPr>
+              <w:spacing w:line="360" w:lineRule="atLeast"/>
+              <w:rPr>
+                <w:rFonts w:ascii="Arial" w:hAnsi="Arial" w:cs="Arial"/>
+              </w:rPr>
+            </w:pPr>
+            <w:r>
+              <w:rPr>
+                <w:rFonts w:ascii="Arial" w:hAnsi="Arial" w:cs="Arial"/>
+              </w:rPr>
+              <w:t>登录注册、身份核验模块初步开发</w:t>
+            </w:r>
+            <w:r>
+              <w:rPr>
+                <w:rFonts w:ascii="Arial" w:hAnsi="Arial" w:cs="Arial"/>
+              </w:rPr>
+              <w:t xml:space="preserve"> &amp; </w:t>
+            </w:r>
+            <w:r>
+              <w:rPr>
+                <w:rFonts w:ascii="Arial" w:hAnsi="Arial" w:cs="Arial"/>
+              </w:rPr>
+              <w:t>单元测试准备</w:t>
+            </w:r>
+          </w:p>
+        </w:tc>
+        <w:tc>
+          <w:tcPr>
+            <w:tcW w:w="0" w:type="auto"/>
+            <w:vAlign w:val="center"/>
+            <w:hideMark/>
+          </w:tcPr>
+          <w:p>
+            <w:pPr>
+              <w:spacing w:line="360" w:lineRule="atLeast"/>
+              <w:rPr>
+                <w:rFonts w:ascii="Arial" w:hAnsi="Arial" w:cs="Arial"/>
+              </w:rPr>
+            </w:pPr>
+            <w:r>
+              <w:rPr>
+                <w:rFonts w:ascii="Arial" w:hAnsi="Arial" w:cs="Arial"/>
+              </w:rPr>
+              <w:t>第</w:t>
+            </w:r>
+            <w:r>
+              <w:rPr>
+                <w:rFonts w:ascii="Arial" w:hAnsi="Arial" w:cs="Arial"/>
+              </w:rPr>
+              <w:t xml:space="preserve"> 13</w:t>
+            </w:r>
+            <w:r>
+              <w:rPr>
+                <w:rFonts w:ascii="Arial" w:hAnsi="Arial" w:cs="Arial"/>
+              </w:rPr>
+              <w:noBreakHyphen/>
+              <w:t xml:space="preserve">14 </w:t>
+            </w:r>
+            <w:r>
+              <w:rPr>
+                <w:rFonts w:ascii="Arial" w:hAnsi="Arial" w:cs="Arial"/>
+              </w:rPr>
+              <w:t>天</w:t>
+            </w:r>
+          </w:p>
+        </w:tc>
+        <w:tc>
+          <w:tcPr>
+            <w:tcW w:w="0" w:type="auto"/>
+            <w:vAlign w:val="center"/>
+            <w:hideMark/>
+          </w:tcPr>
+          <w:p>
+            <w:pPr>
+              <w:spacing w:line="360" w:lineRule="atLeast"/>
+              <w:rPr>
+                <w:rFonts w:ascii="Arial" w:hAnsi="Arial" w:cs="Arial"/>
+              </w:rPr>
+            </w:pPr>
+            <w:r>
+              <w:rPr>
+                <w:rFonts w:ascii="Arial" w:hAnsi="Arial" w:cs="Arial"/>
+              </w:rPr>
+              <w:t>第</w:t>
+            </w:r>
+            <w:r>
+              <w:rPr>
+                <w:rFonts w:ascii="Arial" w:hAnsi="Arial" w:cs="Arial"/>
+              </w:rPr>
+              <w:t xml:space="preserve"> 13</w:t>
+            </w:r>
+            <w:r>
+              <w:rPr>
+                <w:rFonts w:ascii="Arial" w:hAnsi="Arial" w:cs="Arial"/>
+              </w:rPr>
+              <w:noBreakHyphen/>
+              <w:t xml:space="preserve">14 </w:t>
+            </w:r>
+            <w:r>
+              <w:rPr>
+                <w:rFonts w:ascii="Arial" w:hAnsi="Arial" w:cs="Arial"/>
+              </w:rPr>
+              <w:t>天</w:t>
+            </w:r>
+          </w:p>
+        </w:tc>
+        <w:tc>
+          <w:tcPr>
+            <w:tcW w:w="0" w:type="auto"/>
+            <w:vAlign w:val="center"/>
+            <w:hideMark/>
+          </w:tcPr>
+          <w:p>
+            <w:pPr>
+              <w:spacing w:line="360" w:lineRule="atLeast"/>
+              <w:rPr>
+                <w:rFonts w:ascii="Arial" w:hAnsi="Arial" w:cs="Arial"/>
+              </w:rPr>
+            </w:pPr>
+            <w:r>
+              <w:rPr>
+                <w:rFonts w:ascii="Arial" w:hAnsi="Arial" w:cs="Arial"/>
+              </w:rPr>
+              <w:t>90%</w:t>
+            </w:r>
+          </w:p>
+        </w:tc>
+        <w:tc>
+          <w:tcPr>
+            <w:tcW w:w="0" w:type="auto"/>
+            <w:vAlign w:val="center"/>
+            <w:hideMark/>
+          </w:tcPr>
+          <w:p>
+            <w:pPr>
+              <w:spacing w:line="360" w:lineRule="atLeast"/>
+              <w:rPr>
+                <w:rFonts w:ascii="Arial" w:hAnsi="Arial" w:cs="Arial"/>
+              </w:rPr>
+            </w:pPr>
+            <w:r>
+              <w:rPr>
+                <w:rFonts w:ascii="Arial" w:hAnsi="Arial" w:cs="Arial"/>
+              </w:rPr>
+              <w:t>接口基础框架完成，业务逻辑待下周完善</w:t>
+            </w:r>
+          </w:p>
+        </w:tc>
+      </w:tr>
+    </w:tbl>
+    <w:p>
+      <w:pPr>
+        <w:spacing w:line="360" w:lineRule="atLeast"/>
+        <w:rPr>
+          <w:rFonts w:ascii="Arial" w:hAnsi="Arial" w:cs="Arial"/>
+        </w:rPr>
+      </w:pPr>
+      <w:r>
+        <w:rPr>
+          <w:rStyle w:val="af3"/>
+          <w:rFonts w:ascii="Arial" w:hAnsi="Arial" w:cs="Arial"/>
+          <w:b w:val="0"/>
+          <w:bCs w:val="0"/>
+        </w:rPr>
+        <w:t>进度小结</w:t>
+      </w:r>
+      <w:r>
+        <w:rPr>
+          <w:rFonts w:ascii="Arial" w:hAnsi="Arial" w:cs="Arial"/>
+        </w:rPr>
+        <w:t>：本周绝大多数任务已全部完成，登录注册身份核验模块完成基础框架，业务逻辑待第三周继续实现。整体项目进度符合预期，无重大延期。</w:t>
+      </w:r>
+    </w:p>
+    <w:p>
+      <w:pPr>
+        <w:pStyle w:val="3"/>
+        <w:spacing w:before="0" w:after="0" w:line="360" w:lineRule="atLeast"/>
+        <w:rPr>
+          <w:rFonts w:ascii="Arial" w:hAnsi="Arial" w:cs="Arial"/>
+          <w:sz w:val="24"/>
+          <w:szCs w:val="24"/>
+        </w:rPr>
+      </w:pPr>
+      <w:r>
+        <w:rPr>
+          <w:rFonts w:ascii="Arial" w:hAnsi="Arial" w:cs="Arial"/>
+          <w:b/>
+          <w:bCs/>
+          <w:sz w:val="24"/>
+          <w:szCs w:val="24"/>
+        </w:rPr>
+        <w:t>（</w:t>
+      </w:r>
+      <w:r>
+        <w:rPr>
+          <w:rFonts w:ascii="Arial" w:hAnsi="Arial" w:cs="Arial"/>
+          <w:b/>
+          <w:bCs/>
+          <w:sz w:val="24"/>
+          <w:szCs w:val="24"/>
+        </w:rPr>
+        <w:t>1</w:t>
+      </w:r>
+      <w:r>
+        <w:rPr>
+          <w:rFonts w:ascii="Arial" w:hAnsi="Arial" w:cs="Arial"/>
+          <w:b/>
+          <w:bCs/>
+          <w:sz w:val="24"/>
+          <w:szCs w:val="24"/>
+        </w:rPr>
+        <w:t>）下周（第</w:t>
+      </w:r>
+      <w:r>
+        <w:rPr>
+          <w:rFonts w:ascii="Arial" w:hAnsi="Arial" w:cs="Arial"/>
+          <w:b/>
+          <w:bCs/>
+          <w:sz w:val="24"/>
+          <w:szCs w:val="24"/>
+        </w:rPr>
+        <w:t xml:space="preserve"> 3 </w:t>
+      </w:r>
+      <w:r>
+        <w:rPr>
+          <w:rFonts w:ascii="Arial" w:hAnsi="Arial" w:cs="Arial"/>
+          <w:b/>
+          <w:bCs/>
+          <w:sz w:val="24"/>
+          <w:szCs w:val="24"/>
+        </w:rPr>
+        <w:t>周）计划</w:t>
+      </w:r>
+    </w:p>
+    <w:p>
+      <w:pPr>
+        <w:widowControl/>
+        <w:numPr>
+          <w:ilvl w:val="0"/>
+          <w:numId w:val="9"/>
+        </w:numPr>
+        <w:spacing w:line="360" w:lineRule="atLeast"/>
+        <w:jc w:val="left"/>
+        <w:rPr>
+          <w:rFonts w:ascii="Arial" w:hAnsi="Arial" w:cs="Arial"/>
+          <w:sz w:val="24"/>
+          <w:szCs w:val="24"/>
+        </w:rPr>
+      </w:pPr>
+      <w:r>
+        <w:rPr>
+          <w:rFonts w:ascii="Arial" w:hAnsi="Arial" w:cs="Arial"/>
+        </w:rPr>
+        <w:t>完善用户模块后端业务代码：注册、登录、校园身份核验，完成基础接口联调。</w:t>
+      </w:r>
+    </w:p>
+    <w:p>
+      <w:pPr>
+        <w:widowControl/>
+        <w:numPr>
+          <w:ilvl w:val="0"/>
+          <w:numId w:val="9"/>
+        </w:numPr>
+        <w:spacing w:line="360" w:lineRule="atLeast"/>
+        <w:jc w:val="left"/>
+        <w:rPr>
+          <w:rFonts w:ascii="Arial" w:hAnsi="Arial" w:cs="Arial"/>
+        </w:rPr>
+      </w:pPr>
+      <w:r>
+        <w:rPr>
+          <w:rFonts w:ascii="Arial" w:hAnsi="Arial" w:cs="Arial"/>
+        </w:rPr>
+        <w:t>实现前端登录、注册页面，完成前后端用户模块简单联调。</w:t>
+      </w:r>
+    </w:p>
+    <w:p>
+      <w:pPr>
+        <w:widowControl/>
+        <w:numPr>
+          <w:ilvl w:val="0"/>
+          <w:numId w:val="9"/>
+        </w:numPr>
+        <w:spacing w:line="360" w:lineRule="atLeast"/>
+        <w:jc w:val="left"/>
+        <w:rPr>
+          <w:rFonts w:ascii="Arial" w:hAnsi="Arial" w:cs="Arial"/>
+        </w:rPr>
+      </w:pPr>
+      <w:r>
+        <w:rPr>
+          <w:rFonts w:ascii="Arial" w:hAnsi="Arial" w:cs="Arial"/>
+        </w:rPr>
+        <w:t>开展行程发布模块开发，完成行程表基础</w:t>
+      </w:r>
+      <w:r>
+        <w:rPr>
+          <w:rFonts w:ascii="Arial" w:hAnsi="Arial" w:cs="Arial"/>
+        </w:rPr>
+        <w:t xml:space="preserve"> CRUD </w:t>
+      </w:r>
+      <w:r>
+        <w:rPr>
+          <w:rFonts w:ascii="Arial" w:hAnsi="Arial" w:cs="Arial"/>
+        </w:rPr>
+        <w:t>接口；设计行程发布页面。</w:t>
+      </w:r>
+    </w:p>
+    <w:p>
+      <w:pPr>
+        <w:widowControl/>
+        <w:numPr>
+          <w:ilvl w:val="0"/>
+          <w:numId w:val="9"/>
+        </w:numPr>
+        <w:spacing w:line="360" w:lineRule="atLeast"/>
+        <w:jc w:val="left"/>
+        <w:rPr>
+          <w:rFonts w:ascii="Arial" w:hAnsi="Arial" w:cs="Arial"/>
+        </w:rPr>
+      </w:pPr>
+      <w:r>
+        <w:rPr>
+          <w:rFonts w:ascii="Arial" w:hAnsi="Arial" w:cs="Arial"/>
+        </w:rPr>
+        <w:t>完善管理员后台原型，梳理管理员权限业务逻辑。</w:t>
+      </w:r>
+    </w:p>
+    <w:p>
+      <w:pPr>
+        <w:widowControl/>
+        <w:numPr>
+          <w:ilvl w:val="0"/>
+          <w:numId w:val="9"/>
+        </w:numPr>
+        <w:spacing w:line="360" w:lineRule="atLeast"/>
+        <w:jc w:val="left"/>
+        <w:rPr>
+          <w:rFonts w:ascii="Arial" w:hAnsi="Arial" w:cs="Arial"/>
+        </w:rPr>
+      </w:pPr>
+      <w:r>
+        <w:rPr>
+          <w:rFonts w:ascii="Arial" w:hAnsi="Arial" w:cs="Arial"/>
+        </w:rPr>
+        <w:t>针对已完成的用户模块执行单元测试，修正发现的</w:t>
+      </w:r>
+      <w:r>
+        <w:rPr>
+          <w:rFonts w:ascii="Arial" w:hAnsi="Arial" w:cs="Arial"/>
+        </w:rPr>
+        <w:t xml:space="preserve"> bug</w:t>
+      </w:r>
+      <w:r>
+        <w:rPr>
+          <w:rFonts w:ascii="Arial" w:hAnsi="Arial" w:cs="Arial"/>
+        </w:rPr>
+        <w:t>，输出单元测试记录。</w:t>
+      </w:r>
+    </w:p>
+    <w:p>
+      <w:pPr>
+        <w:widowControl/>
+        <w:numPr>
+          <w:ilvl w:val="0"/>
+          <w:numId w:val="9"/>
+        </w:numPr>
+        <w:spacing w:line="360" w:lineRule="atLeast"/>
+        <w:jc w:val="left"/>
+        <w:rPr>
+          <w:rFonts w:ascii="Arial" w:hAnsi="Arial" w:cs="Arial"/>
+        </w:rPr>
+      </w:pPr>
+      <w:r>
+        <w:rPr>
+          <w:rFonts w:ascii="Arial" w:hAnsi="Arial" w:cs="Arial"/>
+        </w:rPr>
+        <w:t>整理本周全部文档，</w:t>
+      </w:r>
+      <w:proofErr w:type="gramStart"/>
+      <w:r>
+        <w:rPr>
+          <w:rFonts w:ascii="Arial" w:hAnsi="Arial" w:cs="Arial"/>
+        </w:rPr>
+        <w:t>梳理拼车匹配</w:t>
+      </w:r>
+      <w:proofErr w:type="gramEnd"/>
+      <w:r>
+        <w:rPr>
+          <w:rFonts w:ascii="Arial" w:hAnsi="Arial" w:cs="Arial"/>
+        </w:rPr>
+        <w:t>算法的实现思路，评估实现难度，确定简易可行方案。</w:t>
+      </w:r>
+    </w:p>
+    <w:p>
+      <w:pPr>
+        <w:pStyle w:val="3"/>
+        <w:spacing w:before="0" w:after="0" w:line="360" w:lineRule="atLeast"/>
+        <w:rPr>
+          <w:rFonts w:ascii="Arial" w:hAnsi="Arial" w:cs="Arial"/>
+          <w:sz w:val="24"/>
+          <w:szCs w:val="24"/>
+        </w:rPr>
+      </w:pPr>
+      <w:r>
+        <w:rPr>
+          <w:rFonts w:ascii="Arial" w:hAnsi="Arial" w:cs="Arial"/>
+          <w:b/>
+          <w:bCs/>
+          <w:sz w:val="24"/>
+          <w:szCs w:val="24"/>
+        </w:rPr>
+        <w:t>（</w:t>
+      </w:r>
+      <w:r>
+        <w:rPr>
+          <w:rFonts w:ascii="Arial" w:hAnsi="Arial" w:cs="Arial"/>
+          <w:b/>
+          <w:bCs/>
+          <w:sz w:val="24"/>
+          <w:szCs w:val="24"/>
+        </w:rPr>
+        <w:t>2</w:t>
+      </w:r>
+      <w:r>
+        <w:rPr>
+          <w:rFonts w:ascii="Arial" w:hAnsi="Arial" w:cs="Arial"/>
+          <w:b/>
+          <w:bCs/>
+          <w:sz w:val="24"/>
+          <w:szCs w:val="24"/>
+        </w:rPr>
+        <w:t>）</w:t>
+      </w:r>
+      <w:r>
+        <w:rPr>
+          <w:rFonts w:ascii="Arial" w:hAnsi="Arial" w:cs="Arial"/>
+          <w:b/>
+          <w:bCs/>
+          <w:sz w:val="24"/>
+          <w:szCs w:val="24"/>
+        </w:rPr>
+        <w:t xml:space="preserve">AI </w:t>
+      </w:r>
+      <w:r>
+        <w:rPr>
+          <w:rFonts w:ascii="Arial" w:hAnsi="Arial" w:cs="Arial"/>
+          <w:b/>
+          <w:bCs/>
+          <w:sz w:val="24"/>
+          <w:szCs w:val="24"/>
+        </w:rPr>
+        <w:t>工具使用说明（第二周）</w:t>
+      </w:r>
+    </w:p>
+    <w:p>
+      <w:pPr>
+        <w:pStyle w:val="4"/>
+        <w:spacing w:before="0" w:after="0" w:line="360" w:lineRule="atLeast"/>
+        <w:rPr>
+          <w:rFonts w:ascii="Arial" w:hAnsi="Arial" w:cs="Arial"/>
+          <w:b/>
+          <w:bCs/>
+          <w:sz w:val="24"/>
+          <w:szCs w:val="24"/>
+        </w:rPr>
+      </w:pPr>
+      <w:r>
+        <w:rPr>
+          <w:rFonts w:ascii="Arial" w:hAnsi="Arial" w:cs="Arial"/>
+          <w:b/>
+          <w:bCs/>
+        </w:rPr>
+        <w:t>使用的具体工具和版本</w:t>
+      </w:r>
+    </w:p>
+    <w:p>
+      <w:pPr>
+        <w:spacing w:line="360" w:lineRule="atLeast"/>
+        <w:rPr>
+          <w:rFonts w:ascii="Arial" w:hAnsi="Arial" w:cs="Arial"/>
+        </w:rPr>
+      </w:pPr>
+      <w:r>
+        <w:rPr>
+          <w:rFonts w:ascii="Arial" w:hAnsi="Arial" w:cs="Arial"/>
+        </w:rPr>
+        <w:t>豆包（网页在线版）、</w:t>
+      </w:r>
+      <w:proofErr w:type="spellStart"/>
+      <w:r>
+        <w:rPr>
+          <w:rFonts w:ascii="Arial" w:hAnsi="Arial" w:cs="Arial"/>
+        </w:rPr>
+        <w:t>ProcessOn</w:t>
+      </w:r>
+      <w:proofErr w:type="spellEnd"/>
+      <w:r>
+        <w:rPr>
+          <w:rFonts w:ascii="Arial" w:hAnsi="Arial" w:cs="Arial"/>
+        </w:rPr>
+        <w:t xml:space="preserve"> AI</w:t>
+      </w:r>
+      <w:r>
+        <w:rPr>
+          <w:rFonts w:ascii="Arial" w:hAnsi="Arial" w:cs="Arial"/>
+        </w:rPr>
+        <w:t>（内嵌</w:t>
+      </w:r>
+      <w:r>
+        <w:rPr>
+          <w:rFonts w:ascii="Arial" w:hAnsi="Arial" w:cs="Arial"/>
+        </w:rPr>
+        <w:t xml:space="preserve"> AI </w:t>
+      </w:r>
+      <w:r>
+        <w:rPr>
+          <w:rFonts w:ascii="Arial" w:hAnsi="Arial" w:cs="Arial"/>
+        </w:rPr>
+        <w:t>绘图）、</w:t>
+      </w:r>
+      <w:r>
+        <w:rPr>
+          <w:rFonts w:ascii="Arial" w:hAnsi="Arial" w:cs="Arial"/>
+        </w:rPr>
+        <w:t>WPS AI</w:t>
+      </w:r>
+      <w:r>
+        <w:rPr>
+          <w:rFonts w:ascii="Arial" w:hAnsi="Arial" w:cs="Arial"/>
+        </w:rPr>
+        <w:t>（</w:t>
+      </w:r>
+      <w:r>
+        <w:rPr>
+          <w:rFonts w:ascii="Arial" w:hAnsi="Arial" w:cs="Arial"/>
+        </w:rPr>
+        <w:t xml:space="preserve">PC </w:t>
+      </w:r>
+      <w:r>
+        <w:rPr>
+          <w:rFonts w:ascii="Arial" w:hAnsi="Arial" w:cs="Arial"/>
+        </w:rPr>
+        <w:t>客户端最新版）。</w:t>
+      </w:r>
+    </w:p>
+    <w:p>
+      <w:pPr>
+        <w:pStyle w:val="4"/>
+        <w:spacing w:before="0" w:after="0" w:line="360" w:lineRule="atLeast"/>
+        <w:rPr>
+          <w:rFonts w:ascii="Arial" w:hAnsi="Arial" w:cs="Arial"/>
+        </w:rPr>
+      </w:pPr>
+      <w:r>
+        <w:rPr>
+          <w:rFonts w:ascii="Arial" w:hAnsi="Arial" w:cs="Arial"/>
+          <w:b/>
+          <w:bCs/>
+        </w:rPr>
+        <w:t>使用领域</w:t>
+      </w:r>
+    </w:p>
+    <w:p>
+      <w:pPr>
+        <w:spacing w:line="360" w:lineRule="atLeast"/>
+        <w:rPr>
+          <w:rFonts w:ascii="Arial" w:hAnsi="Arial" w:cs="Arial"/>
+        </w:rPr>
+      </w:pPr>
+      <w:r>
+        <w:rPr>
+          <w:rFonts w:ascii="Arial" w:hAnsi="Arial" w:cs="Arial"/>
+        </w:rPr>
+        <w:t>需求文档辅助编写、</w:t>
+      </w:r>
+      <w:r>
+        <w:rPr>
+          <w:rFonts w:ascii="Arial" w:hAnsi="Arial" w:cs="Arial"/>
+        </w:rPr>
+        <w:t xml:space="preserve">ER </w:t>
+      </w:r>
+      <w:r>
+        <w:rPr>
+          <w:rFonts w:ascii="Arial" w:hAnsi="Arial" w:cs="Arial"/>
+        </w:rPr>
+        <w:t>图</w:t>
+      </w:r>
+      <w:r>
+        <w:rPr>
+          <w:rFonts w:ascii="Arial" w:hAnsi="Arial" w:cs="Arial"/>
+        </w:rPr>
+        <w:t xml:space="preserve"> / </w:t>
+      </w:r>
+      <w:r>
+        <w:rPr>
+          <w:rFonts w:ascii="Arial" w:hAnsi="Arial" w:cs="Arial"/>
+        </w:rPr>
+        <w:t>用例图辅助构思、原型交互逻辑梳理、数据库字段设计辅助、接口文档生成、测试用例辅助编写、周报文档优化。</w:t>
+      </w:r>
+    </w:p>
+    <w:p>
+      <w:pPr>
+        <w:pStyle w:val="4"/>
+        <w:spacing w:before="0" w:after="0" w:line="360" w:lineRule="atLeast"/>
+        <w:rPr>
+          <w:rFonts w:ascii="Arial" w:hAnsi="Arial" w:cs="Arial"/>
+        </w:rPr>
+      </w:pPr>
+      <w:r>
+        <w:rPr>
+          <w:rFonts w:ascii="Arial" w:hAnsi="Arial" w:cs="Arial"/>
+          <w:b/>
+          <w:bCs/>
+        </w:rPr>
+        <w:t>核心使用记录</w:t>
+      </w:r>
+    </w:p>
+    <w:p>
+      <w:pPr>
+        <w:widowControl/>
+        <w:numPr>
+          <w:ilvl w:val="0"/>
+          <w:numId w:val="10"/>
+        </w:numPr>
+        <w:spacing w:line="360" w:lineRule="atLeast"/>
+        <w:jc w:val="left"/>
+        <w:rPr>
+          <w:rFonts w:ascii="Arial" w:hAnsi="Arial" w:cs="Arial"/>
+        </w:rPr>
+      </w:pPr>
+      <w:r>
+        <w:rPr>
+          <w:rFonts w:ascii="Arial" w:hAnsi="Arial" w:cs="Arial"/>
+        </w:rPr>
+        <w:t>辅助完善需求规格说明书，生成非功能需求（安全性、易用性、兼容性）参考内容，小组成员人工筛选修改适配</w:t>
+      </w:r>
+      <w:proofErr w:type="gramStart"/>
+      <w:r>
+        <w:rPr>
+          <w:rFonts w:ascii="Arial" w:hAnsi="Arial" w:cs="Arial"/>
+        </w:rPr>
+        <w:t>校园拼车系统</w:t>
+      </w:r>
+      <w:proofErr w:type="gramEnd"/>
+      <w:r>
+        <w:rPr>
+          <w:rFonts w:ascii="Arial" w:hAnsi="Arial" w:cs="Arial"/>
+        </w:rPr>
+        <w:t>场景。</w:t>
+      </w:r>
+    </w:p>
+    <w:p>
+      <w:pPr>
+        <w:widowControl/>
+        <w:numPr>
+          <w:ilvl w:val="0"/>
+          <w:numId w:val="10"/>
+        </w:numPr>
+        <w:spacing w:line="360" w:lineRule="atLeast"/>
+        <w:jc w:val="left"/>
+        <w:rPr>
+          <w:rFonts w:ascii="Arial" w:hAnsi="Arial" w:cs="Arial"/>
+        </w:rPr>
+      </w:pPr>
+      <w:r>
+        <w:rPr>
+          <w:rFonts w:ascii="Arial" w:hAnsi="Arial" w:cs="Arial"/>
+        </w:rPr>
+        <w:t>使用</w:t>
+      </w:r>
+      <w:r>
+        <w:rPr>
+          <w:rFonts w:ascii="Arial" w:hAnsi="Arial" w:cs="Arial"/>
+        </w:rPr>
+        <w:t xml:space="preserve"> AI </w:t>
+      </w:r>
+      <w:r>
+        <w:rPr>
+          <w:rFonts w:ascii="Arial" w:hAnsi="Arial" w:cs="Arial"/>
+        </w:rPr>
+        <w:t>辅助梳理数据库表结构、字段建议，</w:t>
+      </w:r>
+      <w:proofErr w:type="gramStart"/>
+      <w:r>
+        <w:rPr>
+          <w:rFonts w:ascii="Arial" w:hAnsi="Arial" w:cs="Arial"/>
+        </w:rPr>
+        <w:t>生成建表语句</w:t>
+      </w:r>
+      <w:proofErr w:type="gramEnd"/>
+      <w:r>
+        <w:rPr>
+          <w:rFonts w:ascii="Arial" w:hAnsi="Arial" w:cs="Arial"/>
+        </w:rPr>
+        <w:t>草稿，小组人工审核调整主键外键、约束条件。</w:t>
+      </w:r>
+    </w:p>
+    <w:p>
+      <w:pPr>
+        <w:widowControl/>
+        <w:numPr>
+          <w:ilvl w:val="0"/>
+          <w:numId w:val="10"/>
+        </w:numPr>
+        <w:spacing w:line="360" w:lineRule="atLeast"/>
+        <w:jc w:val="left"/>
+        <w:rPr>
+          <w:rFonts w:ascii="Arial" w:hAnsi="Arial" w:cs="Arial"/>
+        </w:rPr>
+      </w:pPr>
+      <w:r>
+        <w:rPr>
+          <w:rFonts w:ascii="Arial" w:hAnsi="Arial" w:cs="Arial"/>
+        </w:rPr>
+        <w:t>辅助梳理系统用例图、</w:t>
+      </w:r>
+      <w:r>
+        <w:rPr>
+          <w:rFonts w:ascii="Arial" w:hAnsi="Arial" w:cs="Arial"/>
+        </w:rPr>
+        <w:t xml:space="preserve">ER </w:t>
+      </w:r>
+      <w:r>
+        <w:rPr>
+          <w:rFonts w:ascii="Arial" w:hAnsi="Arial" w:cs="Arial"/>
+        </w:rPr>
+        <w:t>图构思要点，为</w:t>
+      </w:r>
+      <w:r>
+        <w:rPr>
+          <w:rFonts w:ascii="Arial" w:hAnsi="Arial" w:cs="Arial"/>
+        </w:rPr>
+        <w:t xml:space="preserve"> </w:t>
+      </w:r>
+      <w:proofErr w:type="spellStart"/>
+      <w:r>
+        <w:rPr>
+          <w:rFonts w:ascii="Arial" w:hAnsi="Arial" w:cs="Arial"/>
+        </w:rPr>
+        <w:t>ProcessOn</w:t>
+      </w:r>
+      <w:proofErr w:type="spellEnd"/>
+      <w:r>
+        <w:rPr>
+          <w:rFonts w:ascii="Arial" w:hAnsi="Arial" w:cs="Arial"/>
+        </w:rPr>
+        <w:t xml:space="preserve"> </w:t>
+      </w:r>
+      <w:r>
+        <w:rPr>
+          <w:rFonts w:ascii="Arial" w:hAnsi="Arial" w:cs="Arial"/>
+        </w:rPr>
+        <w:t>绘图提供思路，辅助分析角色权限。</w:t>
+      </w:r>
+    </w:p>
+    <w:p>
+      <w:pPr>
+        <w:widowControl/>
+        <w:numPr>
+          <w:ilvl w:val="0"/>
+          <w:numId w:val="10"/>
+        </w:numPr>
+        <w:spacing w:line="360" w:lineRule="atLeast"/>
+        <w:jc w:val="left"/>
+        <w:rPr>
+          <w:rFonts w:ascii="Arial" w:hAnsi="Arial" w:cs="Arial"/>
+        </w:rPr>
+      </w:pPr>
+      <w:r>
+        <w:rPr>
+          <w:rFonts w:ascii="Arial" w:hAnsi="Arial" w:cs="Arial"/>
+        </w:rPr>
+        <w:t>生成登录注册模块接口文档模板，辅助梳理接口入参、出参、异常返回场景。</w:t>
+      </w:r>
+    </w:p>
+    <w:p>
+      <w:pPr>
+        <w:widowControl/>
+        <w:numPr>
+          <w:ilvl w:val="0"/>
+          <w:numId w:val="10"/>
+        </w:numPr>
+        <w:spacing w:line="360" w:lineRule="atLeast"/>
+        <w:jc w:val="left"/>
+        <w:rPr>
+          <w:rFonts w:ascii="Arial" w:hAnsi="Arial" w:cs="Arial"/>
+        </w:rPr>
+      </w:pPr>
+      <w:r>
+        <w:rPr>
+          <w:rFonts w:ascii="Arial" w:hAnsi="Arial" w:cs="Arial"/>
+        </w:rPr>
+        <w:t>辅助生成用户模块测试用例初稿，覆盖正常登录、错误密码、重复注册、身份核验失败等场景。</w:t>
+      </w:r>
+    </w:p>
+    <w:p>
+      <w:pPr>
+        <w:widowControl/>
+        <w:numPr>
+          <w:ilvl w:val="0"/>
+          <w:numId w:val="10"/>
+        </w:numPr>
+        <w:spacing w:line="360" w:lineRule="atLeast"/>
+        <w:jc w:val="left"/>
+        <w:rPr>
+          <w:rFonts w:ascii="Arial" w:hAnsi="Arial" w:cs="Arial"/>
+        </w:rPr>
+      </w:pPr>
+      <w:r>
+        <w:rPr>
+          <w:rFonts w:ascii="Arial" w:hAnsi="Arial" w:cs="Arial"/>
+        </w:rPr>
+        <w:t>辅助整理本</w:t>
+      </w:r>
+      <w:proofErr w:type="gramStart"/>
+      <w:r>
+        <w:rPr>
+          <w:rFonts w:ascii="Arial" w:hAnsi="Arial" w:cs="Arial"/>
+        </w:rPr>
+        <w:t>周周报告</w:t>
+      </w:r>
+      <w:proofErr w:type="gramEnd"/>
+      <w:r>
+        <w:rPr>
+          <w:rFonts w:ascii="Arial" w:hAnsi="Arial" w:cs="Arial"/>
+        </w:rPr>
+        <w:t>框架，优化文字表述，统一文档格式。</w:t>
+      </w:r>
+    </w:p>
+    <w:p>
+      <w:pPr>
+        <w:pStyle w:val="4"/>
+        <w:spacing w:before="0" w:after="0" w:line="360" w:lineRule="atLeast"/>
+        <w:rPr>
+          <w:rFonts w:ascii="Arial" w:hAnsi="Arial" w:cs="Arial"/>
+        </w:rPr>
+      </w:pPr>
+      <w:r>
+        <w:rPr>
+          <w:rFonts w:ascii="Arial" w:hAnsi="Arial" w:cs="Arial"/>
+          <w:b/>
+          <w:bCs/>
+        </w:rPr>
+        <w:lastRenderedPageBreak/>
+        <w:t>经验总结</w:t>
+      </w:r>
+    </w:p>
+    <w:p>
+      <w:pPr>
+        <w:widowControl/>
+        <w:numPr>
+          <w:ilvl w:val="0"/>
+          <w:numId w:val="11"/>
+        </w:numPr>
+        <w:spacing w:line="360" w:lineRule="atLeast"/>
+        <w:jc w:val="left"/>
+        <w:rPr>
+          <w:rFonts w:ascii="Arial" w:hAnsi="Arial" w:cs="Arial"/>
+        </w:rPr>
+      </w:pPr>
+      <w:r>
+        <w:rPr>
+          <w:rFonts w:ascii="Arial" w:hAnsi="Arial" w:cs="Arial"/>
+        </w:rPr>
+        <w:t>在数据库和接口设计环节，</w:t>
+      </w:r>
+      <w:r>
+        <w:rPr>
+          <w:rFonts w:ascii="Arial" w:hAnsi="Arial" w:cs="Arial"/>
+        </w:rPr>
+        <w:t xml:space="preserve">AI </w:t>
+      </w:r>
+      <w:r>
+        <w:rPr>
+          <w:rFonts w:ascii="Arial" w:hAnsi="Arial" w:cs="Arial"/>
+        </w:rPr>
+        <w:t>可以快速提供参考方案，但字段、约束必须结合本项目业务人工修改，不能直接照搬，否则容易出现业务不匹配。</w:t>
+      </w:r>
+    </w:p>
+    <w:p>
+      <w:pPr>
+        <w:widowControl/>
+        <w:numPr>
+          <w:ilvl w:val="0"/>
+          <w:numId w:val="11"/>
+        </w:numPr>
+        <w:spacing w:line="360" w:lineRule="atLeast"/>
+        <w:jc w:val="left"/>
+        <w:rPr>
+          <w:rFonts w:ascii="Arial" w:hAnsi="Arial" w:cs="Arial"/>
+        </w:rPr>
+      </w:pPr>
+      <w:r>
+        <w:rPr>
+          <w:rFonts w:ascii="Arial" w:hAnsi="Arial" w:cs="Arial"/>
+        </w:rPr>
+        <w:t xml:space="preserve">AI </w:t>
+      </w:r>
+      <w:r>
+        <w:rPr>
+          <w:rFonts w:ascii="Arial" w:hAnsi="Arial" w:cs="Arial"/>
+        </w:rPr>
+        <w:t>生成的原型交互思路可以拓宽思考，但页面逻辑需要结合校园学生真实使用场景人工取舍。</w:t>
+      </w:r>
+    </w:p>
+    <w:p>
+      <w:pPr>
+        <w:widowControl/>
+        <w:numPr>
+          <w:ilvl w:val="0"/>
+          <w:numId w:val="11"/>
+        </w:numPr>
+        <w:spacing w:line="360" w:lineRule="atLeast"/>
+        <w:jc w:val="left"/>
+        <w:rPr>
+          <w:rFonts w:ascii="Arial" w:hAnsi="Arial" w:cs="Arial"/>
+        </w:rPr>
+      </w:pPr>
+      <w:r>
+        <w:rPr>
+          <w:rFonts w:ascii="Arial" w:hAnsi="Arial" w:cs="Arial"/>
+        </w:rPr>
+        <w:t xml:space="preserve">AI </w:t>
+      </w:r>
+      <w:r>
+        <w:rPr>
+          <w:rFonts w:ascii="Arial" w:hAnsi="Arial" w:cs="Arial"/>
+        </w:rPr>
+        <w:t>产出的测试用例可以作为基础，小组需要结合项目特有场景补充校园身份校验、</w:t>
+      </w:r>
+      <w:proofErr w:type="gramStart"/>
+      <w:r>
+        <w:rPr>
+          <w:rFonts w:ascii="Arial" w:hAnsi="Arial" w:cs="Arial"/>
+        </w:rPr>
+        <w:t>拼车业务</w:t>
+      </w:r>
+      <w:proofErr w:type="gramEnd"/>
+      <w:r>
+        <w:rPr>
+          <w:rFonts w:ascii="Arial" w:hAnsi="Arial" w:cs="Arial"/>
+        </w:rPr>
+        <w:t>相关测试点。</w:t>
+      </w:r>
+    </w:p>
+    <w:p>
+      <w:pPr>
+        <w:widowControl/>
+        <w:numPr>
+          <w:ilvl w:val="0"/>
+          <w:numId w:val="11"/>
+        </w:numPr>
+        <w:spacing w:line="360" w:lineRule="atLeast"/>
+        <w:jc w:val="left"/>
+        <w:rPr>
+          <w:rFonts w:ascii="Arial" w:hAnsi="Arial" w:cs="Arial"/>
+        </w:rPr>
+      </w:pPr>
+      <w:r>
+        <w:rPr>
+          <w:rFonts w:ascii="Arial" w:hAnsi="Arial" w:cs="Arial"/>
+        </w:rPr>
+        <w:t>坚持</w:t>
+      </w:r>
+      <w:r>
+        <w:rPr>
+          <w:rFonts w:ascii="Arial" w:hAnsi="Arial" w:cs="Arial"/>
+        </w:rPr>
+        <w:t xml:space="preserve"> “AI </w:t>
+      </w:r>
+      <w:r>
+        <w:rPr>
+          <w:rFonts w:ascii="Arial" w:hAnsi="Arial" w:cs="Arial"/>
+        </w:rPr>
+        <w:t>辅助，人为主导</w:t>
+      </w:r>
+      <w:r>
+        <w:rPr>
+          <w:rFonts w:ascii="Arial" w:hAnsi="Arial" w:cs="Arial"/>
+        </w:rPr>
+        <w:t>”</w:t>
+      </w:r>
+      <w:r>
+        <w:rPr>
+          <w:rFonts w:ascii="Arial" w:hAnsi="Arial" w:cs="Arial"/>
+        </w:rPr>
+        <w:t>，所有文档、设计内容均经过小组讨论核对，保证项目原创性。</w:t>
+      </w:r>
+    </w:p>
+    <w:p>
+      <w:pPr>
+        <w:widowControl/>
+        <w:numPr>
+          <w:ilvl w:val="0"/>
+          <w:numId w:val="11"/>
+        </w:numPr>
+        <w:spacing w:line="360" w:lineRule="atLeast"/>
+        <w:jc w:val="left"/>
+        <w:rPr>
+          <w:rFonts w:ascii="Arial" w:hAnsi="Arial" w:cs="Arial"/>
+        </w:rPr>
+      </w:pPr>
+      <w:r>
+        <w:rPr>
+          <w:rFonts w:ascii="Arial" w:hAnsi="Arial" w:cs="Arial"/>
+        </w:rPr>
+        <w:t>后续第三周将继续使用</w:t>
+      </w:r>
+      <w:r>
+        <w:rPr>
+          <w:rFonts w:ascii="Arial" w:hAnsi="Arial" w:cs="Arial"/>
+        </w:rPr>
+        <w:t xml:space="preserve"> AI </w:t>
+      </w:r>
+      <w:r>
+        <w:rPr>
+          <w:rFonts w:ascii="Arial" w:hAnsi="Arial" w:cs="Arial"/>
+        </w:rPr>
+        <w:t>辅助代码片段参考、</w:t>
+      </w:r>
+      <w:r>
+        <w:rPr>
+          <w:rFonts w:ascii="Arial" w:hAnsi="Arial" w:cs="Arial"/>
+        </w:rPr>
+        <w:t xml:space="preserve">bug </w:t>
+      </w:r>
+      <w:r>
+        <w:rPr>
+          <w:rFonts w:ascii="Arial" w:hAnsi="Arial" w:cs="Arial"/>
+        </w:rPr>
+        <w:t>排查、接口调试、测试用例扩充，提升开发测试效率。</w:t>
+      </w:r>
+    </w:p>
+    <w:p>
+      <w:pPr>
+        <w:pStyle w:val="ace-line"/>
+      </w:pPr>
+    </w:p>
+    <w:p/>
     <w:sectPr>
       <w:pgSz w:w="11906" w:h="16838"/>
       <w:pgMar w:top="1440" w:right="1800" w:bottom="1440" w:left="1800" w:header="851" w:footer="992" w:gutter="0"/>
@@ -2895,6 +7053,119 @@
 <file path=word/numbering.xml><?xml version="1.0" encoding="utf-8"?>
 <w:numbering xmlns:wpc="http://schemas.microsoft.com/office/word/2010/wordprocessingCanvas" xmlns:cx="http://schemas.microsoft.com/office/drawing/2014/chartex" xmlns:cx1="http://schemas.microsoft.com/office/drawing/2015/9/8/chartex" xmlns:cx2="http://schemas.microsoft.com/office/drawing/2015/10/21/chartex" xmlns:cx3="http://schemas.microsoft.com/office/drawing/2016/5/9/chartex" xmlns:cx4="http://schemas.microsoft.com/office/drawing/2016/5/10/chartex" xmlns:cx5="http://schemas.microsoft.com/office/drawing/2016/5/11/chartex" xmlns:cx6="http://schemas.microsoft.com/office/drawing/2016/5/12/chartex" xmlns:cx7="http://schemas.microsoft.com/office/drawing/2016/5/13/chartex" xmlns:cx8="http://schemas.microsoft.com/office/drawing/2016/5/14/chartex" xmlns:mc="http://schemas.openxmlformats.org/markup-compatibility/2006" xmlns:aink="http://schemas.microsoft.com/office/drawing/2016/ink" xmlns:am3d="http://schemas.microsoft.com/office/drawing/2017/model3d" xmlns:o="urn:schemas-microsoft-com:office:office" xmlns:r="http://schemas.openxmlformats.org/officeDocument/2006/relationships" xmlns:m="http://schemas.openxmlformats.org/officeDocument/2006/math" xmlns:v="urn:schemas-microsoft-com:vml" xmlns:wp14="http://schemas.microsoft.com/office/word/2010/wordprocessingDrawing" xmlns:wp="http://schemas.openxmlformats.org/drawingml/2006/wordprocessingDrawing" xmlns:w10="urn:schemas-microsoft-com:office:word" xmlns:w="http://schemas.openxmlformats.org/wordprocessingml/2006/main" xmlns:w14="http://schemas.microsoft.com/office/word/2010/wordml" xmlns:w15="http://schemas.microsoft.com/office/word/2012/wordml" xmlns:w16cex="http://schemas.microsoft.com/office/word/2018/wordml/cex" xmlns:w16cid="http://schemas.microsoft.com/office/word/2016/wordml/cid" xmlns:w16="http://schemas.microsoft.com/office/word/2018/wordml" xmlns:w16sdtdh="http://schemas.microsoft.com/office/word/2020/wordml/sdtdatahash" xmlns:w16se="http://schemas.microsoft.com/office/word/2015/wordml/symex" xmlns:wpg="http://schemas.microsoft.com/office/word/2010/wordprocessingGroup" xmlns:wpi="http://schemas.microsoft.com/office/word/2010/wordprocessingInk" xmlns:wne="http://schemas.microsoft.com/office/word/2006/wordml" xmlns:wps="http://schemas.microsoft.com/office/word/2010/wordprocessingShape" mc:Ignorable="w14 w15 w16se w16cid w16 w16cex w16sdtdh wp14">
   <w:abstractNum w:abstractNumId="0" w15:restartNumberingAfterBreak="0">
+    <w:nsid w:val="22A00E26"/>
+    <w:multiLevelType w:val="multilevel"/>
+    <w:tmpl w:val="F4A611DE"/>
+    <w:lvl w:ilvl="0">
+      <w:start w:val="1"/>
+      <w:numFmt w:val="decimal"/>
+      <w:lvlText w:val="%1."/>
+      <w:lvlJc w:val="left"/>
+      <w:pPr>
+        <w:tabs>
+          <w:tab w:val="num" w:pos="720"/>
+        </w:tabs>
+        <w:ind w:left="720" w:hanging="360"/>
+      </w:pPr>
+    </w:lvl>
+    <w:lvl w:ilvl="1" w:tentative="1">
+      <w:start w:val="1"/>
+      <w:numFmt w:val="decimal"/>
+      <w:lvlText w:val="%2."/>
+      <w:lvlJc w:val="left"/>
+      <w:pPr>
+        <w:tabs>
+          <w:tab w:val="num" w:pos="1440"/>
+        </w:tabs>
+        <w:ind w:left="1440" w:hanging="360"/>
+      </w:pPr>
+    </w:lvl>
+    <w:lvl w:ilvl="2" w:tentative="1">
+      <w:start w:val="1"/>
+      <w:numFmt w:val="decimal"/>
+      <w:lvlText w:val="%3."/>
+      <w:lvlJc w:val="left"/>
+      <w:pPr>
+        <w:tabs>
+          <w:tab w:val="num" w:pos="2160"/>
+        </w:tabs>
+        <w:ind w:left="2160" w:hanging="360"/>
+      </w:pPr>
+    </w:lvl>
+    <w:lvl w:ilvl="3" w:tentative="1">
+      <w:start w:val="1"/>
+      <w:numFmt w:val="decimal"/>
+      <w:lvlText w:val="%4."/>
+      <w:lvlJc w:val="left"/>
+      <w:pPr>
+        <w:tabs>
+          <w:tab w:val="num" w:pos="2880"/>
+        </w:tabs>
+        <w:ind w:left="2880" w:hanging="360"/>
+      </w:pPr>
+    </w:lvl>
+    <w:lvl w:ilvl="4" w:tentative="1">
+      <w:start w:val="1"/>
+      <w:numFmt w:val="decimal"/>
+      <w:lvlText w:val="%5."/>
+      <w:lvlJc w:val="left"/>
+      <w:pPr>
+        <w:tabs>
+          <w:tab w:val="num" w:pos="3600"/>
+        </w:tabs>
+        <w:ind w:left="3600" w:hanging="360"/>
+      </w:pPr>
+    </w:lvl>
+    <w:lvl w:ilvl="5" w:tentative="1">
+      <w:start w:val="1"/>
+      <w:numFmt w:val="decimal"/>
+      <w:lvlText w:val="%6."/>
+      <w:lvlJc w:val="left"/>
+      <w:pPr>
+        <w:tabs>
+          <w:tab w:val="num" w:pos="4320"/>
+        </w:tabs>
+        <w:ind w:left="4320" w:hanging="360"/>
+      </w:pPr>
+    </w:lvl>
+    <w:lvl w:ilvl="6" w:tentative="1">
+      <w:start w:val="1"/>
+      <w:numFmt w:val="decimal"/>
+      <w:lvlText w:val="%7."/>
+      <w:lvlJc w:val="left"/>
+      <w:pPr>
+        <w:tabs>
+          <w:tab w:val="num" w:pos="5040"/>
+        </w:tabs>
+        <w:ind w:left="5040" w:hanging="360"/>
+      </w:pPr>
+    </w:lvl>
+    <w:lvl w:ilvl="7" w:tentative="1">
+      <w:start w:val="1"/>
+      <w:numFmt w:val="decimal"/>
+      <w:lvlText w:val="%8."/>
+      <w:lvlJc w:val="left"/>
+      <w:pPr>
+        <w:tabs>
+          <w:tab w:val="num" w:pos="5760"/>
+        </w:tabs>
+        <w:ind w:left="5760" w:hanging="360"/>
+      </w:pPr>
+    </w:lvl>
+    <w:lvl w:ilvl="8" w:tentative="1">
+      <w:start w:val="1"/>
+      <w:numFmt w:val="decimal"/>
+      <w:lvlText w:val="%9."/>
+      <w:lvlJc w:val="left"/>
+      <w:pPr>
+        <w:tabs>
+          <w:tab w:val="num" w:pos="6480"/>
+        </w:tabs>
+        <w:ind w:left="6480" w:hanging="360"/>
+      </w:pPr>
+    </w:lvl>
+  </w:abstractNum>
+  <w:abstractNum w:abstractNumId="1" w15:restartNumberingAfterBreak="0">
     <w:nsid w:val="370F732D"/>
     <w:multiLevelType w:val="multilevel"/>
     <w:tmpl w:val="BC408888"/>
@@ -3007,7 +7278,120 @@
       </w:pPr>
     </w:lvl>
   </w:abstractNum>
-  <w:abstractNum w:abstractNumId="1" w15:restartNumberingAfterBreak="0">
+  <w:abstractNum w:abstractNumId="2" w15:restartNumberingAfterBreak="0">
+    <w:nsid w:val="462C3916"/>
+    <w:multiLevelType w:val="multilevel"/>
+    <w:tmpl w:val="A6302D0C"/>
+    <w:lvl w:ilvl="0">
+      <w:start w:val="1"/>
+      <w:numFmt w:val="decimal"/>
+      <w:lvlText w:val="%1."/>
+      <w:lvlJc w:val="left"/>
+      <w:pPr>
+        <w:tabs>
+          <w:tab w:val="num" w:pos="720"/>
+        </w:tabs>
+        <w:ind w:left="720" w:hanging="360"/>
+      </w:pPr>
+    </w:lvl>
+    <w:lvl w:ilvl="1" w:tentative="1">
+      <w:start w:val="1"/>
+      <w:numFmt w:val="decimal"/>
+      <w:lvlText w:val="%2."/>
+      <w:lvlJc w:val="left"/>
+      <w:pPr>
+        <w:tabs>
+          <w:tab w:val="num" w:pos="1440"/>
+        </w:tabs>
+        <w:ind w:left="1440" w:hanging="360"/>
+      </w:pPr>
+    </w:lvl>
+    <w:lvl w:ilvl="2" w:tentative="1">
+      <w:start w:val="1"/>
+      <w:numFmt w:val="decimal"/>
+      <w:lvlText w:val="%3."/>
+      <w:lvlJc w:val="left"/>
+      <w:pPr>
+        <w:tabs>
+          <w:tab w:val="num" w:pos="2160"/>
+        </w:tabs>
+        <w:ind w:left="2160" w:hanging="360"/>
+      </w:pPr>
+    </w:lvl>
+    <w:lvl w:ilvl="3" w:tentative="1">
+      <w:start w:val="1"/>
+      <w:numFmt w:val="decimal"/>
+      <w:lvlText w:val="%4."/>
+      <w:lvlJc w:val="left"/>
+      <w:pPr>
+        <w:tabs>
+          <w:tab w:val="num" w:pos="2880"/>
+        </w:tabs>
+        <w:ind w:left="2880" w:hanging="360"/>
+      </w:pPr>
+    </w:lvl>
+    <w:lvl w:ilvl="4" w:tentative="1">
+      <w:start w:val="1"/>
+      <w:numFmt w:val="decimal"/>
+      <w:lvlText w:val="%5."/>
+      <w:lvlJc w:val="left"/>
+      <w:pPr>
+        <w:tabs>
+          <w:tab w:val="num" w:pos="3600"/>
+        </w:tabs>
+        <w:ind w:left="3600" w:hanging="360"/>
+      </w:pPr>
+    </w:lvl>
+    <w:lvl w:ilvl="5" w:tentative="1">
+      <w:start w:val="1"/>
+      <w:numFmt w:val="decimal"/>
+      <w:lvlText w:val="%6."/>
+      <w:lvlJc w:val="left"/>
+      <w:pPr>
+        <w:tabs>
+          <w:tab w:val="num" w:pos="4320"/>
+        </w:tabs>
+        <w:ind w:left="4320" w:hanging="360"/>
+      </w:pPr>
+    </w:lvl>
+    <w:lvl w:ilvl="6" w:tentative="1">
+      <w:start w:val="1"/>
+      <w:numFmt w:val="decimal"/>
+      <w:lvlText w:val="%7."/>
+      <w:lvlJc w:val="left"/>
+      <w:pPr>
+        <w:tabs>
+          <w:tab w:val="num" w:pos="5040"/>
+        </w:tabs>
+        <w:ind w:left="5040" w:hanging="360"/>
+      </w:pPr>
+    </w:lvl>
+    <w:lvl w:ilvl="7" w:tentative="1">
+      <w:start w:val="1"/>
+      <w:numFmt w:val="decimal"/>
+      <w:lvlText w:val="%8."/>
+      <w:lvlJc w:val="left"/>
+      <w:pPr>
+        <w:tabs>
+          <w:tab w:val="num" w:pos="5760"/>
+        </w:tabs>
+        <w:ind w:left="5760" w:hanging="360"/>
+      </w:pPr>
+    </w:lvl>
+    <w:lvl w:ilvl="8" w:tentative="1">
+      <w:start w:val="1"/>
+      <w:numFmt w:val="decimal"/>
+      <w:lvlText w:val="%9."/>
+      <w:lvlJc w:val="left"/>
+      <w:pPr>
+        <w:tabs>
+          <w:tab w:val="num" w:pos="6480"/>
+        </w:tabs>
+        <w:ind w:left="6480" w:hanging="360"/>
+      </w:pPr>
+    </w:lvl>
+  </w:abstractNum>
+  <w:abstractNum w:abstractNumId="3" w15:restartNumberingAfterBreak="0">
     <w:nsid w:val="48D85B3C"/>
     <w:multiLevelType w:val="hybridMultilevel"/>
     <w:tmpl w:val="CB1A1A24"/>
@@ -3096,7 +7480,7 @@
       </w:pPr>
     </w:lvl>
   </w:abstractNum>
-  <w:abstractNum w:abstractNumId="2" w15:restartNumberingAfterBreak="0">
+  <w:abstractNum w:abstractNumId="4" w15:restartNumberingAfterBreak="0">
     <w:nsid w:val="51E75495"/>
     <w:multiLevelType w:val="multilevel"/>
     <w:tmpl w:val="4F109834"/>
@@ -3209,7 +7593,7 @@
       </w:pPr>
     </w:lvl>
   </w:abstractNum>
-  <w:abstractNum w:abstractNumId="3" w15:restartNumberingAfterBreak="0">
+  <w:abstractNum w:abstractNumId="5" w15:restartNumberingAfterBreak="0">
     <w:nsid w:val="5BB21085"/>
     <w:multiLevelType w:val="multilevel"/>
     <w:tmpl w:val="F736758E"/>
@@ -3322,7 +7706,120 @@
       </w:pPr>
     </w:lvl>
   </w:abstractNum>
-  <w:abstractNum w:abstractNumId="4" w15:restartNumberingAfterBreak="0">
+  <w:abstractNum w:abstractNumId="6" w15:restartNumberingAfterBreak="0">
+    <w:nsid w:val="60D2233D"/>
+    <w:multiLevelType w:val="multilevel"/>
+    <w:tmpl w:val="42A08898"/>
+    <w:lvl w:ilvl="0">
+      <w:start w:val="1"/>
+      <w:numFmt w:val="decimal"/>
+      <w:lvlText w:val="%1."/>
+      <w:lvlJc w:val="left"/>
+      <w:pPr>
+        <w:tabs>
+          <w:tab w:val="num" w:pos="720"/>
+        </w:tabs>
+        <w:ind w:left="720" w:hanging="360"/>
+      </w:pPr>
+    </w:lvl>
+    <w:lvl w:ilvl="1" w:tentative="1">
+      <w:start w:val="1"/>
+      <w:numFmt w:val="decimal"/>
+      <w:lvlText w:val="%2."/>
+      <w:lvlJc w:val="left"/>
+      <w:pPr>
+        <w:tabs>
+          <w:tab w:val="num" w:pos="1440"/>
+        </w:tabs>
+        <w:ind w:left="1440" w:hanging="360"/>
+      </w:pPr>
+    </w:lvl>
+    <w:lvl w:ilvl="2" w:tentative="1">
+      <w:start w:val="1"/>
+      <w:numFmt w:val="decimal"/>
+      <w:lvlText w:val="%3."/>
+      <w:lvlJc w:val="left"/>
+      <w:pPr>
+        <w:tabs>
+          <w:tab w:val="num" w:pos="2160"/>
+        </w:tabs>
+        <w:ind w:left="2160" w:hanging="360"/>
+      </w:pPr>
+    </w:lvl>
+    <w:lvl w:ilvl="3" w:tentative="1">
+      <w:start w:val="1"/>
+      <w:numFmt w:val="decimal"/>
+      <w:lvlText w:val="%4."/>
+      <w:lvlJc w:val="left"/>
+      <w:pPr>
+        <w:tabs>
+          <w:tab w:val="num" w:pos="2880"/>
+        </w:tabs>
+        <w:ind w:left="2880" w:hanging="360"/>
+      </w:pPr>
+    </w:lvl>
+    <w:lvl w:ilvl="4" w:tentative="1">
+      <w:start w:val="1"/>
+      <w:numFmt w:val="decimal"/>
+      <w:lvlText w:val="%5."/>
+      <w:lvlJc w:val="left"/>
+      <w:pPr>
+        <w:tabs>
+          <w:tab w:val="num" w:pos="3600"/>
+        </w:tabs>
+        <w:ind w:left="3600" w:hanging="360"/>
+      </w:pPr>
+    </w:lvl>
+    <w:lvl w:ilvl="5" w:tentative="1">
+      <w:start w:val="1"/>
+      <w:numFmt w:val="decimal"/>
+      <w:lvlText w:val="%6."/>
+      <w:lvlJc w:val="left"/>
+      <w:pPr>
+        <w:tabs>
+          <w:tab w:val="num" w:pos="4320"/>
+        </w:tabs>
+        <w:ind w:left="4320" w:hanging="360"/>
+      </w:pPr>
+    </w:lvl>
+    <w:lvl w:ilvl="6" w:tentative="1">
+      <w:start w:val="1"/>
+      <w:numFmt w:val="decimal"/>
+      <w:lvlText w:val="%7."/>
+      <w:lvlJc w:val="left"/>
+      <w:pPr>
+        <w:tabs>
+          <w:tab w:val="num" w:pos="5040"/>
+        </w:tabs>
+        <w:ind w:left="5040" w:hanging="360"/>
+      </w:pPr>
+    </w:lvl>
+    <w:lvl w:ilvl="7" w:tentative="1">
+      <w:start w:val="1"/>
+      <w:numFmt w:val="decimal"/>
+      <w:lvlText w:val="%8."/>
+      <w:lvlJc w:val="left"/>
+      <w:pPr>
+        <w:tabs>
+          <w:tab w:val="num" w:pos="5760"/>
+        </w:tabs>
+        <w:ind w:left="5760" w:hanging="360"/>
+      </w:pPr>
+    </w:lvl>
+    <w:lvl w:ilvl="8" w:tentative="1">
+      <w:start w:val="1"/>
+      <w:numFmt w:val="decimal"/>
+      <w:lvlText w:val="%9."/>
+      <w:lvlJc w:val="left"/>
+      <w:pPr>
+        <w:tabs>
+          <w:tab w:val="num" w:pos="6480"/>
+        </w:tabs>
+        <w:ind w:left="6480" w:hanging="360"/>
+      </w:pPr>
+    </w:lvl>
+  </w:abstractNum>
+  <w:abstractNum w:abstractNumId="7" w15:restartNumberingAfterBreak="0">
     <w:nsid w:val="64555B76"/>
     <w:multiLevelType w:val="multilevel"/>
     <w:tmpl w:val="1CAC65D6"/>
@@ -3435,7 +7932,120 @@
       </w:pPr>
     </w:lvl>
   </w:abstractNum>
-  <w:abstractNum w:abstractNumId="5" w15:restartNumberingAfterBreak="0">
+  <w:abstractNum w:abstractNumId="8" w15:restartNumberingAfterBreak="0">
+    <w:nsid w:val="66B02F50"/>
+    <w:multiLevelType w:val="multilevel"/>
+    <w:tmpl w:val="8F6248DC"/>
+    <w:lvl w:ilvl="0">
+      <w:start w:val="1"/>
+      <w:numFmt w:val="decimal"/>
+      <w:lvlText w:val="%1."/>
+      <w:lvlJc w:val="left"/>
+      <w:pPr>
+        <w:tabs>
+          <w:tab w:val="num" w:pos="720"/>
+        </w:tabs>
+        <w:ind w:left="720" w:hanging="360"/>
+      </w:pPr>
+    </w:lvl>
+    <w:lvl w:ilvl="1" w:tentative="1">
+      <w:start w:val="1"/>
+      <w:numFmt w:val="decimal"/>
+      <w:lvlText w:val="%2."/>
+      <w:lvlJc w:val="left"/>
+      <w:pPr>
+        <w:tabs>
+          <w:tab w:val="num" w:pos="1440"/>
+        </w:tabs>
+        <w:ind w:left="1440" w:hanging="360"/>
+      </w:pPr>
+    </w:lvl>
+    <w:lvl w:ilvl="2" w:tentative="1">
+      <w:start w:val="1"/>
+      <w:numFmt w:val="decimal"/>
+      <w:lvlText w:val="%3."/>
+      <w:lvlJc w:val="left"/>
+      <w:pPr>
+        <w:tabs>
+          <w:tab w:val="num" w:pos="2160"/>
+        </w:tabs>
+        <w:ind w:left="2160" w:hanging="360"/>
+      </w:pPr>
+    </w:lvl>
+    <w:lvl w:ilvl="3" w:tentative="1">
+      <w:start w:val="1"/>
+      <w:numFmt w:val="decimal"/>
+      <w:lvlText w:val="%4."/>
+      <w:lvlJc w:val="left"/>
+      <w:pPr>
+        <w:tabs>
+          <w:tab w:val="num" w:pos="2880"/>
+        </w:tabs>
+        <w:ind w:left="2880" w:hanging="360"/>
+      </w:pPr>
+    </w:lvl>
+    <w:lvl w:ilvl="4" w:tentative="1">
+      <w:start w:val="1"/>
+      <w:numFmt w:val="decimal"/>
+      <w:lvlText w:val="%5."/>
+      <w:lvlJc w:val="left"/>
+      <w:pPr>
+        <w:tabs>
+          <w:tab w:val="num" w:pos="3600"/>
+        </w:tabs>
+        <w:ind w:left="3600" w:hanging="360"/>
+      </w:pPr>
+    </w:lvl>
+    <w:lvl w:ilvl="5" w:tentative="1">
+      <w:start w:val="1"/>
+      <w:numFmt w:val="decimal"/>
+      <w:lvlText w:val="%6."/>
+      <w:lvlJc w:val="left"/>
+      <w:pPr>
+        <w:tabs>
+          <w:tab w:val="num" w:pos="4320"/>
+        </w:tabs>
+        <w:ind w:left="4320" w:hanging="360"/>
+      </w:pPr>
+    </w:lvl>
+    <w:lvl w:ilvl="6" w:tentative="1">
+      <w:start w:val="1"/>
+      <w:numFmt w:val="decimal"/>
+      <w:lvlText w:val="%7."/>
+      <w:lvlJc w:val="left"/>
+      <w:pPr>
+        <w:tabs>
+          <w:tab w:val="num" w:pos="5040"/>
+        </w:tabs>
+        <w:ind w:left="5040" w:hanging="360"/>
+      </w:pPr>
+    </w:lvl>
+    <w:lvl w:ilvl="7" w:tentative="1">
+      <w:start w:val="1"/>
+      <w:numFmt w:val="decimal"/>
+      <w:lvlText w:val="%8."/>
+      <w:lvlJc w:val="left"/>
+      <w:pPr>
+        <w:tabs>
+          <w:tab w:val="num" w:pos="5760"/>
+        </w:tabs>
+        <w:ind w:left="5760" w:hanging="360"/>
+      </w:pPr>
+    </w:lvl>
+    <w:lvl w:ilvl="8" w:tentative="1">
+      <w:start w:val="1"/>
+      <w:numFmt w:val="decimal"/>
+      <w:lvlText w:val="%9."/>
+      <w:lvlJc w:val="left"/>
+      <w:pPr>
+        <w:tabs>
+          <w:tab w:val="num" w:pos="6480"/>
+        </w:tabs>
+        <w:ind w:left="6480" w:hanging="360"/>
+      </w:pPr>
+    </w:lvl>
+  </w:abstractNum>
+  <w:abstractNum w:abstractNumId="9" w15:restartNumberingAfterBreak="0">
     <w:nsid w:val="6A434D5A"/>
     <w:multiLevelType w:val="hybridMultilevel"/>
     <w:tmpl w:val="436E4EF8"/>
@@ -3525,23 +8135,151 @@
       </w:pPr>
     </w:lvl>
   </w:abstractNum>
+  <w:abstractNum w:abstractNumId="10" w15:restartNumberingAfterBreak="0">
+    <w:nsid w:val="6E212C8A"/>
+    <w:multiLevelType w:val="multilevel"/>
+    <w:tmpl w:val="CAD85B5A"/>
+    <w:lvl w:ilvl="0">
+      <w:start w:val="1"/>
+      <w:numFmt w:val="decimal"/>
+      <w:lvlText w:val="%1."/>
+      <w:lvlJc w:val="left"/>
+      <w:pPr>
+        <w:tabs>
+          <w:tab w:val="num" w:pos="720"/>
+        </w:tabs>
+        <w:ind w:left="720" w:hanging="360"/>
+      </w:pPr>
+    </w:lvl>
+    <w:lvl w:ilvl="1" w:tentative="1">
+      <w:start w:val="1"/>
+      <w:numFmt w:val="decimal"/>
+      <w:lvlText w:val="%2."/>
+      <w:lvlJc w:val="left"/>
+      <w:pPr>
+        <w:tabs>
+          <w:tab w:val="num" w:pos="1440"/>
+        </w:tabs>
+        <w:ind w:left="1440" w:hanging="360"/>
+      </w:pPr>
+    </w:lvl>
+    <w:lvl w:ilvl="2" w:tentative="1">
+      <w:start w:val="1"/>
+      <w:numFmt w:val="decimal"/>
+      <w:lvlText w:val="%3."/>
+      <w:lvlJc w:val="left"/>
+      <w:pPr>
+        <w:tabs>
+          <w:tab w:val="num" w:pos="2160"/>
+        </w:tabs>
+        <w:ind w:left="2160" w:hanging="360"/>
+      </w:pPr>
+    </w:lvl>
+    <w:lvl w:ilvl="3" w:tentative="1">
+      <w:start w:val="1"/>
+      <w:numFmt w:val="decimal"/>
+      <w:lvlText w:val="%4."/>
+      <w:lvlJc w:val="left"/>
+      <w:pPr>
+        <w:tabs>
+          <w:tab w:val="num" w:pos="2880"/>
+        </w:tabs>
+        <w:ind w:left="2880" w:hanging="360"/>
+      </w:pPr>
+    </w:lvl>
+    <w:lvl w:ilvl="4" w:tentative="1">
+      <w:start w:val="1"/>
+      <w:numFmt w:val="decimal"/>
+      <w:lvlText w:val="%5."/>
+      <w:lvlJc w:val="left"/>
+      <w:pPr>
+        <w:tabs>
+          <w:tab w:val="num" w:pos="3600"/>
+        </w:tabs>
+        <w:ind w:left="3600" w:hanging="360"/>
+      </w:pPr>
+    </w:lvl>
+    <w:lvl w:ilvl="5" w:tentative="1">
+      <w:start w:val="1"/>
+      <w:numFmt w:val="decimal"/>
+      <w:lvlText w:val="%6."/>
+      <w:lvlJc w:val="left"/>
+      <w:pPr>
+        <w:tabs>
+          <w:tab w:val="num" w:pos="4320"/>
+        </w:tabs>
+        <w:ind w:left="4320" w:hanging="360"/>
+      </w:pPr>
+    </w:lvl>
+    <w:lvl w:ilvl="6" w:tentative="1">
+      <w:start w:val="1"/>
+      <w:numFmt w:val="decimal"/>
+      <w:lvlText w:val="%7."/>
+      <w:lvlJc w:val="left"/>
+      <w:pPr>
+        <w:tabs>
+          <w:tab w:val="num" w:pos="5040"/>
+        </w:tabs>
+        <w:ind w:left="5040" w:hanging="360"/>
+      </w:pPr>
+    </w:lvl>
+    <w:lvl w:ilvl="7" w:tentative="1">
+      <w:start w:val="1"/>
+      <w:numFmt w:val="decimal"/>
+      <w:lvlText w:val="%8."/>
+      <w:lvlJc w:val="left"/>
+      <w:pPr>
+        <w:tabs>
+          <w:tab w:val="num" w:pos="5760"/>
+        </w:tabs>
+        <w:ind w:left="5760" w:hanging="360"/>
+      </w:pPr>
+    </w:lvl>
+    <w:lvl w:ilvl="8" w:tentative="1">
+      <w:start w:val="1"/>
+      <w:numFmt w:val="decimal"/>
+      <w:lvlText w:val="%9."/>
+      <w:lvlJc w:val="left"/>
+      <w:pPr>
+        <w:tabs>
+          <w:tab w:val="num" w:pos="6480"/>
+        </w:tabs>
+        <w:ind w:left="6480" w:hanging="360"/>
+      </w:pPr>
+    </w:lvl>
+  </w:abstractNum>
   <w:num w:numId="1">
+    <w:abstractNumId w:val="9"/>
+  </w:num>
+  <w:num w:numId="2">
+    <w:abstractNumId w:val="3"/>
+  </w:num>
+  <w:num w:numId="3">
     <w:abstractNumId w:val="5"/>
   </w:num>
-  <w:num w:numId="2">
+  <w:num w:numId="4">
+    <w:abstractNumId w:val="7"/>
+  </w:num>
+  <w:num w:numId="5">
+    <w:abstractNumId w:val="4"/>
+  </w:num>
+  <w:num w:numId="6">
     <w:abstractNumId w:val="1"/>
   </w:num>
-  <w:num w:numId="3">
-    <w:abstractNumId w:val="3"/>
+  <w:num w:numId="7">
+    <w:abstractNumId w:val="6"/>
   </w:num>
-  <w:num w:numId="4">
-    <w:abstractNumId w:val="4"/>
+  <w:num w:numId="8">
+    <w:abstractNumId w:val="10"/>
   </w:num>
-  <w:num w:numId="5">
+  <w:num w:numId="9">
+    <w:abstractNumId w:val="0"/>
+  </w:num>
+  <w:num w:numId="10">
+    <w:abstractNumId w:val="8"/>
+  </w:num>
+  <w:num w:numId="11">
     <w:abstractNumId w:val="2"/>
-  </w:num>
-  <w:num w:numId="6">
-    <w:abstractNumId w:val="0"/>
   </w:num>
 </w:numbering>
 </file>
